--- a/fuentes/CFA2_82220000_DU.docx
+++ b/fuentes/CFA2_82220000_DU.docx
@@ -2817,10 +2817,7 @@
           </w:p>
           <w:p>
             <w:r>
-              <w:t>Se abordarán los fundamentos de la cadena de suministro y su relación con la trazabilidad, destacando su papel clave en la gestión de calidad y seguridad. Los participantes explorarán parámetros de control, métricas de desempeño y la aplicación de indicadores clave para evaluar la efectividad de los sistemas de rastreo y seguimiento</w:t>
-            </w:r>
-            <w:r>
-              <w:t>.</w:t>
+              <w:t>Se abordarán los fundamentos de la cadena de suministro y su relación con la trazabilidad, destacando su papel clave en la gestión de calidad y seguridad. Los participantes explorarán parámetros de control, métricas de desempeño y la aplicación de indicadores clave para evaluar la efectividad de los sistemas de rastreo y seguimiento.</w:t>
             </w:r>
           </w:p>
           <w:p>
@@ -4571,15 +4568,7 @@
           <w:bCs/>
           <w:lang w:val="es-419" w:eastAsia="es-CO"/>
         </w:rPr>
-        <w:t>S</w:t>
-      </w:r>
-      <w:r>
-        <w:rPr>
-          <w:b/>
-          <w:bCs/>
-          <w:lang w:val="es-419" w:eastAsia="es-CO"/>
-        </w:rPr>
-        <w:t xml:space="preserve"> </w:t>
+        <w:t xml:space="preserve">S </w:t>
       </w:r>
       <w:r>
         <w:rPr>
@@ -5079,6 +5068,7 @@
       <w:r>
         <w:rPr>
           <w:rStyle w:val="Extranjerismo"/>
+          <w:lang w:val="es-CO"/>
         </w:rPr>
         <w:t>Hardware</w:t>
       </w:r>
@@ -5088,6 +5078,7 @@
       <w:r>
         <w:rPr>
           <w:rStyle w:val="Extranjerismo"/>
+          <w:lang w:val="es-CO"/>
         </w:rPr>
         <w:t>software</w:t>
       </w:r>
@@ -5373,7 +5364,7 @@
                 <w:szCs w:val="28"/>
                 <w:lang w:val="es-ES"/>
               </w:rPr>
-              <w:t xml:space="preserve"> por tonelada/km.</w:t>
+              <w:t xml:space="preserve"> por tonelada</w:t>
             </w:r>
             <w:r>
               <w:rPr>
@@ -5381,8 +5372,72 @@
                 <w:szCs w:val="28"/>
                 <w:lang w:val="es-ES"/>
               </w:rPr>
+              <w:t xml:space="preserve"> </w:t>
+            </w:r>
+            <w:r>
+              <w:rPr>
+                <w:rFonts w:eastAsia="Times New Roman"/>
+                <w:szCs w:val="28"/>
+                <w:lang w:val="es-ES"/>
+              </w:rPr>
+              <w:t>/</w:t>
+            </w:r>
+            <w:r>
+              <w:rPr>
+                <w:rFonts w:eastAsia="Times New Roman"/>
+                <w:szCs w:val="28"/>
+                <w:lang w:val="es-ES"/>
+              </w:rPr>
+              <w:t xml:space="preserve"> </w:t>
+            </w:r>
+            <w:r>
+              <w:rPr>
+                <w:rFonts w:eastAsia="Times New Roman"/>
+                <w:szCs w:val="28"/>
+                <w:lang w:val="es-ES"/>
+              </w:rPr>
+              <w:t>km.</w:t>
+            </w:r>
+            <w:r>
+              <w:rPr>
+                <w:rFonts w:eastAsia="Times New Roman"/>
+                <w:szCs w:val="28"/>
+                <w:lang w:val="es-ES"/>
+              </w:rPr>
               <w:br/>
-              <w:t>- Consumo de combustible por ruta/vehículo.</w:t>
+              <w:t>- Consumo de combustible por ruta</w:t>
+            </w:r>
+            <w:r>
+              <w:rPr>
+                <w:rFonts w:eastAsia="Times New Roman"/>
+                <w:szCs w:val="28"/>
+                <w:lang w:val="es-ES"/>
+              </w:rPr>
+              <w:t xml:space="preserve"> </w:t>
+            </w:r>
+            <w:r>
+              <w:rPr>
+                <w:rFonts w:eastAsia="Times New Roman"/>
+                <w:szCs w:val="28"/>
+                <w:lang w:val="es-ES"/>
+              </w:rPr>
+              <w:t>/</w:t>
+            </w:r>
+            <w:r>
+              <w:rPr>
+                <w:rFonts w:eastAsia="Times New Roman"/>
+                <w:szCs w:val="28"/>
+                <w:lang w:val="es-ES"/>
+              </w:rPr>
+              <w:t xml:space="preserve"> </w:t>
+            </w:r>
+            <w:r>
+              <w:rPr>
+                <w:rFonts w:eastAsia="Times New Roman"/>
+                <w:szCs w:val="28"/>
+                <w:lang w:val="es-ES"/>
+              </w:rPr>
+              <w:t>vehículo.</w:t>
             </w:r>
             <w:r>
               <w:rPr>
@@ -5982,27 +6037,13 @@
           <w:bCs/>
           <w:lang w:val="es-419" w:eastAsia="es-CO"/>
         </w:rPr>
-        <w:t>Identificación</w:t>
+        <w:t>Identificación:</w:t>
       </w:r>
       <w:r>
         <w:rPr>
-          <w:b/>
-          <w:bCs/>
           <w:lang w:val="es-419" w:eastAsia="es-CO"/>
         </w:rPr>
-        <w:t>:</w:t>
-      </w:r>
-      <w:r>
-        <w:rPr>
-          <w:lang w:val="es-419" w:eastAsia="es-CO"/>
-        </w:rPr>
-        <w:t xml:space="preserve"> t</w:t>
-      </w:r>
-      <w:r>
-        <w:rPr>
-          <w:lang w:val="es-419" w:eastAsia="es-CO"/>
-        </w:rPr>
-        <w:t>ítulo, código, versión y fechas.</w:t>
+        <w:t xml:space="preserve"> título, código, versión y fechas.</w:t>
       </w:r>
     </w:p>
     <w:p>
@@ -6038,27 +6079,13 @@
           <w:bCs/>
           <w:lang w:val="es-419" w:eastAsia="es-CO"/>
         </w:rPr>
-        <w:t>lcance</w:t>
+        <w:t>lcance:</w:t>
       </w:r>
       <w:r>
         <w:rPr>
-          <w:b/>
-          <w:bCs/>
           <w:lang w:val="es-419" w:eastAsia="es-CO"/>
         </w:rPr>
-        <w:t>:</w:t>
-      </w:r>
-      <w:r>
-        <w:rPr>
-          <w:lang w:val="es-419" w:eastAsia="es-CO"/>
-        </w:rPr>
-        <w:t xml:space="preserve"> q</w:t>
-      </w:r>
-      <w:r>
-        <w:rPr>
-          <w:lang w:val="es-419" w:eastAsia="es-CO"/>
-        </w:rPr>
-        <w:t>ué busca el POE y a qué procesos aplica.</w:t>
+        <w:t xml:space="preserve"> qué busca el POE y a qué procesos aplica.</w:t>
       </w:r>
     </w:p>
     <w:p>
@@ -6078,27 +6105,13 @@
           <w:bCs/>
           <w:lang w:val="es-419" w:eastAsia="es-CO"/>
         </w:rPr>
-        <w:t>Definiciones</w:t>
+        <w:t>Definiciones:</w:t>
       </w:r>
       <w:r>
         <w:rPr>
-          <w:b/>
-          <w:bCs/>
           <w:lang w:val="es-419" w:eastAsia="es-CO"/>
         </w:rPr>
-        <w:t>:</w:t>
-      </w:r>
-      <w:r>
-        <w:rPr>
-          <w:lang w:val="es-419" w:eastAsia="es-CO"/>
-        </w:rPr>
-        <w:t xml:space="preserve"> g</w:t>
-      </w:r>
-      <w:r>
-        <w:rPr>
-          <w:lang w:val="es-419" w:eastAsia="es-CO"/>
-        </w:rPr>
-        <w:t>losario de términos o acrónimos.</w:t>
+        <w:t xml:space="preserve"> glosario de términos o acrónimos.</w:t>
       </w:r>
     </w:p>
     <w:p>
@@ -6118,27 +6131,13 @@
           <w:bCs/>
           <w:lang w:val="es-419" w:eastAsia="es-CO"/>
         </w:rPr>
-        <w:t>Roles</w:t>
+        <w:t>Roles:</w:t>
       </w:r>
       <w:r>
         <w:rPr>
-          <w:b/>
-          <w:bCs/>
           <w:lang w:val="es-419" w:eastAsia="es-CO"/>
         </w:rPr>
-        <w:t>:</w:t>
-      </w:r>
-      <w:r>
-        <w:rPr>
-          <w:lang w:val="es-419" w:eastAsia="es-CO"/>
-        </w:rPr>
-        <w:t xml:space="preserve"> r</w:t>
-      </w:r>
-      <w:r>
-        <w:rPr>
-          <w:lang w:val="es-419" w:eastAsia="es-CO"/>
-        </w:rPr>
-        <w:t>esponsables de cada tarea.</w:t>
+        <w:t xml:space="preserve"> responsables de cada tarea.</w:t>
       </w:r>
     </w:p>
     <w:p>
@@ -6159,27 +6158,13 @@
           <w:lang w:val="es-419" w:eastAsia="es-CO"/>
         </w:rPr>
         <w:lastRenderedPageBreak/>
-        <w:t>Recursos</w:t>
+        <w:t>Recursos:</w:t>
       </w:r>
       <w:r>
         <w:rPr>
-          <w:b/>
-          <w:bCs/>
           <w:lang w:val="es-419" w:eastAsia="es-CO"/>
         </w:rPr>
-        <w:t>:</w:t>
-      </w:r>
-      <w:r>
-        <w:rPr>
-          <w:lang w:val="es-419" w:eastAsia="es-CO"/>
-        </w:rPr>
-        <w:t xml:space="preserve"> m</w:t>
-      </w:r>
-      <w:r>
-        <w:rPr>
-          <w:lang w:val="es-419" w:eastAsia="es-CO"/>
-        </w:rPr>
-        <w:t>ateriales, equipos y formularios necesarios.</w:t>
+        <w:t xml:space="preserve"> materiales, equipos y formularios necesarios.</w:t>
       </w:r>
     </w:p>
     <w:p>
@@ -6199,27 +6184,13 @@
           <w:bCs/>
           <w:lang w:val="es-419" w:eastAsia="es-CO"/>
         </w:rPr>
-        <w:t>Ejecución y control</w:t>
+        <w:t>Ejecución y control:</w:t>
       </w:r>
       <w:r>
         <w:rPr>
-          <w:b/>
-          <w:bCs/>
           <w:lang w:val="es-419" w:eastAsia="es-CO"/>
         </w:rPr>
-        <w:t>:</w:t>
-      </w:r>
-      <w:r>
-        <w:rPr>
-          <w:lang w:val="es-419" w:eastAsia="es-CO"/>
-        </w:rPr>
-        <w:t xml:space="preserve"> i</w:t>
-      </w:r>
-      <w:r>
-        <w:rPr>
-          <w:lang w:val="es-419" w:eastAsia="es-CO"/>
-        </w:rPr>
-        <w:t>nstrucciones, verificación y acciones correctivas.</w:t>
+        <w:t xml:space="preserve"> instrucciones, verificación y acciones correctivas.</w:t>
       </w:r>
     </w:p>
     <w:p>
@@ -6239,27 +6210,13 @@
           <w:bCs/>
           <w:lang w:val="es-419" w:eastAsia="es-CO"/>
         </w:rPr>
-        <w:t>Referencias y revisiones</w:t>
+        <w:t>Referencias y revisiones:</w:t>
       </w:r>
       <w:r>
         <w:rPr>
-          <w:b/>
-          <w:bCs/>
           <w:lang w:val="es-419" w:eastAsia="es-CO"/>
         </w:rPr>
-        <w:t>:</w:t>
-      </w:r>
-      <w:r>
-        <w:rPr>
-          <w:lang w:val="es-419" w:eastAsia="es-CO"/>
-        </w:rPr>
-        <w:t xml:space="preserve"> d</w:t>
-      </w:r>
-      <w:r>
-        <w:rPr>
-          <w:lang w:val="es-419" w:eastAsia="es-CO"/>
-        </w:rPr>
-        <w:t>ocumentos relacionados e historial de cambios.</w:t>
+        <w:t xml:space="preserve"> documentos relacionados e historial de cambios.</w:t>
       </w:r>
     </w:p>
     <w:p>
@@ -6449,9 +6406,19 @@
             <w:r>
               <w:rPr>
                 <w:rStyle w:val="Extranjerismo"/>
-              </w:rPr>
-              <w:t xml:space="preserve"> picking</w:t>
+                <w:lang w:val="es-CO"/>
+              </w:rPr>
+              <w:t xml:space="preserve"> </w:t>
             </w:r>
+            <w:proofErr w:type="spellStart"/>
+            <w:r>
+              <w:rPr>
+                <w:rStyle w:val="Extranjerismo"/>
+                <w:lang w:val="es-CO"/>
+              </w:rPr>
+              <w:t>picking</w:t>
+            </w:r>
+            <w:proofErr w:type="spellEnd"/>
             <w:r>
               <w:rPr>
                 <w:rFonts w:eastAsia="Times New Roman"/>
@@ -6528,7 +6495,39 @@
                 <w:szCs w:val="28"/>
                 <w:lang w:val="es-ES"/>
               </w:rPr>
-              <w:t>Escaneo de códigos de barras/RFID, entrada manual con doble verificación, sensores de temperatura y humedad.</w:t>
+              <w:t>Escaneo de códigos de barras</w:t>
+            </w:r>
+            <w:r>
+              <w:rPr>
+                <w:rFonts w:eastAsia="Times New Roman"/>
+                <w:szCs w:val="28"/>
+                <w:lang w:val="es-ES"/>
+              </w:rPr>
+              <w:t xml:space="preserve"> </w:t>
+            </w:r>
+            <w:r>
+              <w:rPr>
+                <w:rFonts w:eastAsia="Times New Roman"/>
+                <w:szCs w:val="28"/>
+                <w:lang w:val="es-ES"/>
+              </w:rPr>
+              <w:t>/</w:t>
+            </w:r>
+            <w:r>
+              <w:rPr>
+                <w:rFonts w:eastAsia="Times New Roman"/>
+                <w:szCs w:val="28"/>
+                <w:lang w:val="es-ES"/>
+              </w:rPr>
+              <w:t xml:space="preserve"> </w:t>
+            </w:r>
+            <w:r>
+              <w:rPr>
+                <w:rFonts w:eastAsia="Times New Roman"/>
+                <w:szCs w:val="28"/>
+                <w:lang w:val="es-ES"/>
+              </w:rPr>
+              <w:t>RFID, entrada manual con doble verificación, sensores de temperatura y humedad.</w:t>
             </w:r>
           </w:p>
         </w:tc>
@@ -6745,7 +6744,71 @@
                 <w:szCs w:val="28"/>
                 <w:lang w:val="es-ES"/>
               </w:rPr>
-              <w:t>Uso de WMS/TMS/ERP, copias de seguridad, control de accesos, permisos de usuario y protección contra manipulación.</w:t>
+              <w:t>Uso de WMS</w:t>
+            </w:r>
+            <w:r>
+              <w:rPr>
+                <w:rFonts w:eastAsia="Times New Roman"/>
+                <w:szCs w:val="28"/>
+                <w:lang w:val="es-ES"/>
+              </w:rPr>
+              <w:t xml:space="preserve"> </w:t>
+            </w:r>
+            <w:r>
+              <w:rPr>
+                <w:rFonts w:eastAsia="Times New Roman"/>
+                <w:szCs w:val="28"/>
+                <w:lang w:val="es-ES"/>
+              </w:rPr>
+              <w:t>/</w:t>
+            </w:r>
+            <w:r>
+              <w:rPr>
+                <w:rFonts w:eastAsia="Times New Roman"/>
+                <w:szCs w:val="28"/>
+                <w:lang w:val="es-ES"/>
+              </w:rPr>
+              <w:t xml:space="preserve"> </w:t>
+            </w:r>
+            <w:r>
+              <w:rPr>
+                <w:rFonts w:eastAsia="Times New Roman"/>
+                <w:szCs w:val="28"/>
+                <w:lang w:val="es-ES"/>
+              </w:rPr>
+              <w:t>TMS</w:t>
+            </w:r>
+            <w:r>
+              <w:rPr>
+                <w:rFonts w:eastAsia="Times New Roman"/>
+                <w:szCs w:val="28"/>
+                <w:lang w:val="es-ES"/>
+              </w:rPr>
+              <w:t xml:space="preserve"> </w:t>
+            </w:r>
+            <w:r>
+              <w:rPr>
+                <w:rFonts w:eastAsia="Times New Roman"/>
+                <w:szCs w:val="28"/>
+                <w:lang w:val="es-ES"/>
+              </w:rPr>
+              <w:t>/</w:t>
+            </w:r>
+            <w:r>
+              <w:rPr>
+                <w:rFonts w:eastAsia="Times New Roman"/>
+                <w:szCs w:val="28"/>
+                <w:lang w:val="es-ES"/>
+              </w:rPr>
+              <w:t xml:space="preserve"> </w:t>
+            </w:r>
+            <w:r>
+              <w:rPr>
+                <w:rFonts w:eastAsia="Times New Roman"/>
+                <w:szCs w:val="28"/>
+                <w:lang w:val="es-ES"/>
+              </w:rPr>
+              <w:t>ERP, copias de seguridad, control de accesos, permisos de usuario y protección contra manipulación.</w:t>
             </w:r>
           </w:p>
         </w:tc>
@@ -6838,12 +6901,15 @@
               </w:rPr>
               <w:t xml:space="preserve">Generación de reportes de historial de productos, análisis de </w:t>
             </w:r>
+            <w:proofErr w:type="spellStart"/>
             <w:r>
               <w:rPr>
                 <w:rStyle w:val="Extranjerismo"/>
+                <w:lang w:val="es-CO"/>
               </w:rPr>
               <w:t>KPIs</w:t>
             </w:r>
+            <w:proofErr w:type="spellEnd"/>
             <w:r>
               <w:rPr>
                 <w:rFonts w:eastAsia="Times New Roman"/>
@@ -6961,6 +7027,7 @@
       </w:pPr>
       <w:r>
         <w:rPr>
+          <w:noProof/>
           <w:lang w:val="es-419" w:eastAsia="es-CO"/>
         </w:rPr>
         <w:lastRenderedPageBreak/>
@@ -7046,15 +7113,7 @@
           <w:szCs w:val="28"/>
           <w:lang w:val="es-419"/>
         </w:rPr>
-        <w:t>p</w:t>
-      </w:r>
-      <w:r>
-        <w:rPr>
-          <w:rFonts w:ascii="Calibri" w:hAnsi="Calibri" w:cs="Calibri"/>
-          <w:szCs w:val="28"/>
-          <w:lang w:val="es-419"/>
-        </w:rPr>
-        <w:t>roceso sistemático de revisión y verificación de la exactitud e integridad de los datos y procesos de trazabilidad dentro del sistema.</w:t>
+        <w:t>proceso sistemático de revisión y verificación de la exactitud e integridad de los datos y procesos de trazabilidad dentro del sistema.</w:t>
       </w:r>
     </w:p>
     <w:p>
@@ -7091,15 +7150,7 @@
           <w:szCs w:val="28"/>
           <w:lang w:val="es-419"/>
         </w:rPr>
-        <w:t>p</w:t>
-      </w:r>
-      <w:r>
-        <w:rPr>
-          <w:rFonts w:ascii="Calibri" w:hAnsi="Calibri" w:cs="Calibri"/>
-          <w:szCs w:val="28"/>
-          <w:lang w:val="es-419"/>
-        </w:rPr>
-        <w:t>orcentaje de productos, lotes o componentes que están incluidos en el sistema de trazabilidad, respecto al total que debería estarlo.</w:t>
+        <w:t>porcentaje de productos, lotes o componentes que están incluidos en el sistema de trazabilidad, respecto al total que debería estarlo.</w:t>
       </w:r>
     </w:p>
     <w:p>
@@ -7136,15 +7187,7 @@
           <w:szCs w:val="28"/>
           <w:lang w:val="es-419"/>
         </w:rPr>
-        <w:t>g</w:t>
-      </w:r>
-      <w:r>
-        <w:rPr>
-          <w:rFonts w:ascii="Calibri" w:hAnsi="Calibri" w:cs="Calibri"/>
-          <w:szCs w:val="28"/>
-          <w:lang w:val="es-419"/>
-        </w:rPr>
-        <w:t>rado en que los datos registrados en el sistema de trazabilidad cumplen con los estándares predefinidos de formato, contenido y calidad.</w:t>
+        <w:t>grado en que los datos registrados en el sistema de trazabilidad cumplen con los estándares predefinidos de formato, contenido y calidad.</w:t>
       </w:r>
     </w:p>
     <w:p>
@@ -7181,15 +7224,7 @@
           <w:szCs w:val="28"/>
           <w:lang w:val="es-419"/>
         </w:rPr>
-        <w:t>m</w:t>
-      </w:r>
-      <w:r>
-        <w:rPr>
-          <w:rFonts w:ascii="Calibri" w:hAnsi="Calibri" w:cs="Calibri"/>
-          <w:szCs w:val="28"/>
-          <w:lang w:val="es-419"/>
-        </w:rPr>
-        <w:t>edida de la accesibilidad y el tiempo de actividad de la información de trazabilidad dentro del sistema.</w:t>
+        <w:t>medida de la accesibilidad y el tiempo de actividad de la información de trazabilidad dentro del sistema.</w:t>
       </w:r>
     </w:p>
     <w:p>
@@ -7588,6 +7623,7 @@
           <w:rStyle w:val="Extranjerismo"/>
           <w:b/>
           <w:bCs/>
+          <w:lang w:val="es-CO"/>
         </w:rPr>
         <w:t>:</w:t>
       </w:r>
@@ -8036,8 +8072,29 @@
                 <w:rStyle w:val="Extranjerismo"/>
                 <w:sz w:val="28"/>
                 <w:szCs w:val="28"/>
-              </w:rPr>
-              <w:t>Global Security Consultants.</w:t>
+                <w:lang w:val="es-CO"/>
+              </w:rPr>
+              <w:t xml:space="preserve">Global Security </w:t>
+            </w:r>
+            <w:proofErr w:type="spellStart"/>
+            <w:r>
+              <w:rPr>
+                <w:rStyle w:val="Extranjerismo"/>
+                <w:sz w:val="28"/>
+                <w:szCs w:val="28"/>
+                <w:lang w:val="es-CO"/>
+              </w:rPr>
+              <w:t>Consultants</w:t>
+            </w:r>
+            <w:proofErr w:type="spellEnd"/>
+            <w:r>
+              <w:rPr>
+                <w:rStyle w:val="Extranjerismo"/>
+                <w:sz w:val="28"/>
+                <w:szCs w:val="28"/>
+                <w:lang w:val="es-CO"/>
+              </w:rPr>
+              <w:t>.</w:t>
             </w:r>
             <w:r>
               <w:rPr>
@@ -8161,6 +8218,7 @@
                 <w:rStyle w:val="Extranjerismo"/>
                 <w:sz w:val="28"/>
                 <w:szCs w:val="28"/>
+                <w:lang w:val="es-CO"/>
               </w:rPr>
               <w:t>KPI</w:t>
             </w:r>
@@ -8321,21 +8379,7 @@
             <w:rStyle w:val="Hipervnculo"/>
             <w:lang w:eastAsia="es-CO"/>
           </w:rPr>
-          <w:t>https://publication</w:t>
-        </w:r>
-        <w:r>
-          <w:rPr>
-            <w:rStyle w:val="Hipervnculo"/>
-            <w:lang w:eastAsia="es-CO"/>
-          </w:rPr>
-          <w:t>s</w:t>
-        </w:r>
-        <w:r>
-          <w:rPr>
-            <w:rStyle w:val="Hipervnculo"/>
-            <w:lang w:eastAsia="es-CO"/>
-          </w:rPr>
-          <w:t>.iadb.org/publications/spanish/document/Cadena_de_suministro_4.0_Mejores_pr%C3%A1cticas_internacionales_y_hoja_de_ruta_para_Am%C3%A9rica_Latina_es.pdf</w:t>
+          <w:t>https://publications.iadb.org/publications/spanish/document/Cadena_de_suministro_4.0_Mejores_pr%C3%A1cticas_internacionales_y_hoja_de_ruta_para_Am%C3%A9rica_Latina_es.pdf</w:t>
         </w:r>
       </w:hyperlink>
     </w:p>
@@ -8497,7 +8541,7 @@
       <w:pPr>
         <w:rPr>
           <w:color w:val="000000" w:themeColor="text1"/>
-          <w:lang w:val="en-US" w:eastAsia="es-CO"/>
+          <w:lang w:eastAsia="es-CO"/>
         </w:rPr>
       </w:pPr>
       <w:r>
@@ -8510,7 +8554,7 @@
       <w:r>
         <w:rPr>
           <w:rStyle w:val="Extranjerismo"/>
-          <w:lang w:eastAsia="es-CO"/>
+          <w:lang w:val="es-CO" w:eastAsia="es-CO"/>
         </w:rPr>
         <w:t xml:space="preserve">Codex </w:t>
       </w:r>
@@ -8518,7 +8562,7 @@
       <w:r>
         <w:rPr>
           <w:rStyle w:val="Extranjerismo"/>
-          <w:lang w:eastAsia="es-CO"/>
+          <w:lang w:val="es-CO" w:eastAsia="es-CO"/>
         </w:rPr>
         <w:t>alimentarius</w:t>
       </w:r>
@@ -8533,7 +8577,7 @@
       <w:r>
         <w:rPr>
           <w:color w:val="000000" w:themeColor="text1"/>
-          <w:lang w:val="en-US" w:eastAsia="es-CO"/>
+          <w:lang w:eastAsia="es-CO"/>
         </w:rPr>
         <w:t xml:space="preserve">FAO. </w:t>
       </w:r>
@@ -8541,7 +8585,7 @@
         <w:r>
           <w:rPr>
             <w:rStyle w:val="Hipervnculo"/>
-            <w:lang w:val="en-US" w:eastAsia="es-CO"/>
+            <w:lang w:eastAsia="es-CO"/>
           </w:rPr>
           <w:t>https://www.fao.org/fao-who-codexalimentarius/es/</w:t>
         </w:r>
@@ -8551,14 +8595,14 @@
       <w:pPr>
         <w:rPr>
           <w:color w:val="000000" w:themeColor="text1"/>
-          <w:lang w:val="en-US" w:eastAsia="es-CO"/>
+          <w:lang w:eastAsia="es-CO"/>
         </w:rPr>
       </w:pPr>
       <w:proofErr w:type="spellStart"/>
       <w:r>
         <w:rPr>
           <w:color w:val="000000" w:themeColor="text1"/>
-          <w:lang w:val="en-US" w:eastAsia="es-CO"/>
+          <w:lang w:eastAsia="es-CO"/>
         </w:rPr>
         <w:t>Prochile</w:t>
       </w:r>
@@ -8566,7 +8610,7 @@
       <w:r>
         <w:rPr>
           <w:color w:val="000000" w:themeColor="text1"/>
-          <w:lang w:val="en-US" w:eastAsia="es-CO"/>
+          <w:lang w:eastAsia="es-CO"/>
         </w:rPr>
         <w:t xml:space="preserve">. </w:t>
       </w:r>
@@ -8607,7 +8651,7 @@
       <w:pPr>
         <w:rPr>
           <w:color w:val="000000" w:themeColor="text1"/>
-          <w:lang w:eastAsia="es-CO"/>
+          <w:lang w:val="en-US" w:eastAsia="es-CO"/>
         </w:rPr>
       </w:pPr>
       <w:proofErr w:type="spellStart"/>
@@ -8653,7 +8697,7 @@
         <w:r>
           <w:rPr>
             <w:rStyle w:val="Hipervnculo"/>
-            <w:lang w:eastAsia="es-CO"/>
+            <w:lang w:val="en-US" w:eastAsia="es-CO"/>
           </w:rPr>
           <w:t>https://biblioteca.clacso.edu.ar/clacso/se/20191128031455/Tecnologias-digitales.pdf</w:t>
         </w:r>
@@ -42020,21 +42064,6 @@
 </file>
 
 <file path=customXml/item1.xml><?xml version="1.0" encoding="utf-8"?>
-<b:Sources xmlns:b="http://schemas.openxmlformats.org/officeDocument/2006/bibliography" xmlns="http://schemas.openxmlformats.org/officeDocument/2006/bibliography" SelectedStyle="\APASixthEditionOfficeOnline.xsl" StyleName="APA" Version="6"/>
-</file>
-
-<file path=customXml/item2.xml><?xml version="1.0" encoding="utf-8"?>
-<p:properties xmlns:p="http://schemas.microsoft.com/office/2006/metadata/properties" xmlns:xsi="http://www.w3.org/2001/XMLSchema-instance" xmlns:pc="http://schemas.microsoft.com/office/infopath/2007/PartnerControls">
-  <documentManagement>
-    <TaxCatchAll xmlns="adccf511-daff-4bcb-9072-914cedbf4c7e" xsi:nil="true"/>
-    <lcf76f155ced4ddcb4097134ff3c332f xmlns="a70d3c18-0869-45a1-9f75-4b4b8f0f32be">
-      <Terms xmlns="http://schemas.microsoft.com/office/infopath/2007/PartnerControls"/>
-    </lcf76f155ced4ddcb4097134ff3c332f>
-  </documentManagement>
-</p:properties>
-</file>
-
-<file path=customXml/item3.xml><?xml version="1.0" encoding="utf-8"?>
 <?mso-contentType ?>
 <FormTemplates xmlns="http://schemas.microsoft.com/sharepoint/v3/contenttype/forms">
   <Display>DocumentLibraryForm</Display>
@@ -42043,27 +42072,46 @@
 </FormTemplates>
 </file>
 
+<file path=customXml/item2.xml><?xml version="1.0" encoding="utf-8"?>
+<p:properties xmlns:p="http://schemas.microsoft.com/office/2006/metadata/properties" xmlns:xsi="http://www.w3.org/2001/XMLSchema-instance" xmlns:pc="http://schemas.microsoft.com/office/infopath/2007/PartnerControls">
+  <documentManagement>
+    <TaxCatchAll xmlns="cb45339b-ced9-4d0d-8f64-77573914d53b" xsi:nil="true"/>
+    <lcf76f155ced4ddcb4097134ff3c332f xmlns="43a3ca16-9c26-4813-b83f-4aec9927b43f">
+      <Terms xmlns="http://schemas.microsoft.com/office/infopath/2007/PartnerControls"/>
+    </lcf76f155ced4ddcb4097134ff3c332f>
+  </documentManagement>
+</p:properties>
+</file>
+
+<file path=customXml/item3.xml><?xml version="1.0" encoding="utf-8"?>
+<b:Sources xmlns:b="http://schemas.openxmlformats.org/officeDocument/2006/bibliography" xmlns="http://schemas.openxmlformats.org/officeDocument/2006/bibliography" SelectedStyle="\APASixthEditionOfficeOnline.xsl" StyleName="APA" Version="6"/>
+</file>
+
 <file path=customXml/item4.xml><?xml version="1.0" encoding="utf-8"?>
-<ct:contentTypeSchema xmlns:ct="http://schemas.microsoft.com/office/2006/metadata/contentType" xmlns:ma="http://schemas.microsoft.com/office/2006/metadata/properties/metaAttributes" ct:_="" ma:_="" ma:contentTypeName="Documento" ma:contentTypeID="0x010100FC2B1768DD5A774EB396CCAB0DE361C1" ma:contentTypeVersion="11" ma:contentTypeDescription="Crear nuevo documento." ma:contentTypeScope="" ma:versionID="e4c9e5a511fbaffd8485e537f9595e10">
-  <xsd:schema xmlns:xsd="http://www.w3.org/2001/XMLSchema" xmlns:xs="http://www.w3.org/2001/XMLSchema" xmlns:p="http://schemas.microsoft.com/office/2006/metadata/properties" xmlns:ns2="a70d3c18-0869-45a1-9f75-4b4b8f0f32be" xmlns:ns3="adccf511-daff-4bcb-9072-914cedbf4c7e" targetNamespace="http://schemas.microsoft.com/office/2006/metadata/properties" ma:root="true" ma:fieldsID="bbeeb7fdd5dcda06cd18867ba2c601ed" ns2:_="" ns3:_="">
-    <xsd:import namespace="a70d3c18-0869-45a1-9f75-4b4b8f0f32be"/>
-    <xsd:import namespace="adccf511-daff-4bcb-9072-914cedbf4c7e"/>
+<ct:contentTypeSchema xmlns:ct="http://schemas.microsoft.com/office/2006/metadata/contentType" xmlns:ma="http://schemas.microsoft.com/office/2006/metadata/properties/metaAttributes" ct:_="" ma:_="" ma:contentTypeName="Documento" ma:contentTypeID="0x01010049282E1EDBE9234EA9E6D38F720E265F" ma:contentTypeVersion="15" ma:contentTypeDescription="Crear nuevo documento." ma:contentTypeScope="" ma:versionID="b31c7aa9eaf043a08b87120b3c4916e3">
+  <xsd:schema xmlns:xsd="http://www.w3.org/2001/XMLSchema" xmlns:xs="http://www.w3.org/2001/XMLSchema" xmlns:p="http://schemas.microsoft.com/office/2006/metadata/properties" xmlns:ns2="cb45339b-ced9-4d0d-8f64-77573914d53b" xmlns:ns3="43a3ca16-9c26-4813-b83f-4aec9927b43f" targetNamespace="http://schemas.microsoft.com/office/2006/metadata/properties" ma:root="true" ma:fieldsID="3533d065b04d75c457075bc55f1f5315" ns2:_="" ns3:_="">
+    <xsd:import namespace="cb45339b-ced9-4d0d-8f64-77573914d53b"/>
+    <xsd:import namespace="43a3ca16-9c26-4813-b83f-4aec9927b43f"/>
     <xsd:element name="properties">
       <xsd:complexType>
         <xsd:sequence>
           <xsd:element name="documentManagement">
             <xsd:complexType>
               <xsd:all>
-                <xsd:element ref="ns2:MediaServiceMetadata" minOccurs="0"/>
-                <xsd:element ref="ns2:MediaServiceFastMetadata" minOccurs="0"/>
-                <xsd:element ref="ns2:MediaServiceSearchProperties" minOccurs="0"/>
-                <xsd:element ref="ns2:MediaServiceDateTaken" minOccurs="0"/>
-                <xsd:element ref="ns2:MediaServiceGenerationTime" minOccurs="0"/>
-                <xsd:element ref="ns2:MediaServiceEventHashCode" minOccurs="0"/>
-                <xsd:element ref="ns2:MediaLengthInSeconds" minOccurs="0"/>
-                <xsd:element ref="ns2:lcf76f155ced4ddcb4097134ff3c332f" minOccurs="0"/>
-                <xsd:element ref="ns3:TaxCatchAll" minOccurs="0"/>
-                <xsd:element ref="ns2:MediaServiceOCR" minOccurs="0"/>
+                <xsd:element ref="ns2:SharedWithUsers" minOccurs="0"/>
+                <xsd:element ref="ns2:SharedWithDetails" minOccurs="0"/>
+                <xsd:element ref="ns3:MediaServiceMetadata" minOccurs="0"/>
+                <xsd:element ref="ns3:MediaServiceFastMetadata" minOccurs="0"/>
+                <xsd:element ref="ns3:MediaServiceDateTaken" minOccurs="0"/>
+                <xsd:element ref="ns3:MediaServiceObjectDetectorVersions" minOccurs="0"/>
+                <xsd:element ref="ns3:MediaLengthInSeconds" minOccurs="0"/>
+                <xsd:element ref="ns3:MediaServiceLocation" minOccurs="0"/>
+                <xsd:element ref="ns3:MediaServiceGenerationTime" minOccurs="0"/>
+                <xsd:element ref="ns3:MediaServiceEventHashCode" minOccurs="0"/>
+                <xsd:element ref="ns3:lcf76f155ced4ddcb4097134ff3c332f" minOccurs="0"/>
+                <xsd:element ref="ns2:TaxCatchAll" minOccurs="0"/>
+                <xsd:element ref="ns3:MediaServiceOCR" minOccurs="0"/>
+                <xsd:element ref="ns3:MediaServiceSearchProperties" minOccurs="0"/>
               </xsd:all>
             </xsd:complexType>
           </xsd:element>
@@ -42071,35 +42119,66 @@
       </xsd:complexType>
     </xsd:element>
   </xsd:schema>
-  <xsd:schema xmlns:xsd="http://www.w3.org/2001/XMLSchema" xmlns:xs="http://www.w3.org/2001/XMLSchema" xmlns:dms="http://schemas.microsoft.com/office/2006/documentManagement/types" xmlns:pc="http://schemas.microsoft.com/office/infopath/2007/PartnerControls" targetNamespace="a70d3c18-0869-45a1-9f75-4b4b8f0f32be" elementFormDefault="qualified">
+  <xsd:schema xmlns:xsd="http://www.w3.org/2001/XMLSchema" xmlns:xs="http://www.w3.org/2001/XMLSchema" xmlns:dms="http://schemas.microsoft.com/office/2006/documentManagement/types" xmlns:pc="http://schemas.microsoft.com/office/infopath/2007/PartnerControls" targetNamespace="cb45339b-ced9-4d0d-8f64-77573914d53b" elementFormDefault="qualified">
     <xsd:import namespace="http://schemas.microsoft.com/office/2006/documentManagement/types"/>
     <xsd:import namespace="http://schemas.microsoft.com/office/infopath/2007/PartnerControls"/>
-    <xsd:element name="MediaServiceMetadata" ma:index="8" nillable="true" ma:displayName="MediaServiceMetadata" ma:hidden="true" ma:internalName="MediaServiceMetadata" ma:readOnly="true">
+    <xsd:element name="SharedWithUsers" ma:index="8" nillable="true" ma:displayName="Compartido con" ma:internalName="SharedWithUsers" ma:readOnly="true">
+      <xsd:complexType>
+        <xsd:complexContent>
+          <xsd:extension base="dms:UserMulti">
+            <xsd:sequence>
+              <xsd:element name="UserInfo" minOccurs="0" maxOccurs="unbounded">
+                <xsd:complexType>
+                  <xsd:sequence>
+                    <xsd:element name="DisplayName" type="xsd:string" minOccurs="0"/>
+                    <xsd:element name="AccountId" type="dms:UserId" minOccurs="0" nillable="true"/>
+                    <xsd:element name="AccountType" type="xsd:string" minOccurs="0"/>
+                  </xsd:sequence>
+                </xsd:complexType>
+              </xsd:element>
+            </xsd:sequence>
+          </xsd:extension>
+        </xsd:complexContent>
+      </xsd:complexType>
+    </xsd:element>
+    <xsd:element name="SharedWithDetails" ma:index="9" nillable="true" ma:displayName="Detalles de uso compartido" ma:internalName="SharedWithDetails" ma:readOnly="true">
+      <xsd:simpleType>
+        <xsd:restriction base="dms:Note">
+          <xsd:maxLength value="255"/>
+        </xsd:restriction>
+      </xsd:simpleType>
+    </xsd:element>
+    <xsd:element name="TaxCatchAll" ma:index="20" nillable="true" ma:displayName="Taxonomy Catch All Column" ma:hidden="true" ma:list="{2f40a149-578b-41a1-8845-c88bc1831770}" ma:internalName="TaxCatchAll" ma:showField="CatchAllData" ma:web="cb45339b-ced9-4d0d-8f64-77573914d53b">
+      <xsd:complexType>
+        <xsd:complexContent>
+          <xsd:extension base="dms:MultiChoiceLookup">
+            <xsd:sequence>
+              <xsd:element name="Value" type="dms:Lookup" maxOccurs="unbounded" minOccurs="0" nillable="true"/>
+            </xsd:sequence>
+          </xsd:extension>
+        </xsd:complexContent>
+      </xsd:complexType>
+    </xsd:element>
+  </xsd:schema>
+  <xsd:schema xmlns:xsd="http://www.w3.org/2001/XMLSchema" xmlns:xs="http://www.w3.org/2001/XMLSchema" xmlns:dms="http://schemas.microsoft.com/office/2006/documentManagement/types" xmlns:pc="http://schemas.microsoft.com/office/infopath/2007/PartnerControls" targetNamespace="43a3ca16-9c26-4813-b83f-4aec9927b43f" elementFormDefault="qualified">
+    <xsd:import namespace="http://schemas.microsoft.com/office/2006/documentManagement/types"/>
+    <xsd:import namespace="http://schemas.microsoft.com/office/infopath/2007/PartnerControls"/>
+    <xsd:element name="MediaServiceMetadata" ma:index="10" nillable="true" ma:displayName="MediaServiceMetadata" ma:hidden="true" ma:internalName="MediaServiceMetadata" ma:readOnly="true">
       <xsd:simpleType>
         <xsd:restriction base="dms:Note"/>
       </xsd:simpleType>
     </xsd:element>
-    <xsd:element name="MediaServiceFastMetadata" ma:index="9" nillable="true" ma:displayName="MediaServiceFastMetadata" ma:hidden="true" ma:internalName="MediaServiceFastMetadata" ma:readOnly="true">
+    <xsd:element name="MediaServiceFastMetadata" ma:index="11" nillable="true" ma:displayName="MediaServiceFastMetadata" ma:hidden="true" ma:internalName="MediaServiceFastMetadata" ma:readOnly="true">
       <xsd:simpleType>
         <xsd:restriction base="dms:Note"/>
       </xsd:simpleType>
     </xsd:element>
-    <xsd:element name="MediaServiceSearchProperties" ma:index="10" nillable="true" ma:displayName="MediaServiceSearchProperties" ma:hidden="true" ma:internalName="MediaServiceSearchProperties" ma:readOnly="true">
-      <xsd:simpleType>
-        <xsd:restriction base="dms:Note"/>
-      </xsd:simpleType>
-    </xsd:element>
-    <xsd:element name="MediaServiceDateTaken" ma:index="11" nillable="true" ma:displayName="MediaServiceDateTaken" ma:hidden="true" ma:indexed="true" ma:internalName="MediaServiceDateTaken" ma:readOnly="true">
+    <xsd:element name="MediaServiceDateTaken" ma:index="12" nillable="true" ma:displayName="MediaServiceDateTaken" ma:hidden="true" ma:indexed="true" ma:internalName="MediaServiceDateTaken" ma:readOnly="true">
       <xsd:simpleType>
         <xsd:restriction base="dms:Text"/>
       </xsd:simpleType>
     </xsd:element>
-    <xsd:element name="MediaServiceGenerationTime" ma:index="12" nillable="true" ma:displayName="MediaServiceGenerationTime" ma:hidden="true" ma:internalName="MediaServiceGenerationTime" ma:readOnly="true">
-      <xsd:simpleType>
-        <xsd:restriction base="dms:Text"/>
-      </xsd:simpleType>
-    </xsd:element>
-    <xsd:element name="MediaServiceEventHashCode" ma:index="13" nillable="true" ma:displayName="MediaServiceEventHashCode" ma:hidden="true" ma:internalName="MediaServiceEventHashCode" ma:readOnly="true">
+    <xsd:element name="MediaServiceObjectDetectorVersions" ma:index="13" nillable="true" ma:displayName="MediaServiceObjectDetectorVersions" ma:hidden="true" ma:indexed="true" ma:internalName="MediaServiceObjectDetectorVersions" ma:readOnly="true">
       <xsd:simpleType>
         <xsd:restriction base="dms:Text"/>
       </xsd:simpleType>
@@ -42109,34 +42188,39 @@
         <xsd:restriction base="dms:Unknown"/>
       </xsd:simpleType>
     </xsd:element>
-    <xsd:element name="lcf76f155ced4ddcb4097134ff3c332f" ma:index="16" nillable="true" ma:taxonomy="true" ma:internalName="lcf76f155ced4ddcb4097134ff3c332f" ma:taxonomyFieldName="MediaServiceImageTags" ma:displayName="Etiquetas de imagen" ma:readOnly="false" ma:fieldId="{5cf76f15-5ced-4ddc-b409-7134ff3c332f}" ma:taxonomyMulti="true" ma:sspId="d33c8c81-5745-4931-bcc4-c2aeafe86780" ma:termSetId="09814cd3-568e-fe90-9814-8d621ff8fb84" ma:anchorId="fba54fb3-c3e1-fe81-a776-ca4b69148c4d" ma:open="true" ma:isKeyword="false">
+    <xsd:element name="MediaServiceLocation" ma:index="15" nillable="true" ma:displayName="Location" ma:indexed="true" ma:internalName="MediaServiceLocation" ma:readOnly="true">
+      <xsd:simpleType>
+        <xsd:restriction base="dms:Text"/>
+      </xsd:simpleType>
+    </xsd:element>
+    <xsd:element name="MediaServiceGenerationTime" ma:index="16" nillable="true" ma:displayName="MediaServiceGenerationTime" ma:hidden="true" ma:internalName="MediaServiceGenerationTime" ma:readOnly="true">
+      <xsd:simpleType>
+        <xsd:restriction base="dms:Text"/>
+      </xsd:simpleType>
+    </xsd:element>
+    <xsd:element name="MediaServiceEventHashCode" ma:index="17" nillable="true" ma:displayName="MediaServiceEventHashCode" ma:hidden="true" ma:internalName="MediaServiceEventHashCode" ma:readOnly="true">
+      <xsd:simpleType>
+        <xsd:restriction base="dms:Text"/>
+      </xsd:simpleType>
+    </xsd:element>
+    <xsd:element name="lcf76f155ced4ddcb4097134ff3c332f" ma:index="19" nillable="true" ma:taxonomy="true" ma:internalName="lcf76f155ced4ddcb4097134ff3c332f" ma:taxonomyFieldName="MediaServiceImageTags" ma:displayName="Etiquetas de imagen" ma:readOnly="false" ma:fieldId="{5cf76f15-5ced-4ddc-b409-7134ff3c332f}" ma:taxonomyMulti="true" ma:sspId="d33c8c81-5745-4931-bcc4-c2aeafe86780" ma:termSetId="09814cd3-568e-fe90-9814-8d621ff8fb84" ma:anchorId="fba54fb3-c3e1-fe81-a776-ca4b69148c4d" ma:open="true" ma:isKeyword="false">
       <xsd:complexType>
         <xsd:sequence>
           <xsd:element ref="pc:Terms" minOccurs="0" maxOccurs="1"/>
         </xsd:sequence>
       </xsd:complexType>
     </xsd:element>
-    <xsd:element name="MediaServiceOCR" ma:index="18" nillable="true" ma:displayName="Extracted Text" ma:internalName="MediaServiceOCR" ma:readOnly="true">
+    <xsd:element name="MediaServiceOCR" ma:index="21" nillable="true" ma:displayName="Extracted Text" ma:internalName="MediaServiceOCR" ma:readOnly="true">
       <xsd:simpleType>
         <xsd:restriction base="dms:Note">
           <xsd:maxLength value="255"/>
         </xsd:restriction>
       </xsd:simpleType>
     </xsd:element>
-  </xsd:schema>
-  <xsd:schema xmlns:xsd="http://www.w3.org/2001/XMLSchema" xmlns:xs="http://www.w3.org/2001/XMLSchema" xmlns:dms="http://schemas.microsoft.com/office/2006/documentManagement/types" xmlns:pc="http://schemas.microsoft.com/office/infopath/2007/PartnerControls" targetNamespace="adccf511-daff-4bcb-9072-914cedbf4c7e" elementFormDefault="qualified">
-    <xsd:import namespace="http://schemas.microsoft.com/office/2006/documentManagement/types"/>
-    <xsd:import namespace="http://schemas.microsoft.com/office/infopath/2007/PartnerControls"/>
-    <xsd:element name="TaxCatchAll" ma:index="17" nillable="true" ma:displayName="Taxonomy Catch All Column" ma:hidden="true" ma:list="{d55fdbc5-1632-489d-aeea-ba6fd7407963}" ma:internalName="TaxCatchAll" ma:showField="CatchAllData" ma:web="adccf511-daff-4bcb-9072-914cedbf4c7e">
-      <xsd:complexType>
-        <xsd:complexContent>
-          <xsd:extension base="dms:MultiChoiceLookup">
-            <xsd:sequence>
-              <xsd:element name="Value" type="dms:Lookup" maxOccurs="unbounded" minOccurs="0" nillable="true"/>
-            </xsd:sequence>
-          </xsd:extension>
-        </xsd:complexContent>
-      </xsd:complexType>
+    <xsd:element name="MediaServiceSearchProperties" ma:index="22" nillable="true" ma:displayName="MediaServiceSearchProperties" ma:hidden="true" ma:internalName="MediaServiceSearchProperties" ma:readOnly="true">
+      <xsd:simpleType>
+        <xsd:restriction base="dms:Note"/>
+      </xsd:simpleType>
     </xsd:element>
   </xsd:schema>
   <xsd:schema xmlns="http://schemas.openxmlformats.org/package/2006/metadata/core-properties" xmlns:xsd="http://www.w3.org/2001/XMLSchema" xmlns:xsi="http://www.w3.org/2001/XMLSchema-instance" xmlns:dc="http://purl.org/dc/elements/1.1/" xmlns:dcterms="http://purl.org/dc/terms/" xmlns:odoc="http://schemas.microsoft.com/internal/obd" targetNamespace="http://schemas.openxmlformats.org/package/2006/metadata/core-properties" elementFormDefault="qualified" attributeFormDefault="unqualified" blockDefault="#all">
@@ -42239,9 +42323,9 @@
 </file>
 
 <file path=customXml/itemProps1.xml><?xml version="1.0" encoding="utf-8"?>
-<ds:datastoreItem xmlns:ds="http://schemas.openxmlformats.org/officeDocument/2006/customXml" ds:itemID="{E8AB44A3-7C62-4BD2-82ED-8ABC209970FA}">
+<ds:datastoreItem xmlns:ds="http://schemas.openxmlformats.org/officeDocument/2006/customXml" ds:itemID="{81CBDEC1-3B00-44ED-AD36-0268077980BA}">
   <ds:schemaRefs>
-    <ds:schemaRef ds:uri="http://schemas.openxmlformats.org/officeDocument/2006/bibliography"/>
+    <ds:schemaRef ds:uri="http://schemas.microsoft.com/sharepoint/v3/contenttype/forms"/>
   </ds:schemaRefs>
 </ds:datastoreItem>
 </file>
@@ -42258,13 +42342,28 @@
 </file>
 
 <file path=customXml/itemProps3.xml><?xml version="1.0" encoding="utf-8"?>
-<ds:datastoreItem xmlns:ds="http://schemas.openxmlformats.org/officeDocument/2006/customXml" ds:itemID="{81CBDEC1-3B00-44ED-AD36-0268077980BA}">
+<ds:datastoreItem xmlns:ds="http://schemas.openxmlformats.org/officeDocument/2006/customXml" ds:itemID="{E8AB44A3-7C62-4BD2-82ED-8ABC209970FA}">
   <ds:schemaRefs>
-    <ds:schemaRef ds:uri="http://schemas.microsoft.com/sharepoint/v3/contenttype/forms"/>
+    <ds:schemaRef ds:uri="http://schemas.openxmlformats.org/officeDocument/2006/bibliography"/>
   </ds:schemaRefs>
 </ds:datastoreItem>
 </file>
 
 <file path=customXml/itemProps4.xml><?xml version="1.0" encoding="utf-8"?>
-<ds:datastoreItem xmlns:ds="http://schemas.openxmlformats.org/officeDocument/2006/customXml" ds:itemID="{5C49473F-A565-4942-AC48-C85A76A70BCE}"/>
+<ds:datastoreItem xmlns:ds="http://schemas.openxmlformats.org/officeDocument/2006/customXml" ds:itemID="{DF43E046-DB0C-42D1-8C73-AE38B52F1ED7}">
+  <ds:schemaRefs>
+    <ds:schemaRef ds:uri="http://schemas.microsoft.com/office/2006/metadata/contentType"/>
+    <ds:schemaRef ds:uri="http://schemas.microsoft.com/office/2006/metadata/properties/metaAttributes"/>
+    <ds:schemaRef ds:uri="http://www.w3.org/2001/XMLSchema"/>
+    <ds:schemaRef ds:uri="http://schemas.microsoft.com/office/2006/metadata/properties"/>
+    <ds:schemaRef ds:uri="cb45339b-ced9-4d0d-8f64-77573914d53b"/>
+    <ds:schemaRef ds:uri="43a3ca16-9c26-4813-b83f-4aec9927b43f"/>
+    <ds:schemaRef ds:uri="http://schemas.microsoft.com/office/2006/documentManagement/types"/>
+    <ds:schemaRef ds:uri="http://schemas.microsoft.com/office/infopath/2007/PartnerControls"/>
+    <ds:schemaRef ds:uri="http://schemas.openxmlformats.org/package/2006/metadata/core-properties"/>
+    <ds:schemaRef ds:uri="http://purl.org/dc/elements/1.1/"/>
+    <ds:schemaRef ds:uri="http://purl.org/dc/terms/"/>
+    <ds:schemaRef ds:uri="http://schemas.microsoft.com/internal/obd"/>
+  </ds:schemaRefs>
+</ds:datastoreItem>
 </file>
--- a/fuentes/CFA2_82220000_DU.docx
+++ b/fuentes/CFA2_82220000_DU.docx
@@ -528,7 +528,7 @@
           <w:r>
             <w:fldChar w:fldCharType="separate"/>
           </w:r>
-          <w:hyperlink w:anchor="_Toc209797889" w:history="1">
+          <w:hyperlink w:anchor="_Toc210808531" w:history="1">
             <w:r>
               <w:rPr>
                 <w:rStyle w:val="Hipervnculo"/>
@@ -555,7 +555,7 @@
                 <w:noProof/>
                 <w:webHidden/>
               </w:rPr>
-              <w:instrText xml:space="preserve"> PAGEREF _Toc209797889 \h </w:instrText>
+              <w:instrText xml:space="preserve"> PAGEREF _Toc210808531 \h </w:instrText>
             </w:r>
             <w:r>
               <w:rPr>
@@ -601,7 +601,7 @@
               <w:lang w:eastAsia="es-MX"/>
             </w:rPr>
           </w:pPr>
-          <w:hyperlink w:anchor="_Toc209797890" w:history="1">
+          <w:hyperlink w:anchor="_Toc210808532" w:history="1">
             <w:r>
               <w:rPr>
                 <w:rStyle w:val="Hipervnculo"/>
@@ -645,7 +645,7 @@
                 <w:noProof/>
                 <w:webHidden/>
               </w:rPr>
-              <w:instrText xml:space="preserve"> PAGEREF _Toc209797890 \h </w:instrText>
+              <w:instrText xml:space="preserve"> PAGEREF _Toc210808532 \h </w:instrText>
             </w:r>
             <w:r>
               <w:rPr>
@@ -687,7 +687,7 @@
               <w:lang w:eastAsia="es-MX"/>
             </w:rPr>
           </w:pPr>
-          <w:hyperlink w:anchor="_Toc209797891" w:history="1">
+          <w:hyperlink w:anchor="_Toc210808533" w:history="1">
             <w:r>
               <w:rPr>
                 <w:rStyle w:val="Hipervnculo"/>
@@ -731,7 +731,7 @@
                 <w:noProof/>
                 <w:webHidden/>
               </w:rPr>
-              <w:instrText xml:space="preserve"> PAGEREF _Toc209797891 \h </w:instrText>
+              <w:instrText xml:space="preserve"> PAGEREF _Toc210808533 \h </w:instrText>
             </w:r>
             <w:r>
               <w:rPr>
@@ -773,7 +773,7 @@
               <w:lang w:eastAsia="es-MX"/>
             </w:rPr>
           </w:pPr>
-          <w:hyperlink w:anchor="_Toc209797892" w:history="1">
+          <w:hyperlink w:anchor="_Toc210808534" w:history="1">
             <w:r>
               <w:rPr>
                 <w:rStyle w:val="Hipervnculo"/>
@@ -817,7 +817,7 @@
                 <w:noProof/>
                 <w:webHidden/>
               </w:rPr>
-              <w:instrText xml:space="preserve"> PAGEREF _Toc209797892 \h </w:instrText>
+              <w:instrText xml:space="preserve"> PAGEREF _Toc210808534 \h </w:instrText>
             </w:r>
             <w:r>
               <w:rPr>
@@ -859,7 +859,7 @@
               <w:lang w:eastAsia="es-MX"/>
             </w:rPr>
           </w:pPr>
-          <w:hyperlink w:anchor="_Toc209797893" w:history="1">
+          <w:hyperlink w:anchor="_Toc210808535" w:history="1">
             <w:r>
               <w:rPr>
                 <w:rStyle w:val="Hipervnculo"/>
@@ -886,7 +886,7 @@
                 <w:noProof/>
                 <w:webHidden/>
               </w:rPr>
-              <w:instrText xml:space="preserve"> PAGEREF _Toc209797893 \h </w:instrText>
+              <w:instrText xml:space="preserve"> PAGEREF _Toc210808535 \h </w:instrText>
             </w:r>
             <w:r>
               <w:rPr>
@@ -906,7 +906,7 @@
                 <w:noProof/>
                 <w:webHidden/>
               </w:rPr>
-              <w:t>5</w:t>
+              <w:t>4</w:t>
             </w:r>
             <w:r>
               <w:rPr>
@@ -932,7 +932,7 @@
               <w:lang w:eastAsia="es-MX"/>
             </w:rPr>
           </w:pPr>
-          <w:hyperlink w:anchor="_Toc209797894" w:history="1">
+          <w:hyperlink w:anchor="_Toc210808536" w:history="1">
             <w:r>
               <w:rPr>
                 <w:rStyle w:val="Hipervnculo"/>
@@ -976,7 +976,7 @@
                 <w:noProof/>
                 <w:webHidden/>
               </w:rPr>
-              <w:instrText xml:space="preserve"> PAGEREF _Toc209797894 \h </w:instrText>
+              <w:instrText xml:space="preserve"> PAGEREF _Toc210808536 \h </w:instrText>
             </w:r>
             <w:r>
               <w:rPr>
@@ -1018,7 +1018,7 @@
               <w:lang w:eastAsia="es-MX"/>
             </w:rPr>
           </w:pPr>
-          <w:hyperlink w:anchor="_Toc209797895" w:history="1">
+          <w:hyperlink w:anchor="_Toc210808537" w:history="1">
             <w:r>
               <w:rPr>
                 <w:rStyle w:val="Hipervnculo"/>
@@ -1045,7 +1045,7 @@
                 <w:noProof/>
                 <w:webHidden/>
               </w:rPr>
-              <w:instrText xml:space="preserve"> PAGEREF _Toc209797895 \h </w:instrText>
+              <w:instrText xml:space="preserve"> PAGEREF _Toc210808537 \h </w:instrText>
             </w:r>
             <w:r>
               <w:rPr>
@@ -1087,7 +1087,7 @@
               <w:lang w:eastAsia="es-MX"/>
             </w:rPr>
           </w:pPr>
-          <w:hyperlink w:anchor="_Toc209797896" w:history="1">
+          <w:hyperlink w:anchor="_Toc210808538" w:history="1">
             <w:r>
               <w:rPr>
                 <w:rStyle w:val="Hipervnculo"/>
@@ -1114,7 +1114,7 @@
                 <w:noProof/>
                 <w:webHidden/>
               </w:rPr>
-              <w:instrText xml:space="preserve"> PAGEREF _Toc209797896 \h </w:instrText>
+              <w:instrText xml:space="preserve"> PAGEREF _Toc210808538 \h </w:instrText>
             </w:r>
             <w:r>
               <w:rPr>
@@ -1160,7 +1160,7 @@
               <w:lang w:eastAsia="es-MX"/>
             </w:rPr>
           </w:pPr>
-          <w:hyperlink w:anchor="_Toc209797897" w:history="1">
+          <w:hyperlink w:anchor="_Toc210808539" w:history="1">
             <w:r>
               <w:rPr>
                 <w:rStyle w:val="Hipervnculo"/>
@@ -1204,7 +1204,7 @@
                 <w:noProof/>
                 <w:webHidden/>
               </w:rPr>
-              <w:instrText xml:space="preserve"> PAGEREF _Toc209797897 \h </w:instrText>
+              <w:instrText xml:space="preserve"> PAGEREF _Toc210808539 \h </w:instrText>
             </w:r>
             <w:r>
               <w:rPr>
@@ -1246,7 +1246,7 @@
               <w:lang w:eastAsia="es-MX"/>
             </w:rPr>
           </w:pPr>
-          <w:hyperlink w:anchor="_Toc209797898" w:history="1">
+          <w:hyperlink w:anchor="_Toc210808540" w:history="1">
             <w:r>
               <w:rPr>
                 <w:rStyle w:val="Hipervnculo"/>
@@ -1273,7 +1273,7 @@
                 <w:noProof/>
                 <w:webHidden/>
               </w:rPr>
-              <w:instrText xml:space="preserve"> PAGEREF _Toc209797898 \h </w:instrText>
+              <w:instrText xml:space="preserve"> PAGEREF _Toc210808540 \h </w:instrText>
             </w:r>
             <w:r>
               <w:rPr>
@@ -1315,7 +1315,7 @@
               <w:lang w:eastAsia="es-MX"/>
             </w:rPr>
           </w:pPr>
-          <w:hyperlink w:anchor="_Toc209797899" w:history="1">
+          <w:hyperlink w:anchor="_Toc210808541" w:history="1">
             <w:r>
               <w:rPr>
                 <w:rStyle w:val="Hipervnculo"/>
@@ -1342,7 +1342,7 @@
                 <w:noProof/>
                 <w:webHidden/>
               </w:rPr>
-              <w:instrText xml:space="preserve"> PAGEREF _Toc209797899 \h </w:instrText>
+              <w:instrText xml:space="preserve"> PAGEREF _Toc210808541 \h </w:instrText>
             </w:r>
             <w:r>
               <w:rPr>
@@ -1384,7 +1384,7 @@
               <w:lang w:eastAsia="es-MX"/>
             </w:rPr>
           </w:pPr>
-          <w:hyperlink w:anchor="_Toc209797900" w:history="1">
+          <w:hyperlink w:anchor="_Toc210808542" w:history="1">
             <w:r>
               <w:rPr>
                 <w:rStyle w:val="Hipervnculo"/>
@@ -1411,7 +1411,7 @@
                 <w:noProof/>
                 <w:webHidden/>
               </w:rPr>
-              <w:instrText xml:space="preserve"> PAGEREF _Toc209797900 \h </w:instrText>
+              <w:instrText xml:space="preserve"> PAGEREF _Toc210808542 \h </w:instrText>
             </w:r>
             <w:r>
               <w:rPr>
@@ -1457,7 +1457,7 @@
               <w:lang w:eastAsia="es-MX"/>
             </w:rPr>
           </w:pPr>
-          <w:hyperlink w:anchor="_Toc209797901" w:history="1">
+          <w:hyperlink w:anchor="_Toc210808543" w:history="1">
             <w:r>
               <w:rPr>
                 <w:rStyle w:val="Hipervnculo"/>
@@ -1501,7 +1501,7 @@
                 <w:noProof/>
                 <w:webHidden/>
               </w:rPr>
-              <w:instrText xml:space="preserve"> PAGEREF _Toc209797901 \h </w:instrText>
+              <w:instrText xml:space="preserve"> PAGEREF _Toc210808543 \h </w:instrText>
             </w:r>
             <w:r>
               <w:rPr>
@@ -1543,7 +1543,7 @@
               <w:lang w:eastAsia="es-MX"/>
             </w:rPr>
           </w:pPr>
-          <w:hyperlink w:anchor="_Toc209797902" w:history="1">
+          <w:hyperlink w:anchor="_Toc210808544" w:history="1">
             <w:r>
               <w:rPr>
                 <w:rStyle w:val="Hipervnculo"/>
@@ -1570,7 +1570,7 @@
                 <w:noProof/>
                 <w:webHidden/>
               </w:rPr>
-              <w:instrText xml:space="preserve"> PAGEREF _Toc209797902 \h </w:instrText>
+              <w:instrText xml:space="preserve"> PAGEREF _Toc210808544 \h </w:instrText>
             </w:r>
             <w:r>
               <w:rPr>
@@ -1612,7 +1612,7 @@
               <w:lang w:eastAsia="es-MX"/>
             </w:rPr>
           </w:pPr>
-          <w:hyperlink w:anchor="_Toc209797903" w:history="1">
+          <w:hyperlink w:anchor="_Toc210808545" w:history="1">
             <w:r>
               <w:rPr>
                 <w:rStyle w:val="Hipervnculo"/>
@@ -1639,7 +1639,7 @@
                 <w:noProof/>
                 <w:webHidden/>
               </w:rPr>
-              <w:instrText xml:space="preserve"> PAGEREF _Toc209797903 \h </w:instrText>
+              <w:instrText xml:space="preserve"> PAGEREF _Toc210808545 \h </w:instrText>
             </w:r>
             <w:r>
               <w:rPr>
@@ -1681,7 +1681,7 @@
               <w:lang w:eastAsia="es-MX"/>
             </w:rPr>
           </w:pPr>
-          <w:hyperlink w:anchor="_Toc209797904" w:history="1">
+          <w:hyperlink w:anchor="_Toc210808546" w:history="1">
             <w:r>
               <w:rPr>
                 <w:rStyle w:val="Hipervnculo"/>
@@ -1708,7 +1708,7 @@
                 <w:noProof/>
                 <w:webHidden/>
               </w:rPr>
-              <w:instrText xml:space="preserve"> PAGEREF _Toc209797904 \h </w:instrText>
+              <w:instrText xml:space="preserve"> PAGEREF _Toc210808546 \h </w:instrText>
             </w:r>
             <w:r>
               <w:rPr>
@@ -1750,7 +1750,7 @@
               <w:lang w:eastAsia="es-MX"/>
             </w:rPr>
           </w:pPr>
-          <w:hyperlink w:anchor="_Toc209797905" w:history="1">
+          <w:hyperlink w:anchor="_Toc210808547" w:history="1">
             <w:r>
               <w:rPr>
                 <w:rStyle w:val="Hipervnculo"/>
@@ -1777,7 +1777,7 @@
                 <w:noProof/>
                 <w:webHidden/>
               </w:rPr>
-              <w:instrText xml:space="preserve"> PAGEREF _Toc209797905 \h </w:instrText>
+              <w:instrText xml:space="preserve"> PAGEREF _Toc210808547 \h </w:instrText>
             </w:r>
             <w:r>
               <w:rPr>
@@ -1819,7 +1819,7 @@
               <w:lang w:eastAsia="es-MX"/>
             </w:rPr>
           </w:pPr>
-          <w:hyperlink w:anchor="_Toc209797906" w:history="1">
+          <w:hyperlink w:anchor="_Toc210808548" w:history="1">
             <w:r>
               <w:rPr>
                 <w:rStyle w:val="Hipervnculo"/>
@@ -1846,7 +1846,7 @@
                 <w:noProof/>
                 <w:webHidden/>
               </w:rPr>
-              <w:instrText xml:space="preserve"> PAGEREF _Toc209797906 \h </w:instrText>
+              <w:instrText xml:space="preserve"> PAGEREF _Toc210808548 \h </w:instrText>
             </w:r>
             <w:r>
               <w:rPr>
@@ -1892,7 +1892,7 @@
               <w:lang w:eastAsia="es-MX"/>
             </w:rPr>
           </w:pPr>
-          <w:hyperlink w:anchor="_Toc209797907" w:history="1">
+          <w:hyperlink w:anchor="_Toc210808549" w:history="1">
             <w:r>
               <w:rPr>
                 <w:rStyle w:val="Hipervnculo"/>
@@ -1936,7 +1936,7 @@
                 <w:noProof/>
                 <w:webHidden/>
               </w:rPr>
-              <w:instrText xml:space="preserve"> PAGEREF _Toc209797907 \h </w:instrText>
+              <w:instrText xml:space="preserve"> PAGEREF _Toc210808549 \h </w:instrText>
             </w:r>
             <w:r>
               <w:rPr>
@@ -1978,7 +1978,7 @@
               <w:lang w:eastAsia="es-MX"/>
             </w:rPr>
           </w:pPr>
-          <w:hyperlink w:anchor="_Toc209797908" w:history="1">
+          <w:hyperlink w:anchor="_Toc210808550" w:history="1">
             <w:r>
               <w:rPr>
                 <w:rStyle w:val="Hipervnculo"/>
@@ -2005,7 +2005,7 @@
                 <w:noProof/>
                 <w:webHidden/>
               </w:rPr>
-              <w:instrText xml:space="preserve"> PAGEREF _Toc209797908 \h </w:instrText>
+              <w:instrText xml:space="preserve"> PAGEREF _Toc210808550 \h </w:instrText>
             </w:r>
             <w:r>
               <w:rPr>
@@ -2047,7 +2047,7 @@
               <w:lang w:eastAsia="es-MX"/>
             </w:rPr>
           </w:pPr>
-          <w:hyperlink w:anchor="_Toc209797909" w:history="1">
+          <w:hyperlink w:anchor="_Toc210808551" w:history="1">
             <w:r>
               <w:rPr>
                 <w:rStyle w:val="Hipervnculo"/>
@@ -2074,7 +2074,7 @@
                 <w:noProof/>
                 <w:webHidden/>
               </w:rPr>
-              <w:instrText xml:space="preserve"> PAGEREF _Toc209797909 \h </w:instrText>
+              <w:instrText xml:space="preserve"> PAGEREF _Toc210808551 \h </w:instrText>
             </w:r>
             <w:r>
               <w:rPr>
@@ -2116,7 +2116,7 @@
               <w:lang w:eastAsia="es-MX"/>
             </w:rPr>
           </w:pPr>
-          <w:hyperlink w:anchor="_Toc209797910" w:history="1">
+          <w:hyperlink w:anchor="_Toc210808552" w:history="1">
             <w:r>
               <w:rPr>
                 <w:rStyle w:val="Hipervnculo"/>
@@ -2143,7 +2143,7 @@
                 <w:noProof/>
                 <w:webHidden/>
               </w:rPr>
-              <w:instrText xml:space="preserve"> PAGEREF _Toc209797910 \h </w:instrText>
+              <w:instrText xml:space="preserve"> PAGEREF _Toc210808552 \h </w:instrText>
             </w:r>
             <w:r>
               <w:rPr>
@@ -2185,7 +2185,7 @@
               <w:lang w:eastAsia="es-MX"/>
             </w:rPr>
           </w:pPr>
-          <w:hyperlink w:anchor="_Toc209797911" w:history="1">
+          <w:hyperlink w:anchor="_Toc210808553" w:history="1">
             <w:r>
               <w:rPr>
                 <w:rStyle w:val="Hipervnculo"/>
@@ -2212,7 +2212,7 @@
                 <w:noProof/>
                 <w:webHidden/>
               </w:rPr>
-              <w:instrText xml:space="preserve"> PAGEREF _Toc209797911 \h </w:instrText>
+              <w:instrText xml:space="preserve"> PAGEREF _Toc210808553 \h </w:instrText>
             </w:r>
             <w:r>
               <w:rPr>
@@ -2257,7 +2257,7 @@
               <w:lang w:eastAsia="es-MX"/>
             </w:rPr>
           </w:pPr>
-          <w:hyperlink w:anchor="_Toc209797912" w:history="1">
+          <w:hyperlink w:anchor="_Toc210808554" w:history="1">
             <w:r>
               <w:rPr>
                 <w:rStyle w:val="Hipervnculo"/>
@@ -2284,7 +2284,7 @@
                 <w:noProof/>
                 <w:webHidden/>
               </w:rPr>
-              <w:instrText xml:space="preserve"> PAGEREF _Toc209797912 \h </w:instrText>
+              <w:instrText xml:space="preserve"> PAGEREF _Toc210808554 \h </w:instrText>
             </w:r>
             <w:r>
               <w:rPr>
@@ -2329,7 +2329,7 @@
               <w:lang w:eastAsia="es-MX"/>
             </w:rPr>
           </w:pPr>
-          <w:hyperlink w:anchor="_Toc209797913" w:history="1">
+          <w:hyperlink w:anchor="_Toc210808555" w:history="1">
             <w:r>
               <w:rPr>
                 <w:rStyle w:val="Hipervnculo"/>
@@ -2356,7 +2356,7 @@
                 <w:noProof/>
                 <w:webHidden/>
               </w:rPr>
-              <w:instrText xml:space="preserve"> PAGEREF _Toc209797913 \h </w:instrText>
+              <w:instrText xml:space="preserve"> PAGEREF _Toc210808555 \h </w:instrText>
             </w:r>
             <w:r>
               <w:rPr>
@@ -2401,7 +2401,7 @@
               <w:lang w:eastAsia="es-MX"/>
             </w:rPr>
           </w:pPr>
-          <w:hyperlink w:anchor="_Toc209797914" w:history="1">
+          <w:hyperlink w:anchor="_Toc210808556" w:history="1">
             <w:r>
               <w:rPr>
                 <w:rStyle w:val="Hipervnculo"/>
@@ -2428,7 +2428,7 @@
                 <w:noProof/>
                 <w:webHidden/>
               </w:rPr>
-              <w:instrText xml:space="preserve"> PAGEREF _Toc209797914 \h </w:instrText>
+              <w:instrText xml:space="preserve"> PAGEREF _Toc210808556 \h </w:instrText>
             </w:r>
             <w:r>
               <w:rPr>
@@ -2473,7 +2473,7 @@
               <w:lang w:eastAsia="es-MX"/>
             </w:rPr>
           </w:pPr>
-          <w:hyperlink w:anchor="_Toc209797915" w:history="1">
+          <w:hyperlink w:anchor="_Toc210808557" w:history="1">
             <w:r>
               <w:rPr>
                 <w:rStyle w:val="Hipervnculo"/>
@@ -2500,7 +2500,7 @@
                 <w:noProof/>
                 <w:webHidden/>
               </w:rPr>
-              <w:instrText xml:space="preserve"> PAGEREF _Toc209797915 \h </w:instrText>
+              <w:instrText xml:space="preserve"> PAGEREF _Toc210808557 \h </w:instrText>
             </w:r>
             <w:r>
               <w:rPr>
@@ -2545,7 +2545,7 @@
               <w:lang w:eastAsia="es-MX"/>
             </w:rPr>
           </w:pPr>
-          <w:hyperlink w:anchor="_Toc209797916" w:history="1">
+          <w:hyperlink w:anchor="_Toc210808558" w:history="1">
             <w:r>
               <w:rPr>
                 <w:rStyle w:val="Hipervnculo"/>
@@ -2572,7 +2572,7 @@
                 <w:noProof/>
                 <w:webHidden/>
               </w:rPr>
-              <w:instrText xml:space="preserve"> PAGEREF _Toc209797916 \h </w:instrText>
+              <w:instrText xml:space="preserve"> PAGEREF _Toc210808558 \h </w:instrText>
             </w:r>
             <w:r>
               <w:rPr>
@@ -2629,7 +2629,7 @@
       <w:pPr>
         <w:pStyle w:val="Titulosgenerales"/>
       </w:pPr>
-      <w:bookmarkStart w:id="0" w:name="_Toc209797889"/>
+      <w:bookmarkStart w:id="0" w:name="_Toc210808531"/>
       <w:r>
         <w:lastRenderedPageBreak/>
         <w:t>Introducción</w:t>
@@ -2646,7 +2646,13 @@
         <w:rPr>
           <w:lang w:val="es-ES"/>
         </w:rPr>
-        <w:t xml:space="preserve">El componente formativo </w:t>
+        <w:t xml:space="preserve">El componente </w:t>
+      </w:r>
+      <w:r>
+        <w:rPr>
+          <w:lang w:val="es-ES"/>
+        </w:rPr>
+        <w:t>formativo Métricas del sistema de trazabilidad</w:t>
       </w:r>
       <w:r>
         <w:rPr>
@@ -2654,7 +2660,7 @@
           <w:bCs/>
           <w:lang w:val="es-ES"/>
         </w:rPr>
-        <w:t xml:space="preserve">“Métricas del sistema de trazabilidad” </w:t>
+        <w:t xml:space="preserve"> </w:t>
       </w:r>
       <w:r>
         <w:rPr>
@@ -2869,7 +2875,7 @@
       <w:pPr>
         <w:pStyle w:val="Ttulo1"/>
       </w:pPr>
-      <w:bookmarkStart w:id="1" w:name="_Toc209797890"/>
+      <w:bookmarkStart w:id="1" w:name="_Toc210808532"/>
       <w:r>
         <w:lastRenderedPageBreak/>
         <w:t>Cadena de suministros</w:t>
@@ -2906,7 +2912,7 @@
           <w:rFonts w:eastAsia="Times New Roman"/>
         </w:rPr>
       </w:pPr>
-      <w:bookmarkStart w:id="2" w:name="_Toc209797891"/>
+      <w:bookmarkStart w:id="2" w:name="_Toc210808533"/>
       <w:r>
         <w:t>Concepto</w:t>
       </w:r>
@@ -2952,7 +2958,7 @@
           <w:numId w:val="7"/>
         </w:numPr>
       </w:pPr>
-      <w:bookmarkStart w:id="3" w:name="_Toc209797892"/>
+      <w:bookmarkStart w:id="3" w:name="_Toc210808534"/>
       <w:r>
         <w:t>Elementos</w:t>
       </w:r>
@@ -3078,7 +3084,39 @@
           <w:bCs/>
           <w:lang w:val="es-419" w:eastAsia="es-CO"/>
         </w:rPr>
-        <w:t>Fabricación/Producción (</w:t>
+        <w:t>Fabricación</w:t>
+      </w:r>
+      <w:r>
+        <w:rPr>
+          <w:b/>
+          <w:bCs/>
+          <w:lang w:val="es-419" w:eastAsia="es-CO"/>
+        </w:rPr>
+        <w:t xml:space="preserve"> </w:t>
+      </w:r>
+      <w:r>
+        <w:rPr>
+          <w:b/>
+          <w:bCs/>
+          <w:lang w:val="es-419" w:eastAsia="es-CO"/>
+        </w:rPr>
+        <w:t>/</w:t>
+      </w:r>
+      <w:r>
+        <w:rPr>
+          <w:b/>
+          <w:bCs/>
+          <w:lang w:val="es-419" w:eastAsia="es-CO"/>
+        </w:rPr>
+        <w:t xml:space="preserve"> </w:t>
+      </w:r>
+      <w:r>
+        <w:rPr>
+          <w:b/>
+          <w:bCs/>
+          <w:lang w:val="es-419" w:eastAsia="es-CO"/>
+        </w:rPr>
+        <w:t>Producción (</w:t>
       </w:r>
       <w:r>
         <w:rPr>
@@ -3285,7 +3323,7 @@
       <w:pPr>
         <w:pStyle w:val="Ttulo2"/>
       </w:pPr>
-      <w:bookmarkStart w:id="4" w:name="_Toc209797893"/>
+      <w:bookmarkStart w:id="4" w:name="_Toc210808535"/>
       <w:r>
         <w:t>1.3 Calidad</w:t>
       </w:r>
@@ -3450,7 +3488,7 @@
       <w:pPr>
         <w:pStyle w:val="Ttulo1"/>
       </w:pPr>
-      <w:bookmarkStart w:id="5" w:name="_Toc209797894"/>
+      <w:bookmarkStart w:id="5" w:name="_Toc210808536"/>
       <w:r>
         <w:lastRenderedPageBreak/>
         <w:t>Parámetros de control</w:t>
@@ -3474,7 +3512,7 @@
       <w:pPr>
         <w:pStyle w:val="Ttulo2"/>
       </w:pPr>
-      <w:bookmarkStart w:id="6" w:name="_Toc209797895"/>
+      <w:bookmarkStart w:id="6" w:name="_Toc210808537"/>
       <w:r>
         <w:t xml:space="preserve">2.1 </w:t>
       </w:r>
@@ -3605,7 +3643,7 @@
       <w:pPr>
         <w:pStyle w:val="Ttulo2"/>
       </w:pPr>
-      <w:bookmarkStart w:id="7" w:name="_Toc209797896"/>
+      <w:bookmarkStart w:id="7" w:name="_Toc210808538"/>
       <w:r>
         <w:t>2.2 Métricas de desempeño</w:t>
       </w:r>
@@ -3991,7 +4029,7 @@
       <w:pPr>
         <w:pStyle w:val="Ttulo1"/>
       </w:pPr>
-      <w:bookmarkStart w:id="8" w:name="_Toc209797897"/>
+      <w:bookmarkStart w:id="8" w:name="_Toc210808539"/>
       <w:r>
         <w:lastRenderedPageBreak/>
         <w:t>Criterios de seguridad</w:t>
@@ -4015,7 +4053,7 @@
       <w:pPr>
         <w:pStyle w:val="Ttulo2"/>
       </w:pPr>
-      <w:bookmarkStart w:id="9" w:name="_Toc209797898"/>
+      <w:bookmarkStart w:id="9" w:name="_Toc210808540"/>
       <w:r>
         <w:t>3.1 Concepto</w:t>
       </w:r>
@@ -4038,7 +4076,7 @@
       <w:pPr>
         <w:pStyle w:val="Ttulo2"/>
       </w:pPr>
-      <w:bookmarkStart w:id="10" w:name="_Toc209797899"/>
+      <w:bookmarkStart w:id="10" w:name="_Toc210808541"/>
       <w:r>
         <w:t>3.2 Principios</w:t>
       </w:r>
@@ -4294,7 +4332,7 @@
       <w:pPr>
         <w:pStyle w:val="Ttulo2"/>
       </w:pPr>
-      <w:bookmarkStart w:id="11" w:name="_Toc209797900"/>
+      <w:bookmarkStart w:id="11" w:name="_Toc210808542"/>
       <w:r>
         <w:t xml:space="preserve">3.3 </w:t>
       </w:r>
@@ -4459,7 +4497,7 @@
       <w:pPr>
         <w:pStyle w:val="Ttulo1"/>
       </w:pPr>
-      <w:bookmarkStart w:id="12" w:name="_Toc209797901"/>
+      <w:bookmarkStart w:id="12" w:name="_Toc210808543"/>
       <w:r>
         <w:lastRenderedPageBreak/>
         <w:t>Indicadores de gestión de la operación</w:t>
@@ -4483,7 +4521,7 @@
       <w:pPr>
         <w:pStyle w:val="Ttulo2"/>
       </w:pPr>
-      <w:bookmarkStart w:id="13" w:name="_Toc209797902"/>
+      <w:bookmarkStart w:id="13" w:name="_Toc210808544"/>
       <w:r>
         <w:t>4.1 Concepto</w:t>
       </w:r>
@@ -4806,7 +4844,7 @@
       <w:pPr>
         <w:pStyle w:val="Ttulo2"/>
       </w:pPr>
-      <w:bookmarkStart w:id="14" w:name="_Toc209797903"/>
+      <w:bookmarkStart w:id="14" w:name="_Toc210808545"/>
       <w:r>
         <w:t>4.2 Importancia</w:t>
       </w:r>
@@ -4829,7 +4867,7 @@
       <w:pPr>
         <w:pStyle w:val="Ttulo2"/>
       </w:pPr>
-      <w:bookmarkStart w:id="15" w:name="_Toc209797904"/>
+      <w:bookmarkStart w:id="15" w:name="_Toc210808546"/>
       <w:r>
         <w:t>4.3 Tipos</w:t>
       </w:r>
@@ -5000,7 +5038,7 @@
       <w:pPr>
         <w:pStyle w:val="Ttulo2"/>
       </w:pPr>
-      <w:bookmarkStart w:id="16" w:name="_Toc209797905"/>
+      <w:bookmarkStart w:id="16" w:name="_Toc210808547"/>
       <w:r>
         <w:t>4.4</w:t>
       </w:r>
@@ -5161,7 +5199,7 @@
       <w:pPr>
         <w:pStyle w:val="Ttulo2"/>
       </w:pPr>
-      <w:bookmarkStart w:id="17" w:name="_Toc209797906"/>
+      <w:bookmarkStart w:id="17" w:name="_Toc210808548"/>
       <w:r>
         <w:t>4.5 Principios de sostenibilidad</w:t>
       </w:r>
@@ -5735,7 +5773,7 @@
       <w:pPr>
         <w:pStyle w:val="Ttulo1"/>
       </w:pPr>
-      <w:bookmarkStart w:id="18" w:name="_Toc209797907"/>
+      <w:bookmarkStart w:id="18" w:name="_Toc210808549"/>
       <w:r>
         <w:lastRenderedPageBreak/>
         <w:t>Procedimientos operativos</w:t>
@@ -5759,7 +5797,7 @@
       <w:pPr>
         <w:pStyle w:val="Ttulo2"/>
       </w:pPr>
-      <w:bookmarkStart w:id="19" w:name="_Toc209797908"/>
+      <w:bookmarkStart w:id="19" w:name="_Toc210808550"/>
       <w:r>
         <w:t>5.1 Concepto</w:t>
       </w:r>
@@ -5782,7 +5820,7 @@
       <w:pPr>
         <w:pStyle w:val="Ttulo2"/>
       </w:pPr>
-      <w:bookmarkStart w:id="20" w:name="_Toc209797909"/>
+      <w:bookmarkStart w:id="20" w:name="_Toc210808551"/>
       <w:r>
         <w:t>5.2 Importancia</w:t>
       </w:r>
@@ -6001,7 +6039,7 @@
       <w:pPr>
         <w:pStyle w:val="Ttulo2"/>
       </w:pPr>
-      <w:bookmarkStart w:id="21" w:name="_Toc209797910"/>
+      <w:bookmarkStart w:id="21" w:name="_Toc210808552"/>
       <w:r>
         <w:t>5.3 Estructura</w:t>
       </w:r>
@@ -6223,7 +6261,7 @@
       <w:pPr>
         <w:pStyle w:val="Ttulo2"/>
       </w:pPr>
-      <w:bookmarkStart w:id="22" w:name="_Toc209797911"/>
+      <w:bookmarkStart w:id="22" w:name="_Toc210808553"/>
       <w:r>
         <w:t>5.4 Composición</w:t>
       </w:r>
@@ -6969,7 +7007,7 @@
       <w:pPr>
         <w:pStyle w:val="Titulosgenerales"/>
       </w:pPr>
-      <w:bookmarkStart w:id="23" w:name="_Toc209797912"/>
+      <w:bookmarkStart w:id="23" w:name="_Toc210808554"/>
       <w:r>
         <w:lastRenderedPageBreak/>
         <w:t>Síntesis</w:t>
@@ -6989,7 +7027,19 @@
         <w:rPr>
           <w:lang w:val="es-419" w:eastAsia="es-CO"/>
         </w:rPr>
-        <w:t>El componente formativo “Métricas del sistema de trazabilidad” permite comprender los procesos y herramientas esenciales para garantizar la visibilidad, control y eficiencia en la operación del transporte, desde su planificación hasta la evaluación de su desempeño. Se inicia con el estudio de la cadena de suministro, abordando su concepto, elementos y estándares de calidad, así como la normativa y políticas aplicables que aseguran la integridad de los productos y la eficiencia de la logística. Posteriormente, se profundiza en los parámetros de control, incluyendo su concepto y las métricas de desempeño, lo que permite establecer su importancia en la medición y optimización de la trazabilidad.</w:t>
+        <w:t>El componente formativo Métricas del sistema de trazabilidad</w:t>
+      </w:r>
+      <w:r>
+        <w:rPr>
+          <w:lang w:val="es-419" w:eastAsia="es-CO"/>
+        </w:rPr>
+        <w:t xml:space="preserve"> </w:t>
+      </w:r>
+      <w:r>
+        <w:rPr>
+          <w:lang w:val="es-419" w:eastAsia="es-CO"/>
+        </w:rPr>
+        <w:t>permite comprender los procesos y herramientas esenciales para garantizar la visibilidad, control y eficiencia en la operación del transporte, desde su planificación hasta la evaluación de su desempeño. Se inicia con el estudio de la cadena de suministro, abordando su concepto, elementos y estándares de calidad, así como la normativa y políticas aplicables que aseguran la integridad de los productos y la eficiencia de la logística. Posteriormente, se profundiza en los parámetros de control, incluyendo su concepto y las métricas de desempeño, lo que permite establecer su importancia en la medición y optimización de la trazabilidad.</w:t>
       </w:r>
     </w:p>
     <w:p>
@@ -7072,7 +7122,7 @@
       <w:pPr>
         <w:pStyle w:val="Titulosgenerales"/>
       </w:pPr>
-      <w:bookmarkStart w:id="24" w:name="_Toc209797913"/>
+      <w:bookmarkStart w:id="24" w:name="_Toc210808555"/>
       <w:r>
         <w:lastRenderedPageBreak/>
         <w:t>Glosario</w:t>
@@ -7787,7 +7837,7 @@
       <w:pPr>
         <w:pStyle w:val="Titulosgenerales"/>
       </w:pPr>
-      <w:bookmarkStart w:id="25" w:name="_Toc209797914"/>
+      <w:bookmarkStart w:id="25" w:name="_Toc210808556"/>
       <w:r>
         <w:lastRenderedPageBreak/>
         <w:t>Material complementario</w:t>
@@ -8302,7 +8352,7 @@
       <w:pPr>
         <w:pStyle w:val="Titulosgenerales"/>
       </w:pPr>
-      <w:bookmarkStart w:id="26" w:name="_Toc209797915"/>
+      <w:bookmarkStart w:id="26" w:name="_Toc210808557"/>
       <w:r>
         <w:lastRenderedPageBreak/>
         <w:t>Referencias bibliográficas</w:t>
@@ -8754,7 +8804,7 @@
       <w:pPr>
         <w:pStyle w:val="Titulosgenerales"/>
       </w:pPr>
-      <w:bookmarkStart w:id="27" w:name="_Toc209797916"/>
+      <w:bookmarkStart w:id="27" w:name="_Toc210808558"/>
       <w:r>
         <w:lastRenderedPageBreak/>
         <w:t>C</w:t>
@@ -42064,6 +42114,17 @@
 </file>
 
 <file path=customXml/item1.xml><?xml version="1.0" encoding="utf-8"?>
+<p:properties xmlns:p="http://schemas.microsoft.com/office/2006/metadata/properties" xmlns:xsi="http://www.w3.org/2001/XMLSchema-instance" xmlns:pc="http://schemas.microsoft.com/office/infopath/2007/PartnerControls">
+  <documentManagement>
+    <TaxCatchAll xmlns="adccf511-daff-4bcb-9072-914cedbf4c7e" xsi:nil="true"/>
+    <lcf76f155ced4ddcb4097134ff3c332f xmlns="a70d3c18-0869-45a1-9f75-4b4b8f0f32be">
+      <Terms xmlns="http://schemas.microsoft.com/office/infopath/2007/PartnerControls"/>
+    </lcf76f155ced4ddcb4097134ff3c332f>
+  </documentManagement>
+</p:properties>
+</file>
+
+<file path=customXml/item2.xml><?xml version="1.0" encoding="utf-8"?>
 <?mso-contentType ?>
 <FormTemplates xmlns="http://schemas.microsoft.com/sharepoint/v3/contenttype/forms">
   <Display>DocumentLibraryForm</Display>
@@ -42072,46 +42133,28 @@
 </FormTemplates>
 </file>
 
-<file path=customXml/item2.xml><?xml version="1.0" encoding="utf-8"?>
-<p:properties xmlns:p="http://schemas.microsoft.com/office/2006/metadata/properties" xmlns:xsi="http://www.w3.org/2001/XMLSchema-instance" xmlns:pc="http://schemas.microsoft.com/office/infopath/2007/PartnerControls">
-  <documentManagement>
-    <TaxCatchAll xmlns="cb45339b-ced9-4d0d-8f64-77573914d53b" xsi:nil="true"/>
-    <lcf76f155ced4ddcb4097134ff3c332f xmlns="43a3ca16-9c26-4813-b83f-4aec9927b43f">
-      <Terms xmlns="http://schemas.microsoft.com/office/infopath/2007/PartnerControls"/>
-    </lcf76f155ced4ddcb4097134ff3c332f>
-  </documentManagement>
-</p:properties>
-</file>
-
 <file path=customXml/item3.xml><?xml version="1.0" encoding="utf-8"?>
-<b:Sources xmlns:b="http://schemas.openxmlformats.org/officeDocument/2006/bibliography" xmlns="http://schemas.openxmlformats.org/officeDocument/2006/bibliography" SelectedStyle="\APASixthEditionOfficeOnline.xsl" StyleName="APA" Version="6"/>
-</file>
-
-<file path=customXml/item4.xml><?xml version="1.0" encoding="utf-8"?>
-<ct:contentTypeSchema xmlns:ct="http://schemas.microsoft.com/office/2006/metadata/contentType" xmlns:ma="http://schemas.microsoft.com/office/2006/metadata/properties/metaAttributes" ct:_="" ma:_="" ma:contentTypeName="Documento" ma:contentTypeID="0x01010049282E1EDBE9234EA9E6D38F720E265F" ma:contentTypeVersion="15" ma:contentTypeDescription="Crear nuevo documento." ma:contentTypeScope="" ma:versionID="b31c7aa9eaf043a08b87120b3c4916e3">
-  <xsd:schema xmlns:xsd="http://www.w3.org/2001/XMLSchema" xmlns:xs="http://www.w3.org/2001/XMLSchema" xmlns:p="http://schemas.microsoft.com/office/2006/metadata/properties" xmlns:ns2="cb45339b-ced9-4d0d-8f64-77573914d53b" xmlns:ns3="43a3ca16-9c26-4813-b83f-4aec9927b43f" targetNamespace="http://schemas.microsoft.com/office/2006/metadata/properties" ma:root="true" ma:fieldsID="3533d065b04d75c457075bc55f1f5315" ns2:_="" ns3:_="">
-    <xsd:import namespace="cb45339b-ced9-4d0d-8f64-77573914d53b"/>
-    <xsd:import namespace="43a3ca16-9c26-4813-b83f-4aec9927b43f"/>
+<ct:contentTypeSchema xmlns:ct="http://schemas.microsoft.com/office/2006/metadata/contentType" xmlns:ma="http://schemas.microsoft.com/office/2006/metadata/properties/metaAttributes" ct:_="" ma:_="" ma:contentTypeName="Documento" ma:contentTypeID="0x010100FC2B1768DD5A774EB396CCAB0DE361C1" ma:contentTypeVersion="12" ma:contentTypeDescription="Crear nuevo documento." ma:contentTypeScope="" ma:versionID="73bbb3c317121ea3087ce0564dba81cf">
+  <xsd:schema xmlns:xsd="http://www.w3.org/2001/XMLSchema" xmlns:xs="http://www.w3.org/2001/XMLSchema" xmlns:p="http://schemas.microsoft.com/office/2006/metadata/properties" xmlns:ns2="a70d3c18-0869-45a1-9f75-4b4b8f0f32be" xmlns:ns3="adccf511-daff-4bcb-9072-914cedbf4c7e" targetNamespace="http://schemas.microsoft.com/office/2006/metadata/properties" ma:root="true" ma:fieldsID="89b5199a66abea40ca7ec6b263fc5e35" ns2:_="" ns3:_="">
+    <xsd:import namespace="a70d3c18-0869-45a1-9f75-4b4b8f0f32be"/>
+    <xsd:import namespace="adccf511-daff-4bcb-9072-914cedbf4c7e"/>
     <xsd:element name="properties">
       <xsd:complexType>
         <xsd:sequence>
           <xsd:element name="documentManagement">
             <xsd:complexType>
               <xsd:all>
-                <xsd:element ref="ns2:SharedWithUsers" minOccurs="0"/>
-                <xsd:element ref="ns2:SharedWithDetails" minOccurs="0"/>
-                <xsd:element ref="ns3:MediaServiceMetadata" minOccurs="0"/>
-                <xsd:element ref="ns3:MediaServiceFastMetadata" minOccurs="0"/>
-                <xsd:element ref="ns3:MediaServiceDateTaken" minOccurs="0"/>
-                <xsd:element ref="ns3:MediaServiceObjectDetectorVersions" minOccurs="0"/>
-                <xsd:element ref="ns3:MediaLengthInSeconds" minOccurs="0"/>
-                <xsd:element ref="ns3:MediaServiceLocation" minOccurs="0"/>
-                <xsd:element ref="ns3:MediaServiceGenerationTime" minOccurs="0"/>
-                <xsd:element ref="ns3:MediaServiceEventHashCode" minOccurs="0"/>
-                <xsd:element ref="ns3:lcf76f155ced4ddcb4097134ff3c332f" minOccurs="0"/>
-                <xsd:element ref="ns2:TaxCatchAll" minOccurs="0"/>
-                <xsd:element ref="ns3:MediaServiceOCR" minOccurs="0"/>
-                <xsd:element ref="ns3:MediaServiceSearchProperties" minOccurs="0"/>
+                <xsd:element ref="ns2:MediaServiceMetadata" minOccurs="0"/>
+                <xsd:element ref="ns2:MediaServiceFastMetadata" minOccurs="0"/>
+                <xsd:element ref="ns2:MediaServiceSearchProperties" minOccurs="0"/>
+                <xsd:element ref="ns2:MediaServiceDateTaken" minOccurs="0"/>
+                <xsd:element ref="ns2:MediaServiceGenerationTime" minOccurs="0"/>
+                <xsd:element ref="ns2:MediaServiceEventHashCode" minOccurs="0"/>
+                <xsd:element ref="ns2:MediaLengthInSeconds" minOccurs="0"/>
+                <xsd:element ref="ns2:lcf76f155ced4ddcb4097134ff3c332f" minOccurs="0"/>
+                <xsd:element ref="ns3:TaxCatchAll" minOccurs="0"/>
+                <xsd:element ref="ns2:MediaServiceOCR" minOccurs="0"/>
+                <xsd:element ref="ns2:MediaServiceBillingMetadata" minOccurs="0"/>
               </xsd:all>
             </xsd:complexType>
           </xsd:element>
@@ -42119,36 +42162,68 @@
       </xsd:complexType>
     </xsd:element>
   </xsd:schema>
-  <xsd:schema xmlns:xsd="http://www.w3.org/2001/XMLSchema" xmlns:xs="http://www.w3.org/2001/XMLSchema" xmlns:dms="http://schemas.microsoft.com/office/2006/documentManagement/types" xmlns:pc="http://schemas.microsoft.com/office/infopath/2007/PartnerControls" targetNamespace="cb45339b-ced9-4d0d-8f64-77573914d53b" elementFormDefault="qualified">
+  <xsd:schema xmlns:xsd="http://www.w3.org/2001/XMLSchema" xmlns:xs="http://www.w3.org/2001/XMLSchema" xmlns:dms="http://schemas.microsoft.com/office/2006/documentManagement/types" xmlns:pc="http://schemas.microsoft.com/office/infopath/2007/PartnerControls" targetNamespace="a70d3c18-0869-45a1-9f75-4b4b8f0f32be" elementFormDefault="qualified">
     <xsd:import namespace="http://schemas.microsoft.com/office/2006/documentManagement/types"/>
     <xsd:import namespace="http://schemas.microsoft.com/office/infopath/2007/PartnerControls"/>
-    <xsd:element name="SharedWithUsers" ma:index="8" nillable="true" ma:displayName="Compartido con" ma:internalName="SharedWithUsers" ma:readOnly="true">
+    <xsd:element name="MediaServiceMetadata" ma:index="8" nillable="true" ma:displayName="MediaServiceMetadata" ma:hidden="true" ma:internalName="MediaServiceMetadata" ma:readOnly="true">
+      <xsd:simpleType>
+        <xsd:restriction base="dms:Note"/>
+      </xsd:simpleType>
+    </xsd:element>
+    <xsd:element name="MediaServiceFastMetadata" ma:index="9" nillable="true" ma:displayName="MediaServiceFastMetadata" ma:hidden="true" ma:internalName="MediaServiceFastMetadata" ma:readOnly="true">
+      <xsd:simpleType>
+        <xsd:restriction base="dms:Note"/>
+      </xsd:simpleType>
+    </xsd:element>
+    <xsd:element name="MediaServiceSearchProperties" ma:index="10" nillable="true" ma:displayName="MediaServiceSearchProperties" ma:hidden="true" ma:internalName="MediaServiceSearchProperties" ma:readOnly="true">
+      <xsd:simpleType>
+        <xsd:restriction base="dms:Note"/>
+      </xsd:simpleType>
+    </xsd:element>
+    <xsd:element name="MediaServiceDateTaken" ma:index="11" nillable="true" ma:displayName="MediaServiceDateTaken" ma:hidden="true" ma:indexed="true" ma:internalName="MediaServiceDateTaken" ma:readOnly="true">
+      <xsd:simpleType>
+        <xsd:restriction base="dms:Text"/>
+      </xsd:simpleType>
+    </xsd:element>
+    <xsd:element name="MediaServiceGenerationTime" ma:index="12" nillable="true" ma:displayName="MediaServiceGenerationTime" ma:hidden="true" ma:internalName="MediaServiceGenerationTime" ma:readOnly="true">
+      <xsd:simpleType>
+        <xsd:restriction base="dms:Text"/>
+      </xsd:simpleType>
+    </xsd:element>
+    <xsd:element name="MediaServiceEventHashCode" ma:index="13" nillable="true" ma:displayName="MediaServiceEventHashCode" ma:hidden="true" ma:internalName="MediaServiceEventHashCode" ma:readOnly="true">
+      <xsd:simpleType>
+        <xsd:restriction base="dms:Text"/>
+      </xsd:simpleType>
+    </xsd:element>
+    <xsd:element name="MediaLengthInSeconds" ma:index="14" nillable="true" ma:displayName="MediaLengthInSeconds" ma:hidden="true" ma:internalName="MediaLengthInSeconds" ma:readOnly="true">
+      <xsd:simpleType>
+        <xsd:restriction base="dms:Unknown"/>
+      </xsd:simpleType>
+    </xsd:element>
+    <xsd:element name="lcf76f155ced4ddcb4097134ff3c332f" ma:index="16" nillable="true" ma:taxonomy="true" ma:internalName="lcf76f155ced4ddcb4097134ff3c332f" ma:taxonomyFieldName="MediaServiceImageTags" ma:displayName="Etiquetas de imagen" ma:readOnly="false" ma:fieldId="{5cf76f15-5ced-4ddc-b409-7134ff3c332f}" ma:taxonomyMulti="true" ma:sspId="d33c8c81-5745-4931-bcc4-c2aeafe86780" ma:termSetId="09814cd3-568e-fe90-9814-8d621ff8fb84" ma:anchorId="fba54fb3-c3e1-fe81-a776-ca4b69148c4d" ma:open="true" ma:isKeyword="false">
       <xsd:complexType>
-        <xsd:complexContent>
-          <xsd:extension base="dms:UserMulti">
-            <xsd:sequence>
-              <xsd:element name="UserInfo" minOccurs="0" maxOccurs="unbounded">
-                <xsd:complexType>
-                  <xsd:sequence>
-                    <xsd:element name="DisplayName" type="xsd:string" minOccurs="0"/>
-                    <xsd:element name="AccountId" type="dms:UserId" minOccurs="0" nillable="true"/>
-                    <xsd:element name="AccountType" type="xsd:string" minOccurs="0"/>
-                  </xsd:sequence>
-                </xsd:complexType>
-              </xsd:element>
-            </xsd:sequence>
-          </xsd:extension>
-        </xsd:complexContent>
+        <xsd:sequence>
+          <xsd:element ref="pc:Terms" minOccurs="0" maxOccurs="1"/>
+        </xsd:sequence>
       </xsd:complexType>
     </xsd:element>
-    <xsd:element name="SharedWithDetails" ma:index="9" nillable="true" ma:displayName="Detalles de uso compartido" ma:internalName="SharedWithDetails" ma:readOnly="true">
+    <xsd:element name="MediaServiceOCR" ma:index="18" nillable="true" ma:displayName="Extracted Text" ma:internalName="MediaServiceOCR" ma:readOnly="true">
       <xsd:simpleType>
         <xsd:restriction base="dms:Note">
           <xsd:maxLength value="255"/>
         </xsd:restriction>
       </xsd:simpleType>
     </xsd:element>
-    <xsd:element name="TaxCatchAll" ma:index="20" nillable="true" ma:displayName="Taxonomy Catch All Column" ma:hidden="true" ma:list="{2f40a149-578b-41a1-8845-c88bc1831770}" ma:internalName="TaxCatchAll" ma:showField="CatchAllData" ma:web="cb45339b-ced9-4d0d-8f64-77573914d53b">
+    <xsd:element name="MediaServiceBillingMetadata" ma:index="19" nillable="true" ma:displayName="MediaServiceBillingMetadata" ma:hidden="true" ma:internalName="MediaServiceBillingMetadata" ma:readOnly="true">
+      <xsd:simpleType>
+        <xsd:restriction base="dms:Note"/>
+      </xsd:simpleType>
+    </xsd:element>
+  </xsd:schema>
+  <xsd:schema xmlns:xsd="http://www.w3.org/2001/XMLSchema" xmlns:xs="http://www.w3.org/2001/XMLSchema" xmlns:dms="http://schemas.microsoft.com/office/2006/documentManagement/types" xmlns:pc="http://schemas.microsoft.com/office/infopath/2007/PartnerControls" targetNamespace="adccf511-daff-4bcb-9072-914cedbf4c7e" elementFormDefault="qualified">
+    <xsd:import namespace="http://schemas.microsoft.com/office/2006/documentManagement/types"/>
+    <xsd:import namespace="http://schemas.microsoft.com/office/infopath/2007/PartnerControls"/>
+    <xsd:element name="TaxCatchAll" ma:index="17" nillable="true" ma:displayName="Taxonomy Catch All Column" ma:hidden="true" ma:list="{d55fdbc5-1632-489d-aeea-ba6fd7407963}" ma:internalName="TaxCatchAll" ma:showField="CatchAllData" ma:web="adccf511-daff-4bcb-9072-914cedbf4c7e">
       <xsd:complexType>
         <xsd:complexContent>
           <xsd:extension base="dms:MultiChoiceLookup">
@@ -42158,69 +42233,6 @@
           </xsd:extension>
         </xsd:complexContent>
       </xsd:complexType>
-    </xsd:element>
-  </xsd:schema>
-  <xsd:schema xmlns:xsd="http://www.w3.org/2001/XMLSchema" xmlns:xs="http://www.w3.org/2001/XMLSchema" xmlns:dms="http://schemas.microsoft.com/office/2006/documentManagement/types" xmlns:pc="http://schemas.microsoft.com/office/infopath/2007/PartnerControls" targetNamespace="43a3ca16-9c26-4813-b83f-4aec9927b43f" elementFormDefault="qualified">
-    <xsd:import namespace="http://schemas.microsoft.com/office/2006/documentManagement/types"/>
-    <xsd:import namespace="http://schemas.microsoft.com/office/infopath/2007/PartnerControls"/>
-    <xsd:element name="MediaServiceMetadata" ma:index="10" nillable="true" ma:displayName="MediaServiceMetadata" ma:hidden="true" ma:internalName="MediaServiceMetadata" ma:readOnly="true">
-      <xsd:simpleType>
-        <xsd:restriction base="dms:Note"/>
-      </xsd:simpleType>
-    </xsd:element>
-    <xsd:element name="MediaServiceFastMetadata" ma:index="11" nillable="true" ma:displayName="MediaServiceFastMetadata" ma:hidden="true" ma:internalName="MediaServiceFastMetadata" ma:readOnly="true">
-      <xsd:simpleType>
-        <xsd:restriction base="dms:Note"/>
-      </xsd:simpleType>
-    </xsd:element>
-    <xsd:element name="MediaServiceDateTaken" ma:index="12" nillable="true" ma:displayName="MediaServiceDateTaken" ma:hidden="true" ma:indexed="true" ma:internalName="MediaServiceDateTaken" ma:readOnly="true">
-      <xsd:simpleType>
-        <xsd:restriction base="dms:Text"/>
-      </xsd:simpleType>
-    </xsd:element>
-    <xsd:element name="MediaServiceObjectDetectorVersions" ma:index="13" nillable="true" ma:displayName="MediaServiceObjectDetectorVersions" ma:hidden="true" ma:indexed="true" ma:internalName="MediaServiceObjectDetectorVersions" ma:readOnly="true">
-      <xsd:simpleType>
-        <xsd:restriction base="dms:Text"/>
-      </xsd:simpleType>
-    </xsd:element>
-    <xsd:element name="MediaLengthInSeconds" ma:index="14" nillable="true" ma:displayName="MediaLengthInSeconds" ma:hidden="true" ma:internalName="MediaLengthInSeconds" ma:readOnly="true">
-      <xsd:simpleType>
-        <xsd:restriction base="dms:Unknown"/>
-      </xsd:simpleType>
-    </xsd:element>
-    <xsd:element name="MediaServiceLocation" ma:index="15" nillable="true" ma:displayName="Location" ma:indexed="true" ma:internalName="MediaServiceLocation" ma:readOnly="true">
-      <xsd:simpleType>
-        <xsd:restriction base="dms:Text"/>
-      </xsd:simpleType>
-    </xsd:element>
-    <xsd:element name="MediaServiceGenerationTime" ma:index="16" nillable="true" ma:displayName="MediaServiceGenerationTime" ma:hidden="true" ma:internalName="MediaServiceGenerationTime" ma:readOnly="true">
-      <xsd:simpleType>
-        <xsd:restriction base="dms:Text"/>
-      </xsd:simpleType>
-    </xsd:element>
-    <xsd:element name="MediaServiceEventHashCode" ma:index="17" nillable="true" ma:displayName="MediaServiceEventHashCode" ma:hidden="true" ma:internalName="MediaServiceEventHashCode" ma:readOnly="true">
-      <xsd:simpleType>
-        <xsd:restriction base="dms:Text"/>
-      </xsd:simpleType>
-    </xsd:element>
-    <xsd:element name="lcf76f155ced4ddcb4097134ff3c332f" ma:index="19" nillable="true" ma:taxonomy="true" ma:internalName="lcf76f155ced4ddcb4097134ff3c332f" ma:taxonomyFieldName="MediaServiceImageTags" ma:displayName="Etiquetas de imagen" ma:readOnly="false" ma:fieldId="{5cf76f15-5ced-4ddc-b409-7134ff3c332f}" ma:taxonomyMulti="true" ma:sspId="d33c8c81-5745-4931-bcc4-c2aeafe86780" ma:termSetId="09814cd3-568e-fe90-9814-8d621ff8fb84" ma:anchorId="fba54fb3-c3e1-fe81-a776-ca4b69148c4d" ma:open="true" ma:isKeyword="false">
-      <xsd:complexType>
-        <xsd:sequence>
-          <xsd:element ref="pc:Terms" minOccurs="0" maxOccurs="1"/>
-        </xsd:sequence>
-      </xsd:complexType>
-    </xsd:element>
-    <xsd:element name="MediaServiceOCR" ma:index="21" nillable="true" ma:displayName="Extracted Text" ma:internalName="MediaServiceOCR" ma:readOnly="true">
-      <xsd:simpleType>
-        <xsd:restriction base="dms:Note">
-          <xsd:maxLength value="255"/>
-        </xsd:restriction>
-      </xsd:simpleType>
-    </xsd:element>
-    <xsd:element name="MediaServiceSearchProperties" ma:index="22" nillable="true" ma:displayName="MediaServiceSearchProperties" ma:hidden="true" ma:internalName="MediaServiceSearchProperties" ma:readOnly="true">
-      <xsd:simpleType>
-        <xsd:restriction base="dms:Note"/>
-      </xsd:simpleType>
     </xsd:element>
   </xsd:schema>
   <xsd:schema xmlns="http://schemas.openxmlformats.org/package/2006/metadata/core-properties" xmlns:xsd="http://www.w3.org/2001/XMLSchema" xmlns:xsi="http://www.w3.org/2001/XMLSchema-instance" xmlns:dc="http://purl.org/dc/elements/1.1/" xmlns:dcterms="http://purl.org/dc/terms/" xmlns:odoc="http://schemas.microsoft.com/internal/obd" targetNamespace="http://schemas.openxmlformats.org/package/2006/metadata/core-properties" elementFormDefault="qualified" attributeFormDefault="unqualified" blockDefault="#all">
@@ -42322,15 +42334,11 @@
 </ct:contentTypeSchema>
 </file>
 
-<file path=customXml/itemProps1.xml><?xml version="1.0" encoding="utf-8"?>
-<ds:datastoreItem xmlns:ds="http://schemas.openxmlformats.org/officeDocument/2006/customXml" ds:itemID="{81CBDEC1-3B00-44ED-AD36-0268077980BA}">
-  <ds:schemaRefs>
-    <ds:schemaRef ds:uri="http://schemas.microsoft.com/sharepoint/v3/contenttype/forms"/>
-  </ds:schemaRefs>
-</ds:datastoreItem>
+<file path=customXml/item4.xml><?xml version="1.0" encoding="utf-8"?>
+<b:Sources xmlns:b="http://schemas.openxmlformats.org/officeDocument/2006/bibliography" xmlns="http://schemas.openxmlformats.org/officeDocument/2006/bibliography" SelectedStyle="\APASixthEditionOfficeOnline.xsl" StyleName="APA" Version="6"/>
 </file>
 
-<file path=customXml/itemProps2.xml><?xml version="1.0" encoding="utf-8"?>
+<file path=customXml/itemProps1.xml><?xml version="1.0" encoding="utf-8"?>
 <ds:datastoreItem xmlns:ds="http://schemas.openxmlformats.org/officeDocument/2006/customXml" ds:itemID="{6929C9FE-9F22-4B98-96EF-1B541B3BD0B2}">
   <ds:schemaRefs>
     <ds:schemaRef ds:uri="http://schemas.microsoft.com/office/2006/metadata/properties"/>
@@ -42341,29 +42349,22 @@
 </ds:datastoreItem>
 </file>
 
+<file path=customXml/itemProps2.xml><?xml version="1.0" encoding="utf-8"?>
+<ds:datastoreItem xmlns:ds="http://schemas.openxmlformats.org/officeDocument/2006/customXml" ds:itemID="{81CBDEC1-3B00-44ED-AD36-0268077980BA}">
+  <ds:schemaRefs>
+    <ds:schemaRef ds:uri="http://schemas.microsoft.com/sharepoint/v3/contenttype/forms"/>
+  </ds:schemaRefs>
+</ds:datastoreItem>
+</file>
+
 <file path=customXml/itemProps3.xml><?xml version="1.0" encoding="utf-8"?>
+<ds:datastoreItem xmlns:ds="http://schemas.openxmlformats.org/officeDocument/2006/customXml" ds:itemID="{11E5BCAE-AD90-49D8-8C7B-8A8F58E4F466}"/>
+</file>
+
+<file path=customXml/itemProps4.xml><?xml version="1.0" encoding="utf-8"?>
 <ds:datastoreItem xmlns:ds="http://schemas.openxmlformats.org/officeDocument/2006/customXml" ds:itemID="{E8AB44A3-7C62-4BD2-82ED-8ABC209970FA}">
   <ds:schemaRefs>
     <ds:schemaRef ds:uri="http://schemas.openxmlformats.org/officeDocument/2006/bibliography"/>
   </ds:schemaRefs>
 </ds:datastoreItem>
-</file>
-
-<file path=customXml/itemProps4.xml><?xml version="1.0" encoding="utf-8"?>
-<ds:datastoreItem xmlns:ds="http://schemas.openxmlformats.org/officeDocument/2006/customXml" ds:itemID="{DF43E046-DB0C-42D1-8C73-AE38B52F1ED7}">
-  <ds:schemaRefs>
-    <ds:schemaRef ds:uri="http://schemas.microsoft.com/office/2006/metadata/contentType"/>
-    <ds:schemaRef ds:uri="http://schemas.microsoft.com/office/2006/metadata/properties/metaAttributes"/>
-    <ds:schemaRef ds:uri="http://www.w3.org/2001/XMLSchema"/>
-    <ds:schemaRef ds:uri="http://schemas.microsoft.com/office/2006/metadata/properties"/>
-    <ds:schemaRef ds:uri="cb45339b-ced9-4d0d-8f64-77573914d53b"/>
-    <ds:schemaRef ds:uri="43a3ca16-9c26-4813-b83f-4aec9927b43f"/>
-    <ds:schemaRef ds:uri="http://schemas.microsoft.com/office/2006/documentManagement/types"/>
-    <ds:schemaRef ds:uri="http://schemas.microsoft.com/office/infopath/2007/PartnerControls"/>
-    <ds:schemaRef ds:uri="http://schemas.openxmlformats.org/package/2006/metadata/core-properties"/>
-    <ds:schemaRef ds:uri="http://purl.org/dc/elements/1.1/"/>
-    <ds:schemaRef ds:uri="http://purl.org/dc/terms/"/>
-    <ds:schemaRef ds:uri="http://schemas.microsoft.com/internal/obd"/>
-  </ds:schemaRefs>
-</ds:datastoreItem>
 </file>
--- a/fuentes/CFA2_82220000_DU.docx
+++ b/fuentes/CFA2_82220000_DU.docx
@@ -528,7 +528,7 @@
           <w:r>
             <w:fldChar w:fldCharType="separate"/>
           </w:r>
-          <w:hyperlink w:anchor="_Toc210808531" w:history="1">
+          <w:hyperlink w:anchor="_Toc210985901" w:history="1">
             <w:r>
               <w:rPr>
                 <w:rStyle w:val="Hipervnculo"/>
@@ -555,7 +555,7 @@
                 <w:noProof/>
                 <w:webHidden/>
               </w:rPr>
-              <w:instrText xml:space="preserve"> PAGEREF _Toc210808531 \h </w:instrText>
+              <w:instrText xml:space="preserve"> PAGEREF _Toc210985901 \h </w:instrText>
             </w:r>
             <w:r>
               <w:rPr>
@@ -601,7 +601,7 @@
               <w:lang w:eastAsia="es-MX"/>
             </w:rPr>
           </w:pPr>
-          <w:hyperlink w:anchor="_Toc210808532" w:history="1">
+          <w:hyperlink w:anchor="_Toc210985902" w:history="1">
             <w:r>
               <w:rPr>
                 <w:rStyle w:val="Hipervnculo"/>
@@ -645,7 +645,7 @@
                 <w:noProof/>
                 <w:webHidden/>
               </w:rPr>
-              <w:instrText xml:space="preserve"> PAGEREF _Toc210808532 \h </w:instrText>
+              <w:instrText xml:space="preserve"> PAGEREF _Toc210985902 \h </w:instrText>
             </w:r>
             <w:r>
               <w:rPr>
@@ -665,7 +665,7 @@
                 <w:noProof/>
                 <w:webHidden/>
               </w:rPr>
-              <w:t>3</w:t>
+              <w:t>4</w:t>
             </w:r>
             <w:r>
               <w:rPr>
@@ -687,7 +687,7 @@
               <w:lang w:eastAsia="es-MX"/>
             </w:rPr>
           </w:pPr>
-          <w:hyperlink w:anchor="_Toc210808533" w:history="1">
+          <w:hyperlink w:anchor="_Toc210985903" w:history="1">
             <w:r>
               <w:rPr>
                 <w:rStyle w:val="Hipervnculo"/>
@@ -731,7 +731,7 @@
                 <w:noProof/>
                 <w:webHidden/>
               </w:rPr>
-              <w:instrText xml:space="preserve"> PAGEREF _Toc210808533 \h </w:instrText>
+              <w:instrText xml:space="preserve"> PAGEREF _Toc210985903 \h </w:instrText>
             </w:r>
             <w:r>
               <w:rPr>
@@ -751,7 +751,7 @@
                 <w:noProof/>
                 <w:webHidden/>
               </w:rPr>
-              <w:t>3</w:t>
+              <w:t>4</w:t>
             </w:r>
             <w:r>
               <w:rPr>
@@ -773,7 +773,7 @@
               <w:lang w:eastAsia="es-MX"/>
             </w:rPr>
           </w:pPr>
-          <w:hyperlink w:anchor="_Toc210808534" w:history="1">
+          <w:hyperlink w:anchor="_Toc210985904" w:history="1">
             <w:r>
               <w:rPr>
                 <w:rStyle w:val="Hipervnculo"/>
@@ -817,7 +817,7 @@
                 <w:noProof/>
                 <w:webHidden/>
               </w:rPr>
-              <w:instrText xml:space="preserve"> PAGEREF _Toc210808534 \h </w:instrText>
+              <w:instrText xml:space="preserve"> PAGEREF _Toc210985904 \h </w:instrText>
             </w:r>
             <w:r>
               <w:rPr>
@@ -837,7 +837,7 @@
                 <w:noProof/>
                 <w:webHidden/>
               </w:rPr>
-              <w:t>3</w:t>
+              <w:t>4</w:t>
             </w:r>
             <w:r>
               <w:rPr>
@@ -859,7 +859,7 @@
               <w:lang w:eastAsia="es-MX"/>
             </w:rPr>
           </w:pPr>
-          <w:hyperlink w:anchor="_Toc210808535" w:history="1">
+          <w:hyperlink w:anchor="_Toc210985905" w:history="1">
             <w:r>
               <w:rPr>
                 <w:rStyle w:val="Hipervnculo"/>
@@ -886,7 +886,7 @@
                 <w:noProof/>
                 <w:webHidden/>
               </w:rPr>
-              <w:instrText xml:space="preserve"> PAGEREF _Toc210808535 \h </w:instrText>
+              <w:instrText xml:space="preserve"> PAGEREF _Toc210985905 \h </w:instrText>
             </w:r>
             <w:r>
               <w:rPr>
@@ -906,7 +906,7 @@
                 <w:noProof/>
                 <w:webHidden/>
               </w:rPr>
-              <w:t>4</w:t>
+              <w:t>5</w:t>
             </w:r>
             <w:r>
               <w:rPr>
@@ -932,7 +932,7 @@
               <w:lang w:eastAsia="es-MX"/>
             </w:rPr>
           </w:pPr>
-          <w:hyperlink w:anchor="_Toc210808536" w:history="1">
+          <w:hyperlink w:anchor="_Toc210985906" w:history="1">
             <w:r>
               <w:rPr>
                 <w:rStyle w:val="Hipervnculo"/>
@@ -976,7 +976,7 @@
                 <w:noProof/>
                 <w:webHidden/>
               </w:rPr>
-              <w:instrText xml:space="preserve"> PAGEREF _Toc210808536 \h </w:instrText>
+              <w:instrText xml:space="preserve"> PAGEREF _Toc210985906 \h </w:instrText>
             </w:r>
             <w:r>
               <w:rPr>
@@ -996,7 +996,7 @@
                 <w:noProof/>
                 <w:webHidden/>
               </w:rPr>
-              <w:t>6</w:t>
+              <w:t>7</w:t>
             </w:r>
             <w:r>
               <w:rPr>
@@ -1018,7 +1018,7 @@
               <w:lang w:eastAsia="es-MX"/>
             </w:rPr>
           </w:pPr>
-          <w:hyperlink w:anchor="_Toc210808537" w:history="1">
+          <w:hyperlink w:anchor="_Toc210985907" w:history="1">
             <w:r>
               <w:rPr>
                 <w:rStyle w:val="Hipervnculo"/>
@@ -1045,7 +1045,7 @@
                 <w:noProof/>
                 <w:webHidden/>
               </w:rPr>
-              <w:instrText xml:space="preserve"> PAGEREF _Toc210808537 \h </w:instrText>
+              <w:instrText xml:space="preserve"> PAGEREF _Toc210985907 \h </w:instrText>
             </w:r>
             <w:r>
               <w:rPr>
@@ -1065,7 +1065,7 @@
                 <w:noProof/>
                 <w:webHidden/>
               </w:rPr>
-              <w:t>6</w:t>
+              <w:t>7</w:t>
             </w:r>
             <w:r>
               <w:rPr>
@@ -1087,7 +1087,7 @@
               <w:lang w:eastAsia="es-MX"/>
             </w:rPr>
           </w:pPr>
-          <w:hyperlink w:anchor="_Toc210808538" w:history="1">
+          <w:hyperlink w:anchor="_Toc210985908" w:history="1">
             <w:r>
               <w:rPr>
                 <w:rStyle w:val="Hipervnculo"/>
@@ -1114,7 +1114,7 @@
                 <w:noProof/>
                 <w:webHidden/>
               </w:rPr>
-              <w:instrText xml:space="preserve"> PAGEREF _Toc210808538 \h </w:instrText>
+              <w:instrText xml:space="preserve"> PAGEREF _Toc210985908 \h </w:instrText>
             </w:r>
             <w:r>
               <w:rPr>
@@ -1134,7 +1134,7 @@
                 <w:noProof/>
                 <w:webHidden/>
               </w:rPr>
-              <w:t>7</w:t>
+              <w:t>8</w:t>
             </w:r>
             <w:r>
               <w:rPr>
@@ -1160,7 +1160,7 @@
               <w:lang w:eastAsia="es-MX"/>
             </w:rPr>
           </w:pPr>
-          <w:hyperlink w:anchor="_Toc210808539" w:history="1">
+          <w:hyperlink w:anchor="_Toc210985909" w:history="1">
             <w:r>
               <w:rPr>
                 <w:rStyle w:val="Hipervnculo"/>
@@ -1204,7 +1204,7 @@
                 <w:noProof/>
                 <w:webHidden/>
               </w:rPr>
-              <w:instrText xml:space="preserve"> PAGEREF _Toc210808539 \h </w:instrText>
+              <w:instrText xml:space="preserve"> PAGEREF _Toc210985909 \h </w:instrText>
             </w:r>
             <w:r>
               <w:rPr>
@@ -1224,7 +1224,7 @@
                 <w:noProof/>
                 <w:webHidden/>
               </w:rPr>
-              <w:t>9</w:t>
+              <w:t>10</w:t>
             </w:r>
             <w:r>
               <w:rPr>
@@ -1246,7 +1246,7 @@
               <w:lang w:eastAsia="es-MX"/>
             </w:rPr>
           </w:pPr>
-          <w:hyperlink w:anchor="_Toc210808540" w:history="1">
+          <w:hyperlink w:anchor="_Toc210985910" w:history="1">
             <w:r>
               <w:rPr>
                 <w:rStyle w:val="Hipervnculo"/>
@@ -1273,7 +1273,7 @@
                 <w:noProof/>
                 <w:webHidden/>
               </w:rPr>
-              <w:instrText xml:space="preserve"> PAGEREF _Toc210808540 \h </w:instrText>
+              <w:instrText xml:space="preserve"> PAGEREF _Toc210985910 \h </w:instrText>
             </w:r>
             <w:r>
               <w:rPr>
@@ -1293,7 +1293,7 @@
                 <w:noProof/>
                 <w:webHidden/>
               </w:rPr>
-              <w:t>9</w:t>
+              <w:t>10</w:t>
             </w:r>
             <w:r>
               <w:rPr>
@@ -1315,7 +1315,7 @@
               <w:lang w:eastAsia="es-MX"/>
             </w:rPr>
           </w:pPr>
-          <w:hyperlink w:anchor="_Toc210808541" w:history="1">
+          <w:hyperlink w:anchor="_Toc210985911" w:history="1">
             <w:r>
               <w:rPr>
                 <w:rStyle w:val="Hipervnculo"/>
@@ -1342,7 +1342,7 @@
                 <w:noProof/>
                 <w:webHidden/>
               </w:rPr>
-              <w:instrText xml:space="preserve"> PAGEREF _Toc210808541 \h </w:instrText>
+              <w:instrText xml:space="preserve"> PAGEREF _Toc210985911 \h </w:instrText>
             </w:r>
             <w:r>
               <w:rPr>
@@ -1362,7 +1362,7 @@
                 <w:noProof/>
                 <w:webHidden/>
               </w:rPr>
-              <w:t>9</w:t>
+              <w:t>10</w:t>
             </w:r>
             <w:r>
               <w:rPr>
@@ -1384,7 +1384,7 @@
               <w:lang w:eastAsia="es-MX"/>
             </w:rPr>
           </w:pPr>
-          <w:hyperlink w:anchor="_Toc210808542" w:history="1">
+          <w:hyperlink w:anchor="_Toc210985912" w:history="1">
             <w:r>
               <w:rPr>
                 <w:rStyle w:val="Hipervnculo"/>
@@ -1411,7 +1411,7 @@
                 <w:noProof/>
                 <w:webHidden/>
               </w:rPr>
-              <w:instrText xml:space="preserve"> PAGEREF _Toc210808542 \h </w:instrText>
+              <w:instrText xml:space="preserve"> PAGEREF _Toc210985912 \h </w:instrText>
             </w:r>
             <w:r>
               <w:rPr>
@@ -1431,7 +1431,7 @@
                 <w:noProof/>
                 <w:webHidden/>
               </w:rPr>
-              <w:t>10</w:t>
+              <w:t>11</w:t>
             </w:r>
             <w:r>
               <w:rPr>
@@ -1457,7 +1457,7 @@
               <w:lang w:eastAsia="es-MX"/>
             </w:rPr>
           </w:pPr>
-          <w:hyperlink w:anchor="_Toc210808543" w:history="1">
+          <w:hyperlink w:anchor="_Toc210985913" w:history="1">
             <w:r>
               <w:rPr>
                 <w:rStyle w:val="Hipervnculo"/>
@@ -1501,7 +1501,7 @@
                 <w:noProof/>
                 <w:webHidden/>
               </w:rPr>
-              <w:instrText xml:space="preserve"> PAGEREF _Toc210808543 \h </w:instrText>
+              <w:instrText xml:space="preserve"> PAGEREF _Toc210985913 \h </w:instrText>
             </w:r>
             <w:r>
               <w:rPr>
@@ -1521,7 +1521,7 @@
                 <w:noProof/>
                 <w:webHidden/>
               </w:rPr>
-              <w:t>12</w:t>
+              <w:t>13</w:t>
             </w:r>
             <w:r>
               <w:rPr>
@@ -1543,7 +1543,7 @@
               <w:lang w:eastAsia="es-MX"/>
             </w:rPr>
           </w:pPr>
-          <w:hyperlink w:anchor="_Toc210808544" w:history="1">
+          <w:hyperlink w:anchor="_Toc210985914" w:history="1">
             <w:r>
               <w:rPr>
                 <w:rStyle w:val="Hipervnculo"/>
@@ -1570,7 +1570,7 @@
                 <w:noProof/>
                 <w:webHidden/>
               </w:rPr>
-              <w:instrText xml:space="preserve"> PAGEREF _Toc210808544 \h </w:instrText>
+              <w:instrText xml:space="preserve"> PAGEREF _Toc210985914 \h </w:instrText>
             </w:r>
             <w:r>
               <w:rPr>
@@ -1590,7 +1590,7 @@
                 <w:noProof/>
                 <w:webHidden/>
               </w:rPr>
-              <w:t>12</w:t>
+              <w:t>13</w:t>
             </w:r>
             <w:r>
               <w:rPr>
@@ -1612,7 +1612,7 @@
               <w:lang w:eastAsia="es-MX"/>
             </w:rPr>
           </w:pPr>
-          <w:hyperlink w:anchor="_Toc210808545" w:history="1">
+          <w:hyperlink w:anchor="_Toc210985915" w:history="1">
             <w:r>
               <w:rPr>
                 <w:rStyle w:val="Hipervnculo"/>
@@ -1639,7 +1639,7 @@
                 <w:noProof/>
                 <w:webHidden/>
               </w:rPr>
-              <w:instrText xml:space="preserve"> PAGEREF _Toc210808545 \h </w:instrText>
+              <w:instrText xml:space="preserve"> PAGEREF _Toc210985915 \h </w:instrText>
             </w:r>
             <w:r>
               <w:rPr>
@@ -1659,7 +1659,7 @@
                 <w:noProof/>
                 <w:webHidden/>
               </w:rPr>
-              <w:t>13</w:t>
+              <w:t>14</w:t>
             </w:r>
             <w:r>
               <w:rPr>
@@ -1681,7 +1681,7 @@
               <w:lang w:eastAsia="es-MX"/>
             </w:rPr>
           </w:pPr>
-          <w:hyperlink w:anchor="_Toc210808546" w:history="1">
+          <w:hyperlink w:anchor="_Toc210985916" w:history="1">
             <w:r>
               <w:rPr>
                 <w:rStyle w:val="Hipervnculo"/>
@@ -1708,7 +1708,7 @@
                 <w:noProof/>
                 <w:webHidden/>
               </w:rPr>
-              <w:instrText xml:space="preserve"> PAGEREF _Toc210808546 \h </w:instrText>
+              <w:instrText xml:space="preserve"> PAGEREF _Toc210985916 \h </w:instrText>
             </w:r>
             <w:r>
               <w:rPr>
@@ -1728,7 +1728,7 @@
                 <w:noProof/>
                 <w:webHidden/>
               </w:rPr>
-              <w:t>13</w:t>
+              <w:t>14</w:t>
             </w:r>
             <w:r>
               <w:rPr>
@@ -1750,7 +1750,7 @@
               <w:lang w:eastAsia="es-MX"/>
             </w:rPr>
           </w:pPr>
-          <w:hyperlink w:anchor="_Toc210808547" w:history="1">
+          <w:hyperlink w:anchor="_Toc210985917" w:history="1">
             <w:r>
               <w:rPr>
                 <w:rStyle w:val="Hipervnculo"/>
@@ -1777,7 +1777,7 @@
                 <w:noProof/>
                 <w:webHidden/>
               </w:rPr>
-              <w:instrText xml:space="preserve"> PAGEREF _Toc210808547 \h </w:instrText>
+              <w:instrText xml:space="preserve"> PAGEREF _Toc210985917 \h </w:instrText>
             </w:r>
             <w:r>
               <w:rPr>
@@ -1797,7 +1797,7 @@
                 <w:noProof/>
                 <w:webHidden/>
               </w:rPr>
-              <w:t>14</w:t>
+              <w:t>15</w:t>
             </w:r>
             <w:r>
               <w:rPr>
@@ -1819,7 +1819,7 @@
               <w:lang w:eastAsia="es-MX"/>
             </w:rPr>
           </w:pPr>
-          <w:hyperlink w:anchor="_Toc210808548" w:history="1">
+          <w:hyperlink w:anchor="_Toc210985918" w:history="1">
             <w:r>
               <w:rPr>
                 <w:rStyle w:val="Hipervnculo"/>
@@ -1846,7 +1846,7 @@
                 <w:noProof/>
                 <w:webHidden/>
               </w:rPr>
-              <w:instrText xml:space="preserve"> PAGEREF _Toc210808548 \h </w:instrText>
+              <w:instrText xml:space="preserve"> PAGEREF _Toc210985918 \h </w:instrText>
             </w:r>
             <w:r>
               <w:rPr>
@@ -1866,7 +1866,7 @@
                 <w:noProof/>
                 <w:webHidden/>
               </w:rPr>
-              <w:t>15</w:t>
+              <w:t>16</w:t>
             </w:r>
             <w:r>
               <w:rPr>
@@ -1892,7 +1892,7 @@
               <w:lang w:eastAsia="es-MX"/>
             </w:rPr>
           </w:pPr>
-          <w:hyperlink w:anchor="_Toc210808549" w:history="1">
+          <w:hyperlink w:anchor="_Toc210985919" w:history="1">
             <w:r>
               <w:rPr>
                 <w:rStyle w:val="Hipervnculo"/>
@@ -1936,7 +1936,7 @@
                 <w:noProof/>
                 <w:webHidden/>
               </w:rPr>
-              <w:instrText xml:space="preserve"> PAGEREF _Toc210808549 \h </w:instrText>
+              <w:instrText xml:space="preserve"> PAGEREF _Toc210985919 \h </w:instrText>
             </w:r>
             <w:r>
               <w:rPr>
@@ -1956,7 +1956,7 @@
                 <w:noProof/>
                 <w:webHidden/>
               </w:rPr>
-              <w:t>17</w:t>
+              <w:t>18</w:t>
             </w:r>
             <w:r>
               <w:rPr>
@@ -1978,7 +1978,7 @@
               <w:lang w:eastAsia="es-MX"/>
             </w:rPr>
           </w:pPr>
-          <w:hyperlink w:anchor="_Toc210808550" w:history="1">
+          <w:hyperlink w:anchor="_Toc210985920" w:history="1">
             <w:r>
               <w:rPr>
                 <w:rStyle w:val="Hipervnculo"/>
@@ -2005,7 +2005,7 @@
                 <w:noProof/>
                 <w:webHidden/>
               </w:rPr>
-              <w:instrText xml:space="preserve"> PAGEREF _Toc210808550 \h </w:instrText>
+              <w:instrText xml:space="preserve"> PAGEREF _Toc210985920 \h </w:instrText>
             </w:r>
             <w:r>
               <w:rPr>
@@ -2025,7 +2025,7 @@
                 <w:noProof/>
                 <w:webHidden/>
               </w:rPr>
-              <w:t>17</w:t>
+              <w:t>18</w:t>
             </w:r>
             <w:r>
               <w:rPr>
@@ -2047,7 +2047,7 @@
               <w:lang w:eastAsia="es-MX"/>
             </w:rPr>
           </w:pPr>
-          <w:hyperlink w:anchor="_Toc210808551" w:history="1">
+          <w:hyperlink w:anchor="_Toc210985921" w:history="1">
             <w:r>
               <w:rPr>
                 <w:rStyle w:val="Hipervnculo"/>
@@ -2074,7 +2074,7 @@
                 <w:noProof/>
                 <w:webHidden/>
               </w:rPr>
-              <w:instrText xml:space="preserve"> PAGEREF _Toc210808551 \h </w:instrText>
+              <w:instrText xml:space="preserve"> PAGEREF _Toc210985921 \h </w:instrText>
             </w:r>
             <w:r>
               <w:rPr>
@@ -2094,7 +2094,7 @@
                 <w:noProof/>
                 <w:webHidden/>
               </w:rPr>
-              <w:t>17</w:t>
+              <w:t>18</w:t>
             </w:r>
             <w:r>
               <w:rPr>
@@ -2116,7 +2116,7 @@
               <w:lang w:eastAsia="es-MX"/>
             </w:rPr>
           </w:pPr>
-          <w:hyperlink w:anchor="_Toc210808552" w:history="1">
+          <w:hyperlink w:anchor="_Toc210985922" w:history="1">
             <w:r>
               <w:rPr>
                 <w:rStyle w:val="Hipervnculo"/>
@@ -2143,7 +2143,7 @@
                 <w:noProof/>
                 <w:webHidden/>
               </w:rPr>
-              <w:instrText xml:space="preserve"> PAGEREF _Toc210808552 \h </w:instrText>
+              <w:instrText xml:space="preserve"> PAGEREF _Toc210985922 \h </w:instrText>
             </w:r>
             <w:r>
               <w:rPr>
@@ -2163,7 +2163,7 @@
                 <w:noProof/>
                 <w:webHidden/>
               </w:rPr>
-              <w:t>18</w:t>
+              <w:t>19</w:t>
             </w:r>
             <w:r>
               <w:rPr>
@@ -2185,7 +2185,7 @@
               <w:lang w:eastAsia="es-MX"/>
             </w:rPr>
           </w:pPr>
-          <w:hyperlink w:anchor="_Toc210808553" w:history="1">
+          <w:hyperlink w:anchor="_Toc210985923" w:history="1">
             <w:r>
               <w:rPr>
                 <w:rStyle w:val="Hipervnculo"/>
@@ -2212,7 +2212,7 @@
                 <w:noProof/>
                 <w:webHidden/>
               </w:rPr>
-              <w:instrText xml:space="preserve"> PAGEREF _Toc210808553 \h </w:instrText>
+              <w:instrText xml:space="preserve"> PAGEREF _Toc210985923 \h </w:instrText>
             </w:r>
             <w:r>
               <w:rPr>
@@ -2232,7 +2232,7 @@
                 <w:noProof/>
                 <w:webHidden/>
               </w:rPr>
-              <w:t>19</w:t>
+              <w:t>20</w:t>
             </w:r>
             <w:r>
               <w:rPr>
@@ -2257,7 +2257,7 @@
               <w:lang w:eastAsia="es-MX"/>
             </w:rPr>
           </w:pPr>
-          <w:hyperlink w:anchor="_Toc210808554" w:history="1">
+          <w:hyperlink w:anchor="_Toc210985924" w:history="1">
             <w:r>
               <w:rPr>
                 <w:rStyle w:val="Hipervnculo"/>
@@ -2284,7 +2284,7 @@
                 <w:noProof/>
                 <w:webHidden/>
               </w:rPr>
-              <w:instrText xml:space="preserve"> PAGEREF _Toc210808554 \h </w:instrText>
+              <w:instrText xml:space="preserve"> PAGEREF _Toc210985924 \h </w:instrText>
             </w:r>
             <w:r>
               <w:rPr>
@@ -2304,7 +2304,7 @@
                 <w:noProof/>
                 <w:webHidden/>
               </w:rPr>
-              <w:t>22</w:t>
+              <w:t>23</w:t>
             </w:r>
             <w:r>
               <w:rPr>
@@ -2329,7 +2329,7 @@
               <w:lang w:eastAsia="es-MX"/>
             </w:rPr>
           </w:pPr>
-          <w:hyperlink w:anchor="_Toc210808555" w:history="1">
+          <w:hyperlink w:anchor="_Toc210985925" w:history="1">
             <w:r>
               <w:rPr>
                 <w:rStyle w:val="Hipervnculo"/>
@@ -2356,7 +2356,7 @@
                 <w:noProof/>
                 <w:webHidden/>
               </w:rPr>
-              <w:instrText xml:space="preserve"> PAGEREF _Toc210808555 \h </w:instrText>
+              <w:instrText xml:space="preserve"> PAGEREF _Toc210985925 \h </w:instrText>
             </w:r>
             <w:r>
               <w:rPr>
@@ -2376,7 +2376,7 @@
                 <w:noProof/>
                 <w:webHidden/>
               </w:rPr>
-              <w:t>24</w:t>
+              <w:t>25</w:t>
             </w:r>
             <w:r>
               <w:rPr>
@@ -2401,7 +2401,7 @@
               <w:lang w:eastAsia="es-MX"/>
             </w:rPr>
           </w:pPr>
-          <w:hyperlink w:anchor="_Toc210808556" w:history="1">
+          <w:hyperlink w:anchor="_Toc210985926" w:history="1">
             <w:r>
               <w:rPr>
                 <w:rStyle w:val="Hipervnculo"/>
@@ -2428,7 +2428,7 @@
                 <w:noProof/>
                 <w:webHidden/>
               </w:rPr>
-              <w:instrText xml:space="preserve"> PAGEREF _Toc210808556 \h </w:instrText>
+              <w:instrText xml:space="preserve"> PAGEREF _Toc210985926 \h </w:instrText>
             </w:r>
             <w:r>
               <w:rPr>
@@ -2448,7 +2448,7 @@
                 <w:noProof/>
                 <w:webHidden/>
               </w:rPr>
-              <w:t>26</w:t>
+              <w:t>27</w:t>
             </w:r>
             <w:r>
               <w:rPr>
@@ -2473,7 +2473,7 @@
               <w:lang w:eastAsia="es-MX"/>
             </w:rPr>
           </w:pPr>
-          <w:hyperlink w:anchor="_Toc210808557" w:history="1">
+          <w:hyperlink w:anchor="_Toc210985927" w:history="1">
             <w:r>
               <w:rPr>
                 <w:rStyle w:val="Hipervnculo"/>
@@ -2500,7 +2500,7 @@
                 <w:noProof/>
                 <w:webHidden/>
               </w:rPr>
-              <w:instrText xml:space="preserve"> PAGEREF _Toc210808557 \h </w:instrText>
+              <w:instrText xml:space="preserve"> PAGEREF _Toc210985927 \h </w:instrText>
             </w:r>
             <w:r>
               <w:rPr>
@@ -2520,7 +2520,7 @@
                 <w:noProof/>
                 <w:webHidden/>
               </w:rPr>
-              <w:t>27</w:t>
+              <w:t>28</w:t>
             </w:r>
             <w:r>
               <w:rPr>
@@ -2545,7 +2545,7 @@
               <w:lang w:eastAsia="es-MX"/>
             </w:rPr>
           </w:pPr>
-          <w:hyperlink w:anchor="_Toc210808558" w:history="1">
+          <w:hyperlink w:anchor="_Toc210985928" w:history="1">
             <w:r>
               <w:rPr>
                 <w:rStyle w:val="Hipervnculo"/>
@@ -2572,7 +2572,7 @@
                 <w:noProof/>
                 <w:webHidden/>
               </w:rPr>
-              <w:instrText xml:space="preserve"> PAGEREF _Toc210808558 \h </w:instrText>
+              <w:instrText xml:space="preserve"> PAGEREF _Toc210985928 \h </w:instrText>
             </w:r>
             <w:r>
               <w:rPr>
@@ -2592,7 +2592,7 @@
                 <w:noProof/>
                 <w:webHidden/>
               </w:rPr>
-              <w:t>30</w:t>
+              <w:t>31</w:t>
             </w:r>
             <w:r>
               <w:rPr>
@@ -2629,7 +2629,7 @@
       <w:pPr>
         <w:pStyle w:val="Titulosgenerales"/>
       </w:pPr>
-      <w:bookmarkStart w:id="0" w:name="_Toc210808531"/>
+      <w:bookmarkStart w:id="0" w:name="_Toc210985901"/>
       <w:r>
         <w:lastRenderedPageBreak/>
         <w:t>Introducción</w:t>
@@ -2682,6 +2682,15 @@
     </w:p>
     <w:p>
       <w:pPr>
+        <w:spacing w:before="0" w:after="160" w:line="259" w:lineRule="auto"/>
+        <w:ind w:firstLine="0"/>
+      </w:pPr>
+      <w:r>
+        <w:br w:type="page"/>
+      </w:r>
+    </w:p>
+    <w:p>
+      <w:pPr>
         <w:pStyle w:val="Video"/>
         <w:ind w:firstLine="0"/>
         <w:rPr>
@@ -2692,6 +2701,7 @@
         <w:rPr>
           <w:lang w:val="es-419"/>
         </w:rPr>
+        <w:lastRenderedPageBreak/>
         <w:t>Métricas</w:t>
       </w:r>
       <w:r>
@@ -2703,18 +2713,86 @@
     </w:p>
     <w:p>
       <w:pPr>
-        <w:shd w:val="clear" w:color="auto" w:fill="FFFF00"/>
-        <w:jc w:val="center"/>
         <w:rPr>
           <w:lang w:val="es-419"/>
         </w:rPr>
       </w:pPr>
       <w:r>
+        <w:fldChar w:fldCharType="begin"/>
+      </w:r>
+      <w:r>
+        <w:instrText xml:space="preserve"> INCLUDEPICTURE "https://img.youtube.com/vi/sFFB2AzX9cs/maxresdefault.jpg" \* MERGEFORMATINET </w:instrText>
+      </w:r>
+      <w:r>
+        <w:fldChar w:fldCharType="separate"/>
+      </w:r>
+      <w:r>
         <w:rPr>
           <w:noProof/>
-          <w:lang w:val="es-419"/>
-        </w:rPr>
-        <w:t>FALTA VIDEO</w:t>
+        </w:rPr>
+        <w:drawing>
+          <wp:inline distT="0" distB="0" distL="0" distR="0" wp14:anchorId="7E547BAA" wp14:editId="28326925">
+            <wp:extent cx="5535857" cy="3113781"/>
+            <wp:effectExtent l="0" t="0" r="1905" b="0"/>
+            <wp:docPr id="837756445" name="Imagen 4">
+              <a:extLst xmlns:a="http://schemas.openxmlformats.org/drawingml/2006/main">
+                <a:ext uri="{C183D7F6-B498-43B3-948B-1728B52AA6E4}">
+                  <adec:decorative xmlns:adec="http://schemas.microsoft.com/office/drawing/2017/decorative" val="1"/>
+                </a:ext>
+              </a:extLst>
+            </wp:docPr>
+            <wp:cNvGraphicFramePr>
+              <a:graphicFrameLocks xmlns:a="http://schemas.openxmlformats.org/drawingml/2006/main" noChangeAspect="1"/>
+            </wp:cNvGraphicFramePr>
+            <a:graphic xmlns:a="http://schemas.openxmlformats.org/drawingml/2006/main">
+              <a:graphicData uri="http://schemas.openxmlformats.org/drawingml/2006/picture">
+                <pic:pic xmlns:pic="http://schemas.openxmlformats.org/drawingml/2006/picture">
+                  <pic:nvPicPr>
+                    <pic:cNvPr id="837756445" name="Imagen 4">
+                      <a:extLst>
+                        <a:ext uri="{C183D7F6-B498-43B3-948B-1728B52AA6E4}">
+                          <adec:decorative xmlns:adec="http://schemas.microsoft.com/office/drawing/2017/decorative" val="1"/>
+                        </a:ext>
+                      </a:extLst>
+                    </pic:cNvPr>
+                    <pic:cNvPicPr>
+                      <a:picLocks noChangeAspect="1" noChangeArrowheads="1"/>
+                    </pic:cNvPicPr>
+                  </pic:nvPicPr>
+                  <pic:blipFill>
+                    <a:blip r:embed="rId13">
+                      <a:extLst>
+                        <a:ext uri="{28A0092B-C50C-407E-A947-70E740481C1C}">
+                          <a14:useLocalDpi xmlns:a14="http://schemas.microsoft.com/office/drawing/2010/main" val="0"/>
+                        </a:ext>
+                      </a:extLst>
+                    </a:blip>
+                    <a:srcRect/>
+                    <a:stretch>
+                      <a:fillRect/>
+                    </a:stretch>
+                  </pic:blipFill>
+                  <pic:spPr bwMode="auto">
+                    <a:xfrm>
+                      <a:off x="0" y="0"/>
+                      <a:ext cx="5599046" cy="3149323"/>
+                    </a:xfrm>
+                    <a:prstGeom prst="rect">
+                      <a:avLst/>
+                    </a:prstGeom>
+                    <a:noFill/>
+                    <a:ln>
+                      <a:noFill/>
+                    </a:ln>
+                  </pic:spPr>
+                </pic:pic>
+              </a:graphicData>
+            </a:graphic>
+          </wp:inline>
+        </w:drawing>
+      </w:r>
+      <w:r>
+        <w:fldChar w:fldCharType="end"/>
       </w:r>
     </w:p>
     <w:p>
@@ -2728,14 +2806,17 @@
           <w:lang w:val="es-419"/>
         </w:rPr>
       </w:pPr>
-      <w:r>
-        <w:rPr>
-          <w:b/>
-          <w:bCs/>
-          <w:lang w:val="es-419"/>
-        </w:rPr>
-        <w:t>Enlace de reproducción del video</w:t>
-      </w:r>
+      <w:hyperlink r:id="rId14" w:history="1">
+        <w:r>
+          <w:rPr>
+            <w:rStyle w:val="Hipervnculo"/>
+            <w:b/>
+            <w:bCs/>
+            <w:lang w:val="es-419"/>
+          </w:rPr>
+          <w:t>Enlace de reproducción del video</w:t>
+        </w:r>
+      </w:hyperlink>
       <w:r>
         <w:rPr>
           <w:b/>
@@ -2817,7 +2898,6 @@
           </w:p>
           <w:p>
             <w:r>
-              <w:lastRenderedPageBreak/>
               <w:t>¡Bienvenidos al componente Métricas del Sistema de Trazabilidad! Este espacio está diseñado para ofrecer herramientas y conocimientos necesarios para optimizar la visibilidad, eficiencia y seguridad en sus operaciones logísticas.</w:t>
             </w:r>
           </w:p>
@@ -2828,6 +2908,7 @@
           </w:p>
           <w:p>
             <w:r>
+              <w:lastRenderedPageBreak/>
               <w:t>El programa enfatiza los criterios de seguridad en la operación, normativas aplicables y buenas prácticas para proteger la información de trazabilidad. Además, se profundizará en los indicadores de gestión operativa, facilitando la supervisión del flujo de productos, la identificación de cuellos de botella y la toma de decisiones informadas.</w:t>
             </w:r>
           </w:p>
@@ -2875,7 +2956,7 @@
       <w:pPr>
         <w:pStyle w:val="Ttulo1"/>
       </w:pPr>
-      <w:bookmarkStart w:id="1" w:name="_Toc210808532"/>
+      <w:bookmarkStart w:id="1" w:name="_Toc210985902"/>
       <w:r>
         <w:lastRenderedPageBreak/>
         <w:t>Cadena de suministros</w:t>
@@ -2912,7 +2993,7 @@
           <w:rFonts w:eastAsia="Times New Roman"/>
         </w:rPr>
       </w:pPr>
-      <w:bookmarkStart w:id="2" w:name="_Toc210808533"/>
+      <w:bookmarkStart w:id="2" w:name="_Toc210985903"/>
       <w:r>
         <w:t>Concepto</w:t>
       </w:r>
@@ -2958,7 +3039,7 @@
           <w:numId w:val="7"/>
         </w:numPr>
       </w:pPr>
-      <w:bookmarkStart w:id="3" w:name="_Toc210808534"/>
+      <w:bookmarkStart w:id="3" w:name="_Toc210985904"/>
       <w:r>
         <w:t>Elementos</w:t>
       </w:r>
@@ -3323,7 +3404,7 @@
       <w:pPr>
         <w:pStyle w:val="Ttulo2"/>
       </w:pPr>
-      <w:bookmarkStart w:id="4" w:name="_Toc210808535"/>
+      <w:bookmarkStart w:id="4" w:name="_Toc210985905"/>
       <w:r>
         <w:t>1.3 Calidad</w:t>
       </w:r>
@@ -3488,7 +3569,7 @@
       <w:pPr>
         <w:pStyle w:val="Ttulo1"/>
       </w:pPr>
-      <w:bookmarkStart w:id="5" w:name="_Toc210808536"/>
+      <w:bookmarkStart w:id="5" w:name="_Toc210985906"/>
       <w:r>
         <w:lastRenderedPageBreak/>
         <w:t>Parámetros de control</w:t>
@@ -3512,7 +3593,7 @@
       <w:pPr>
         <w:pStyle w:val="Ttulo2"/>
       </w:pPr>
-      <w:bookmarkStart w:id="6" w:name="_Toc210808537"/>
+      <w:bookmarkStart w:id="6" w:name="_Toc210985907"/>
       <w:r>
         <w:t xml:space="preserve">2.1 </w:t>
       </w:r>
@@ -3643,7 +3724,7 @@
       <w:pPr>
         <w:pStyle w:val="Ttulo2"/>
       </w:pPr>
-      <w:bookmarkStart w:id="7" w:name="_Toc210808538"/>
+      <w:bookmarkStart w:id="7" w:name="_Toc210985908"/>
       <w:r>
         <w:t>2.2 Métricas de desempeño</w:t>
       </w:r>
@@ -4029,7 +4110,7 @@
       <w:pPr>
         <w:pStyle w:val="Ttulo1"/>
       </w:pPr>
-      <w:bookmarkStart w:id="8" w:name="_Toc210808539"/>
+      <w:bookmarkStart w:id="8" w:name="_Toc210985909"/>
       <w:r>
         <w:lastRenderedPageBreak/>
         <w:t>Criterios de seguridad</w:t>
@@ -4053,7 +4134,7 @@
       <w:pPr>
         <w:pStyle w:val="Ttulo2"/>
       </w:pPr>
-      <w:bookmarkStart w:id="9" w:name="_Toc210808540"/>
+      <w:bookmarkStart w:id="9" w:name="_Toc210985910"/>
       <w:r>
         <w:t>3.1 Concepto</w:t>
       </w:r>
@@ -4076,7 +4157,7 @@
       <w:pPr>
         <w:pStyle w:val="Ttulo2"/>
       </w:pPr>
-      <w:bookmarkStart w:id="10" w:name="_Toc210808541"/>
+      <w:bookmarkStart w:id="10" w:name="_Toc210985911"/>
       <w:r>
         <w:t>3.2 Principios</w:t>
       </w:r>
@@ -4332,7 +4413,7 @@
       <w:pPr>
         <w:pStyle w:val="Ttulo2"/>
       </w:pPr>
-      <w:bookmarkStart w:id="11" w:name="_Toc210808542"/>
+      <w:bookmarkStart w:id="11" w:name="_Toc210985912"/>
       <w:r>
         <w:t xml:space="preserve">3.3 </w:t>
       </w:r>
@@ -4497,7 +4578,7 @@
       <w:pPr>
         <w:pStyle w:val="Ttulo1"/>
       </w:pPr>
-      <w:bookmarkStart w:id="12" w:name="_Toc210808543"/>
+      <w:bookmarkStart w:id="12" w:name="_Toc210985913"/>
       <w:r>
         <w:lastRenderedPageBreak/>
         <w:t>Indicadores de gestión de la operación</w:t>
@@ -4521,7 +4602,7 @@
       <w:pPr>
         <w:pStyle w:val="Ttulo2"/>
       </w:pPr>
-      <w:bookmarkStart w:id="13" w:name="_Toc210808544"/>
+      <w:bookmarkStart w:id="13" w:name="_Toc210985914"/>
       <w:r>
         <w:t>4.1 Concepto</w:t>
       </w:r>
@@ -4844,7 +4925,7 @@
       <w:pPr>
         <w:pStyle w:val="Ttulo2"/>
       </w:pPr>
-      <w:bookmarkStart w:id="14" w:name="_Toc210808545"/>
+      <w:bookmarkStart w:id="14" w:name="_Toc210985915"/>
       <w:r>
         <w:t>4.2 Importancia</w:t>
       </w:r>
@@ -4867,7 +4948,7 @@
       <w:pPr>
         <w:pStyle w:val="Ttulo2"/>
       </w:pPr>
-      <w:bookmarkStart w:id="15" w:name="_Toc210808546"/>
+      <w:bookmarkStart w:id="15" w:name="_Toc210985916"/>
       <w:r>
         <w:t>4.3 Tipos</w:t>
       </w:r>
@@ -5038,7 +5119,7 @@
       <w:pPr>
         <w:pStyle w:val="Ttulo2"/>
       </w:pPr>
-      <w:bookmarkStart w:id="16" w:name="_Toc210808547"/>
+      <w:bookmarkStart w:id="16" w:name="_Toc210985917"/>
       <w:r>
         <w:t>4.4</w:t>
       </w:r>
@@ -5199,7 +5280,7 @@
       <w:pPr>
         <w:pStyle w:val="Ttulo2"/>
       </w:pPr>
-      <w:bookmarkStart w:id="17" w:name="_Toc210808548"/>
+      <w:bookmarkStart w:id="17" w:name="_Toc210985918"/>
       <w:r>
         <w:t>4.5 Principios de sostenibilidad</w:t>
       </w:r>
@@ -5773,7 +5854,7 @@
       <w:pPr>
         <w:pStyle w:val="Ttulo1"/>
       </w:pPr>
-      <w:bookmarkStart w:id="18" w:name="_Toc210808549"/>
+      <w:bookmarkStart w:id="18" w:name="_Toc210985919"/>
       <w:r>
         <w:lastRenderedPageBreak/>
         <w:t>Procedimientos operativos</w:t>
@@ -5797,7 +5878,7 @@
       <w:pPr>
         <w:pStyle w:val="Ttulo2"/>
       </w:pPr>
-      <w:bookmarkStart w:id="19" w:name="_Toc210808550"/>
+      <w:bookmarkStart w:id="19" w:name="_Toc210985920"/>
       <w:r>
         <w:t>5.1 Concepto</w:t>
       </w:r>
@@ -5820,7 +5901,7 @@
       <w:pPr>
         <w:pStyle w:val="Ttulo2"/>
       </w:pPr>
-      <w:bookmarkStart w:id="20" w:name="_Toc210808551"/>
+      <w:bookmarkStart w:id="20" w:name="_Toc210985921"/>
       <w:r>
         <w:t>5.2 Importancia</w:t>
       </w:r>
@@ -6039,7 +6120,7 @@
       <w:pPr>
         <w:pStyle w:val="Ttulo2"/>
       </w:pPr>
-      <w:bookmarkStart w:id="21" w:name="_Toc210808552"/>
+      <w:bookmarkStart w:id="21" w:name="_Toc210985922"/>
       <w:r>
         <w:t>5.3 Estructura</w:t>
       </w:r>
@@ -6261,7 +6342,7 @@
       <w:pPr>
         <w:pStyle w:val="Ttulo2"/>
       </w:pPr>
-      <w:bookmarkStart w:id="22" w:name="_Toc210808553"/>
+      <w:bookmarkStart w:id="22" w:name="_Toc210985923"/>
       <w:r>
         <w:t>5.4 Composición</w:t>
       </w:r>
@@ -7007,7 +7088,7 @@
       <w:pPr>
         <w:pStyle w:val="Titulosgenerales"/>
       </w:pPr>
-      <w:bookmarkStart w:id="23" w:name="_Toc210808554"/>
+      <w:bookmarkStart w:id="23" w:name="_Toc210985924"/>
       <w:r>
         <w:lastRenderedPageBreak/>
         <w:t>Síntesis</w:t>
@@ -7097,7 +7178,7 @@
                     <pic:cNvPicPr/>
                   </pic:nvPicPr>
                   <pic:blipFill>
-                    <a:blip r:embed="rId13"/>
+                    <a:blip r:embed="rId15"/>
                     <a:stretch>
                       <a:fillRect/>
                     </a:stretch>
@@ -7122,7 +7203,7 @@
       <w:pPr>
         <w:pStyle w:val="Titulosgenerales"/>
       </w:pPr>
-      <w:bookmarkStart w:id="24" w:name="_Toc210808555"/>
+      <w:bookmarkStart w:id="24" w:name="_Toc210985925"/>
       <w:r>
         <w:lastRenderedPageBreak/>
         <w:t>Glosario</w:t>
@@ -7837,7 +7918,7 @@
       <w:pPr>
         <w:pStyle w:val="Titulosgenerales"/>
       </w:pPr>
-      <w:bookmarkStart w:id="25" w:name="_Toc210808556"/>
+      <w:bookmarkStart w:id="25" w:name="_Toc210985926"/>
       <w:r>
         <w:lastRenderedPageBreak/>
         <w:t>Material complementario</w:t>
@@ -8045,7 +8126,7 @@
                 <w:szCs w:val="28"/>
               </w:rPr>
             </w:pPr>
-            <w:hyperlink r:id="rId14" w:history="1">
+            <w:hyperlink r:id="rId16" w:history="1">
               <w:r>
                 <w:rPr>
                   <w:rStyle w:val="Hipervnculo"/>
@@ -8191,7 +8272,7 @@
                 <w:szCs w:val="28"/>
               </w:rPr>
             </w:pPr>
-            <w:hyperlink r:id="rId15" w:history="1">
+            <w:hyperlink r:id="rId17" w:history="1">
               <w:r>
                 <w:rPr>
                   <w:rStyle w:val="Hipervnculo"/>
@@ -8317,7 +8398,7 @@
                 <w:lang w:val="es-419"/>
               </w:rPr>
             </w:pPr>
-            <w:hyperlink r:id="rId16" w:history="1">
+            <w:hyperlink r:id="rId18" w:history="1">
               <w:r>
                 <w:rPr>
                   <w:rStyle w:val="Hipervnculo"/>
@@ -8352,7 +8433,7 @@
       <w:pPr>
         <w:pStyle w:val="Titulosgenerales"/>
       </w:pPr>
-      <w:bookmarkStart w:id="26" w:name="_Toc210808557"/>
+      <w:bookmarkStart w:id="26" w:name="_Toc210985927"/>
       <w:r>
         <w:lastRenderedPageBreak/>
         <w:t>Referencias bibliográficas</w:t>
@@ -8392,7 +8473,7 @@
         </w:rPr>
         <w:t xml:space="preserve">.). Certificación ISO 22005 Trazabilidad Cadena de Alimentos. Recuperado de </w:t>
       </w:r>
-      <w:hyperlink r:id="rId17" w:history="1">
+      <w:hyperlink r:id="rId19" w:history="1">
         <w:r>
           <w:rPr>
             <w:rStyle w:val="Hipervnculo"/>
@@ -8423,7 +8504,7 @@
         </w:rPr>
         <w:t xml:space="preserve"> </w:t>
       </w:r>
-      <w:hyperlink r:id="rId18" w:history="1">
+      <w:hyperlink r:id="rId20" w:history="1">
         <w:r>
           <w:rPr>
             <w:rStyle w:val="Hipervnculo"/>
@@ -8477,7 +8558,7 @@
         </w:rPr>
         <w:t xml:space="preserve">GS1. (s.f.). Implementación de trazabilidad EAN.UCC. GS1 Argentina. </w:t>
       </w:r>
-      <w:hyperlink r:id="rId19" w:history="1">
+      <w:hyperlink r:id="rId21" w:history="1">
         <w:r>
           <w:rPr>
             <w:rStyle w:val="Hipervnculo"/>
@@ -8547,7 +8628,7 @@
         </w:rPr>
         <w:t xml:space="preserve">.). ISO 9001:2000, Trazabilidad e Incertidumbre. Centro Nacional de Metrología. Recuperado de </w:t>
       </w:r>
-      <w:hyperlink r:id="rId20" w:history="1">
+      <w:hyperlink r:id="rId22" w:history="1">
         <w:r>
           <w:rPr>
             <w:rStyle w:val="Hipervnculo"/>
@@ -8631,7 +8712,7 @@
         </w:rPr>
         <w:t xml:space="preserve">FAO. </w:t>
       </w:r>
-      <w:hyperlink r:id="rId21" w:history="1">
+      <w:hyperlink r:id="rId23" w:history="1">
         <w:r>
           <w:rPr>
             <w:rStyle w:val="Hipervnculo"/>
@@ -8687,7 +8768,7 @@
         </w:rPr>
         <w:t xml:space="preserve">.). Guía para la aplicación del sistema de trazabilidad en la empresa agroalimentaria. Recuperado de </w:t>
       </w:r>
-      <w:hyperlink r:id="rId22" w:history="1">
+      <w:hyperlink r:id="rId24" w:history="1">
         <w:r>
           <w:rPr>
             <w:rStyle w:val="Hipervnculo"/>
@@ -8743,7 +8824,7 @@
         </w:rPr>
         <w:t xml:space="preserve">CLACSO; RIAT. </w:t>
       </w:r>
-      <w:hyperlink r:id="rId23" w:history="1">
+      <w:hyperlink r:id="rId25" w:history="1">
         <w:r>
           <w:rPr>
             <w:rStyle w:val="Hipervnculo"/>
@@ -8804,7 +8885,7 @@
       <w:pPr>
         <w:pStyle w:val="Titulosgenerales"/>
       </w:pPr>
-      <w:bookmarkStart w:id="27" w:name="_Toc210808558"/>
+      <w:bookmarkStart w:id="27" w:name="_Toc210985928"/>
       <w:r>
         <w:lastRenderedPageBreak/>
         <w:t>C</w:t>
@@ -9873,8 +9954,8 @@
       </w:pPr>
     </w:p>
     <w:sectPr>
-      <w:headerReference w:type="default" r:id="rId24"/>
-      <w:footerReference w:type="default" r:id="rId25"/>
+      <w:headerReference w:type="default" r:id="rId26"/>
+      <w:footerReference w:type="default" r:id="rId27"/>
       <w:pgSz w:w="12240" w:h="15840"/>
       <w:pgMar w:top="1701" w:right="1134" w:bottom="1134" w:left="1134" w:header="709" w:footer="737" w:gutter="0"/>
       <w:pgNumType w:start="1"/>
@@ -42125,12 +42206,7 @@
 </file>
 
 <file path=customXml/item2.xml><?xml version="1.0" encoding="utf-8"?>
-<?mso-contentType ?>
-<FormTemplates xmlns="http://schemas.microsoft.com/sharepoint/v3/contenttype/forms">
-  <Display>DocumentLibraryForm</Display>
-  <Edit>DocumentLibraryForm</Edit>
-  <New>DocumentLibraryForm</New>
-</FormTemplates>
+<b:Sources xmlns:b="http://schemas.openxmlformats.org/officeDocument/2006/bibliography" xmlns="http://schemas.openxmlformats.org/officeDocument/2006/bibliography" SelectedStyle="\APASixthEditionOfficeOnline.xsl" StyleName="APA" Version="6"/>
 </file>
 
 <file path=customXml/item3.xml><?xml version="1.0" encoding="utf-8"?>
@@ -42335,7 +42411,12 @@
 </file>
 
 <file path=customXml/item4.xml><?xml version="1.0" encoding="utf-8"?>
-<b:Sources xmlns:b="http://schemas.openxmlformats.org/officeDocument/2006/bibliography" xmlns="http://schemas.openxmlformats.org/officeDocument/2006/bibliography" SelectedStyle="\APASixthEditionOfficeOnline.xsl" StyleName="APA" Version="6"/>
+<?mso-contentType ?>
+<FormTemplates xmlns="http://schemas.microsoft.com/sharepoint/v3/contenttype/forms">
+  <Display>DocumentLibraryForm</Display>
+  <Edit>DocumentLibraryForm</Edit>
+  <New>DocumentLibraryForm</New>
+</FormTemplates>
 </file>
 
 <file path=customXml/itemProps1.xml><?xml version="1.0" encoding="utf-8"?>
@@ -42350,21 +42431,21 @@
 </file>
 
 <file path=customXml/itemProps2.xml><?xml version="1.0" encoding="utf-8"?>
+<ds:datastoreItem xmlns:ds="http://schemas.openxmlformats.org/officeDocument/2006/customXml" ds:itemID="{E8AB44A3-7C62-4BD2-82ED-8ABC209970FA}">
+  <ds:schemaRefs>
+    <ds:schemaRef ds:uri="http://schemas.openxmlformats.org/officeDocument/2006/bibliography"/>
+  </ds:schemaRefs>
+</ds:datastoreItem>
+</file>
+
+<file path=customXml/itemProps3.xml><?xml version="1.0" encoding="utf-8"?>
+<ds:datastoreItem xmlns:ds="http://schemas.openxmlformats.org/officeDocument/2006/customXml" ds:itemID="{7F87B8C8-01B9-4411-B6E6-1165BCB68824}"/>
+</file>
+
+<file path=customXml/itemProps4.xml><?xml version="1.0" encoding="utf-8"?>
 <ds:datastoreItem xmlns:ds="http://schemas.openxmlformats.org/officeDocument/2006/customXml" ds:itemID="{81CBDEC1-3B00-44ED-AD36-0268077980BA}">
   <ds:schemaRefs>
     <ds:schemaRef ds:uri="http://schemas.microsoft.com/sharepoint/v3/contenttype/forms"/>
   </ds:schemaRefs>
 </ds:datastoreItem>
-</file>
-
-<file path=customXml/itemProps3.xml><?xml version="1.0" encoding="utf-8"?>
-<ds:datastoreItem xmlns:ds="http://schemas.openxmlformats.org/officeDocument/2006/customXml" ds:itemID="{11E5BCAE-AD90-49D8-8C7B-8A8F58E4F466}"/>
-</file>
-
-<file path=customXml/itemProps4.xml><?xml version="1.0" encoding="utf-8"?>
-<ds:datastoreItem xmlns:ds="http://schemas.openxmlformats.org/officeDocument/2006/customXml" ds:itemID="{E8AB44A3-7C62-4BD2-82ED-8ABC209970FA}">
-  <ds:schemaRefs>
-    <ds:schemaRef ds:uri="http://schemas.openxmlformats.org/officeDocument/2006/bibliography"/>
-  </ds:schemaRefs>
-</ds:datastoreItem>
 </file>
--- a/fuentes/CFA2_82220000_DU.docx
+++ b/fuentes/CFA2_82220000_DU.docx
@@ -528,7 +528,7 @@
           <w:r>
             <w:fldChar w:fldCharType="separate"/>
           </w:r>
-          <w:hyperlink w:anchor="_Toc210985901" w:history="1">
+          <w:hyperlink w:anchor="_Toc211591533" w:history="1">
             <w:r>
               <w:rPr>
                 <w:rStyle w:val="Hipervnculo"/>
@@ -555,7 +555,7 @@
                 <w:noProof/>
                 <w:webHidden/>
               </w:rPr>
-              <w:instrText xml:space="preserve"> PAGEREF _Toc210985901 \h </w:instrText>
+              <w:instrText xml:space="preserve"> PAGEREF _Toc211591533 \h </w:instrText>
             </w:r>
             <w:r>
               <w:rPr>
@@ -601,7 +601,7 @@
               <w:lang w:eastAsia="es-MX"/>
             </w:rPr>
           </w:pPr>
-          <w:hyperlink w:anchor="_Toc210985902" w:history="1">
+          <w:hyperlink w:anchor="_Toc211591534" w:history="1">
             <w:r>
               <w:rPr>
                 <w:rStyle w:val="Hipervnculo"/>
@@ -645,7 +645,7 @@
                 <w:noProof/>
                 <w:webHidden/>
               </w:rPr>
-              <w:instrText xml:space="preserve"> PAGEREF _Toc210985902 \h </w:instrText>
+              <w:instrText xml:space="preserve"> PAGEREF _Toc211591534 \h </w:instrText>
             </w:r>
             <w:r>
               <w:rPr>
@@ -687,7 +687,7 @@
               <w:lang w:eastAsia="es-MX"/>
             </w:rPr>
           </w:pPr>
-          <w:hyperlink w:anchor="_Toc210985903" w:history="1">
+          <w:hyperlink w:anchor="_Toc211591535" w:history="1">
             <w:r>
               <w:rPr>
                 <w:rStyle w:val="Hipervnculo"/>
@@ -731,7 +731,7 @@
                 <w:noProof/>
                 <w:webHidden/>
               </w:rPr>
-              <w:instrText xml:space="preserve"> PAGEREF _Toc210985903 \h </w:instrText>
+              <w:instrText xml:space="preserve"> PAGEREF _Toc211591535 \h </w:instrText>
             </w:r>
             <w:r>
               <w:rPr>
@@ -773,7 +773,7 @@
               <w:lang w:eastAsia="es-MX"/>
             </w:rPr>
           </w:pPr>
-          <w:hyperlink w:anchor="_Toc210985904" w:history="1">
+          <w:hyperlink w:anchor="_Toc211591536" w:history="1">
             <w:r>
               <w:rPr>
                 <w:rStyle w:val="Hipervnculo"/>
@@ -817,7 +817,7 @@
                 <w:noProof/>
                 <w:webHidden/>
               </w:rPr>
-              <w:instrText xml:space="preserve"> PAGEREF _Toc210985904 \h </w:instrText>
+              <w:instrText xml:space="preserve"> PAGEREF _Toc211591536 \h </w:instrText>
             </w:r>
             <w:r>
               <w:rPr>
@@ -859,7 +859,7 @@
               <w:lang w:eastAsia="es-MX"/>
             </w:rPr>
           </w:pPr>
-          <w:hyperlink w:anchor="_Toc210985905" w:history="1">
+          <w:hyperlink w:anchor="_Toc211591537" w:history="1">
             <w:r>
               <w:rPr>
                 <w:rStyle w:val="Hipervnculo"/>
@@ -886,7 +886,7 @@
                 <w:noProof/>
                 <w:webHidden/>
               </w:rPr>
-              <w:instrText xml:space="preserve"> PAGEREF _Toc210985905 \h </w:instrText>
+              <w:instrText xml:space="preserve"> PAGEREF _Toc211591537 \h </w:instrText>
             </w:r>
             <w:r>
               <w:rPr>
@@ -932,7 +932,7 @@
               <w:lang w:eastAsia="es-MX"/>
             </w:rPr>
           </w:pPr>
-          <w:hyperlink w:anchor="_Toc210985906" w:history="1">
+          <w:hyperlink w:anchor="_Toc211591538" w:history="1">
             <w:r>
               <w:rPr>
                 <w:rStyle w:val="Hipervnculo"/>
@@ -976,7 +976,7 @@
                 <w:noProof/>
                 <w:webHidden/>
               </w:rPr>
-              <w:instrText xml:space="preserve"> PAGEREF _Toc210985906 \h </w:instrText>
+              <w:instrText xml:space="preserve"> PAGEREF _Toc211591538 \h </w:instrText>
             </w:r>
             <w:r>
               <w:rPr>
@@ -1018,7 +1018,7 @@
               <w:lang w:eastAsia="es-MX"/>
             </w:rPr>
           </w:pPr>
-          <w:hyperlink w:anchor="_Toc210985907" w:history="1">
+          <w:hyperlink w:anchor="_Toc211591539" w:history="1">
             <w:r>
               <w:rPr>
                 <w:rStyle w:val="Hipervnculo"/>
@@ -1045,7 +1045,7 @@
                 <w:noProof/>
                 <w:webHidden/>
               </w:rPr>
-              <w:instrText xml:space="preserve"> PAGEREF _Toc210985907 \h </w:instrText>
+              <w:instrText xml:space="preserve"> PAGEREF _Toc211591539 \h </w:instrText>
             </w:r>
             <w:r>
               <w:rPr>
@@ -1087,7 +1087,7 @@
               <w:lang w:eastAsia="es-MX"/>
             </w:rPr>
           </w:pPr>
-          <w:hyperlink w:anchor="_Toc210985908" w:history="1">
+          <w:hyperlink w:anchor="_Toc211591540" w:history="1">
             <w:r>
               <w:rPr>
                 <w:rStyle w:val="Hipervnculo"/>
@@ -1114,7 +1114,7 @@
                 <w:noProof/>
                 <w:webHidden/>
               </w:rPr>
-              <w:instrText xml:space="preserve"> PAGEREF _Toc210985908 \h </w:instrText>
+              <w:instrText xml:space="preserve"> PAGEREF _Toc211591540 \h </w:instrText>
             </w:r>
             <w:r>
               <w:rPr>
@@ -1160,7 +1160,7 @@
               <w:lang w:eastAsia="es-MX"/>
             </w:rPr>
           </w:pPr>
-          <w:hyperlink w:anchor="_Toc210985909" w:history="1">
+          <w:hyperlink w:anchor="_Toc211591541" w:history="1">
             <w:r>
               <w:rPr>
                 <w:rStyle w:val="Hipervnculo"/>
@@ -1204,7 +1204,7 @@
                 <w:noProof/>
                 <w:webHidden/>
               </w:rPr>
-              <w:instrText xml:space="preserve"> PAGEREF _Toc210985909 \h </w:instrText>
+              <w:instrText xml:space="preserve"> PAGEREF _Toc211591541 \h </w:instrText>
             </w:r>
             <w:r>
               <w:rPr>
@@ -1246,7 +1246,7 @@
               <w:lang w:eastAsia="es-MX"/>
             </w:rPr>
           </w:pPr>
-          <w:hyperlink w:anchor="_Toc210985910" w:history="1">
+          <w:hyperlink w:anchor="_Toc211591542" w:history="1">
             <w:r>
               <w:rPr>
                 <w:rStyle w:val="Hipervnculo"/>
@@ -1273,7 +1273,7 @@
                 <w:noProof/>
                 <w:webHidden/>
               </w:rPr>
-              <w:instrText xml:space="preserve"> PAGEREF _Toc210985910 \h </w:instrText>
+              <w:instrText xml:space="preserve"> PAGEREF _Toc211591542 \h </w:instrText>
             </w:r>
             <w:r>
               <w:rPr>
@@ -1315,7 +1315,7 @@
               <w:lang w:eastAsia="es-MX"/>
             </w:rPr>
           </w:pPr>
-          <w:hyperlink w:anchor="_Toc210985911" w:history="1">
+          <w:hyperlink w:anchor="_Toc211591543" w:history="1">
             <w:r>
               <w:rPr>
                 <w:rStyle w:val="Hipervnculo"/>
@@ -1342,7 +1342,7 @@
                 <w:noProof/>
                 <w:webHidden/>
               </w:rPr>
-              <w:instrText xml:space="preserve"> PAGEREF _Toc210985911 \h </w:instrText>
+              <w:instrText xml:space="preserve"> PAGEREF _Toc211591543 \h </w:instrText>
             </w:r>
             <w:r>
               <w:rPr>
@@ -1384,7 +1384,7 @@
               <w:lang w:eastAsia="es-MX"/>
             </w:rPr>
           </w:pPr>
-          <w:hyperlink w:anchor="_Toc210985912" w:history="1">
+          <w:hyperlink w:anchor="_Toc211591544" w:history="1">
             <w:r>
               <w:rPr>
                 <w:rStyle w:val="Hipervnculo"/>
@@ -1411,7 +1411,7 @@
                 <w:noProof/>
                 <w:webHidden/>
               </w:rPr>
-              <w:instrText xml:space="preserve"> PAGEREF _Toc210985912 \h </w:instrText>
+              <w:instrText xml:space="preserve"> PAGEREF _Toc211591544 \h </w:instrText>
             </w:r>
             <w:r>
               <w:rPr>
@@ -1457,7 +1457,7 @@
               <w:lang w:eastAsia="es-MX"/>
             </w:rPr>
           </w:pPr>
-          <w:hyperlink w:anchor="_Toc210985913" w:history="1">
+          <w:hyperlink w:anchor="_Toc211591545" w:history="1">
             <w:r>
               <w:rPr>
                 <w:rStyle w:val="Hipervnculo"/>
@@ -1501,7 +1501,7 @@
                 <w:noProof/>
                 <w:webHidden/>
               </w:rPr>
-              <w:instrText xml:space="preserve"> PAGEREF _Toc210985913 \h </w:instrText>
+              <w:instrText xml:space="preserve"> PAGEREF _Toc211591545 \h </w:instrText>
             </w:r>
             <w:r>
               <w:rPr>
@@ -1543,7 +1543,7 @@
               <w:lang w:eastAsia="es-MX"/>
             </w:rPr>
           </w:pPr>
-          <w:hyperlink w:anchor="_Toc210985914" w:history="1">
+          <w:hyperlink w:anchor="_Toc211591546" w:history="1">
             <w:r>
               <w:rPr>
                 <w:rStyle w:val="Hipervnculo"/>
@@ -1570,7 +1570,7 @@
                 <w:noProof/>
                 <w:webHidden/>
               </w:rPr>
-              <w:instrText xml:space="preserve"> PAGEREF _Toc210985914 \h </w:instrText>
+              <w:instrText xml:space="preserve"> PAGEREF _Toc211591546 \h </w:instrText>
             </w:r>
             <w:r>
               <w:rPr>
@@ -1612,7 +1612,7 @@
               <w:lang w:eastAsia="es-MX"/>
             </w:rPr>
           </w:pPr>
-          <w:hyperlink w:anchor="_Toc210985915" w:history="1">
+          <w:hyperlink w:anchor="_Toc211591547" w:history="1">
             <w:r>
               <w:rPr>
                 <w:rStyle w:val="Hipervnculo"/>
@@ -1639,7 +1639,7 @@
                 <w:noProof/>
                 <w:webHidden/>
               </w:rPr>
-              <w:instrText xml:space="preserve"> PAGEREF _Toc210985915 \h </w:instrText>
+              <w:instrText xml:space="preserve"> PAGEREF _Toc211591547 \h </w:instrText>
             </w:r>
             <w:r>
               <w:rPr>
@@ -1681,7 +1681,7 @@
               <w:lang w:eastAsia="es-MX"/>
             </w:rPr>
           </w:pPr>
-          <w:hyperlink w:anchor="_Toc210985916" w:history="1">
+          <w:hyperlink w:anchor="_Toc211591548" w:history="1">
             <w:r>
               <w:rPr>
                 <w:rStyle w:val="Hipervnculo"/>
@@ -1708,7 +1708,7 @@
                 <w:noProof/>
                 <w:webHidden/>
               </w:rPr>
-              <w:instrText xml:space="preserve"> PAGEREF _Toc210985916 \h </w:instrText>
+              <w:instrText xml:space="preserve"> PAGEREF _Toc211591548 \h </w:instrText>
             </w:r>
             <w:r>
               <w:rPr>
@@ -1750,7 +1750,7 @@
               <w:lang w:eastAsia="es-MX"/>
             </w:rPr>
           </w:pPr>
-          <w:hyperlink w:anchor="_Toc210985917" w:history="1">
+          <w:hyperlink w:anchor="_Toc211591549" w:history="1">
             <w:r>
               <w:rPr>
                 <w:rStyle w:val="Hipervnculo"/>
@@ -1777,7 +1777,7 @@
                 <w:noProof/>
                 <w:webHidden/>
               </w:rPr>
-              <w:instrText xml:space="preserve"> PAGEREF _Toc210985917 \h </w:instrText>
+              <w:instrText xml:space="preserve"> PAGEREF _Toc211591549 \h </w:instrText>
             </w:r>
             <w:r>
               <w:rPr>
@@ -1819,7 +1819,7 @@
               <w:lang w:eastAsia="es-MX"/>
             </w:rPr>
           </w:pPr>
-          <w:hyperlink w:anchor="_Toc210985918" w:history="1">
+          <w:hyperlink w:anchor="_Toc211591550" w:history="1">
             <w:r>
               <w:rPr>
                 <w:rStyle w:val="Hipervnculo"/>
@@ -1846,7 +1846,7 @@
                 <w:noProof/>
                 <w:webHidden/>
               </w:rPr>
-              <w:instrText xml:space="preserve"> PAGEREF _Toc210985918 \h </w:instrText>
+              <w:instrText xml:space="preserve"> PAGEREF _Toc211591550 \h </w:instrText>
             </w:r>
             <w:r>
               <w:rPr>
@@ -1892,7 +1892,7 @@
               <w:lang w:eastAsia="es-MX"/>
             </w:rPr>
           </w:pPr>
-          <w:hyperlink w:anchor="_Toc210985919" w:history="1">
+          <w:hyperlink w:anchor="_Toc211591551" w:history="1">
             <w:r>
               <w:rPr>
                 <w:rStyle w:val="Hipervnculo"/>
@@ -1936,7 +1936,7 @@
                 <w:noProof/>
                 <w:webHidden/>
               </w:rPr>
-              <w:instrText xml:space="preserve"> PAGEREF _Toc210985919 \h </w:instrText>
+              <w:instrText xml:space="preserve"> PAGEREF _Toc211591551 \h </w:instrText>
             </w:r>
             <w:r>
               <w:rPr>
@@ -1978,7 +1978,7 @@
               <w:lang w:eastAsia="es-MX"/>
             </w:rPr>
           </w:pPr>
-          <w:hyperlink w:anchor="_Toc210985920" w:history="1">
+          <w:hyperlink w:anchor="_Toc211591552" w:history="1">
             <w:r>
               <w:rPr>
                 <w:rStyle w:val="Hipervnculo"/>
@@ -2005,7 +2005,7 @@
                 <w:noProof/>
                 <w:webHidden/>
               </w:rPr>
-              <w:instrText xml:space="preserve"> PAGEREF _Toc210985920 \h </w:instrText>
+              <w:instrText xml:space="preserve"> PAGEREF _Toc211591552 \h </w:instrText>
             </w:r>
             <w:r>
               <w:rPr>
@@ -2047,7 +2047,7 @@
               <w:lang w:eastAsia="es-MX"/>
             </w:rPr>
           </w:pPr>
-          <w:hyperlink w:anchor="_Toc210985921" w:history="1">
+          <w:hyperlink w:anchor="_Toc211591553" w:history="1">
             <w:r>
               <w:rPr>
                 <w:rStyle w:val="Hipervnculo"/>
@@ -2074,7 +2074,7 @@
                 <w:noProof/>
                 <w:webHidden/>
               </w:rPr>
-              <w:instrText xml:space="preserve"> PAGEREF _Toc210985921 \h </w:instrText>
+              <w:instrText xml:space="preserve"> PAGEREF _Toc211591553 \h </w:instrText>
             </w:r>
             <w:r>
               <w:rPr>
@@ -2116,7 +2116,7 @@
               <w:lang w:eastAsia="es-MX"/>
             </w:rPr>
           </w:pPr>
-          <w:hyperlink w:anchor="_Toc210985922" w:history="1">
+          <w:hyperlink w:anchor="_Toc211591554" w:history="1">
             <w:r>
               <w:rPr>
                 <w:rStyle w:val="Hipervnculo"/>
@@ -2143,7 +2143,7 @@
                 <w:noProof/>
                 <w:webHidden/>
               </w:rPr>
-              <w:instrText xml:space="preserve"> PAGEREF _Toc210985922 \h </w:instrText>
+              <w:instrText xml:space="preserve"> PAGEREF _Toc211591554 \h </w:instrText>
             </w:r>
             <w:r>
               <w:rPr>
@@ -2185,7 +2185,7 @@
               <w:lang w:eastAsia="es-MX"/>
             </w:rPr>
           </w:pPr>
-          <w:hyperlink w:anchor="_Toc210985923" w:history="1">
+          <w:hyperlink w:anchor="_Toc211591555" w:history="1">
             <w:r>
               <w:rPr>
                 <w:rStyle w:val="Hipervnculo"/>
@@ -2212,7 +2212,7 @@
                 <w:noProof/>
                 <w:webHidden/>
               </w:rPr>
-              <w:instrText xml:space="preserve"> PAGEREF _Toc210985923 \h </w:instrText>
+              <w:instrText xml:space="preserve"> PAGEREF _Toc211591555 \h </w:instrText>
             </w:r>
             <w:r>
               <w:rPr>
@@ -2257,7 +2257,7 @@
               <w:lang w:eastAsia="es-MX"/>
             </w:rPr>
           </w:pPr>
-          <w:hyperlink w:anchor="_Toc210985924" w:history="1">
+          <w:hyperlink w:anchor="_Toc211591556" w:history="1">
             <w:r>
               <w:rPr>
                 <w:rStyle w:val="Hipervnculo"/>
@@ -2284,7 +2284,7 @@
                 <w:noProof/>
                 <w:webHidden/>
               </w:rPr>
-              <w:instrText xml:space="preserve"> PAGEREF _Toc210985924 \h </w:instrText>
+              <w:instrText xml:space="preserve"> PAGEREF _Toc211591556 \h </w:instrText>
             </w:r>
             <w:r>
               <w:rPr>
@@ -2329,7 +2329,7 @@
               <w:lang w:eastAsia="es-MX"/>
             </w:rPr>
           </w:pPr>
-          <w:hyperlink w:anchor="_Toc210985925" w:history="1">
+          <w:hyperlink w:anchor="_Toc211591557" w:history="1">
             <w:r>
               <w:rPr>
                 <w:rStyle w:val="Hipervnculo"/>
@@ -2356,7 +2356,7 @@
                 <w:noProof/>
                 <w:webHidden/>
               </w:rPr>
-              <w:instrText xml:space="preserve"> PAGEREF _Toc210985925 \h </w:instrText>
+              <w:instrText xml:space="preserve"> PAGEREF _Toc211591557 \h </w:instrText>
             </w:r>
             <w:r>
               <w:rPr>
@@ -2401,7 +2401,7 @@
               <w:lang w:eastAsia="es-MX"/>
             </w:rPr>
           </w:pPr>
-          <w:hyperlink w:anchor="_Toc210985926" w:history="1">
+          <w:hyperlink w:anchor="_Toc211591558" w:history="1">
             <w:r>
               <w:rPr>
                 <w:rStyle w:val="Hipervnculo"/>
@@ -2428,7 +2428,7 @@
                 <w:noProof/>
                 <w:webHidden/>
               </w:rPr>
-              <w:instrText xml:space="preserve"> PAGEREF _Toc210985926 \h </w:instrText>
+              <w:instrText xml:space="preserve"> PAGEREF _Toc211591558 \h </w:instrText>
             </w:r>
             <w:r>
               <w:rPr>
@@ -2473,7 +2473,7 @@
               <w:lang w:eastAsia="es-MX"/>
             </w:rPr>
           </w:pPr>
-          <w:hyperlink w:anchor="_Toc210985927" w:history="1">
+          <w:hyperlink w:anchor="_Toc211591559" w:history="1">
             <w:r>
               <w:rPr>
                 <w:rStyle w:val="Hipervnculo"/>
@@ -2500,7 +2500,7 @@
                 <w:noProof/>
                 <w:webHidden/>
               </w:rPr>
-              <w:instrText xml:space="preserve"> PAGEREF _Toc210985927 \h </w:instrText>
+              <w:instrText xml:space="preserve"> PAGEREF _Toc211591559 \h </w:instrText>
             </w:r>
             <w:r>
               <w:rPr>
@@ -2545,7 +2545,7 @@
               <w:lang w:eastAsia="es-MX"/>
             </w:rPr>
           </w:pPr>
-          <w:hyperlink w:anchor="_Toc210985928" w:history="1">
+          <w:hyperlink w:anchor="_Toc211591560" w:history="1">
             <w:r>
               <w:rPr>
                 <w:rStyle w:val="Hipervnculo"/>
@@ -2572,7 +2572,7 @@
                 <w:noProof/>
                 <w:webHidden/>
               </w:rPr>
-              <w:instrText xml:space="preserve"> PAGEREF _Toc210985928 \h </w:instrText>
+              <w:instrText xml:space="preserve"> PAGEREF _Toc211591560 \h </w:instrText>
             </w:r>
             <w:r>
               <w:rPr>
@@ -2629,7 +2629,7 @@
       <w:pPr>
         <w:pStyle w:val="Titulosgenerales"/>
       </w:pPr>
-      <w:bookmarkStart w:id="0" w:name="_Toc210985901"/>
+      <w:bookmarkStart w:id="0" w:name="_Toc211591533"/>
       <w:r>
         <w:lastRenderedPageBreak/>
         <w:t>Introducción</w:t>
@@ -2956,7 +2956,7 @@
       <w:pPr>
         <w:pStyle w:val="Ttulo1"/>
       </w:pPr>
-      <w:bookmarkStart w:id="1" w:name="_Toc210985902"/>
+      <w:bookmarkStart w:id="1" w:name="_Toc211591534"/>
       <w:r>
         <w:lastRenderedPageBreak/>
         <w:t>Cadena de suministros</w:t>
@@ -2993,7 +2993,7 @@
           <w:rFonts w:eastAsia="Times New Roman"/>
         </w:rPr>
       </w:pPr>
-      <w:bookmarkStart w:id="2" w:name="_Toc210985903"/>
+      <w:bookmarkStart w:id="2" w:name="_Toc211591535"/>
       <w:r>
         <w:t>Concepto</w:t>
       </w:r>
@@ -3039,7 +3039,7 @@
           <w:numId w:val="7"/>
         </w:numPr>
       </w:pPr>
-      <w:bookmarkStart w:id="3" w:name="_Toc210985904"/>
+      <w:bookmarkStart w:id="3" w:name="_Toc211591536"/>
       <w:r>
         <w:t>Elementos</w:t>
       </w:r>
@@ -3282,7 +3282,7 @@
         <w:rPr>
           <w:lang w:val="es-419" w:eastAsia="es-CO"/>
         </w:rPr>
-        <w:t>Gestión de almacenes, transporte, pedidos y logística inversa. Permite trazabilidad hacia adelante y hacia atrás mediante información de envíos, ubicaciones y devoluciones.</w:t>
+        <w:t>Gestión de almacenes, transporte, pedidos y logística inversa. Permite trazabilidad hacia delante y hacia atrás mediante información de envíos, ubicaciones y devoluciones.</w:t>
       </w:r>
     </w:p>
     <w:p>
@@ -3329,7 +3329,7 @@
         <w:rPr>
           <w:lang w:val="es-419" w:eastAsia="es-CO"/>
         </w:rPr>
-        <w:t>Procesos de recepción, clasificación y disposición de productos. Cierra el ciclo de vida y facilita el control en retiros del mercado o postventa.</w:t>
+        <w:t>Procesos de recepción, clasificación y disposición de productos. Cierra el ciclo de vida y facilita el control en retiros del mercado o posventa.</w:t>
       </w:r>
     </w:p>
     <w:p>
@@ -3404,7 +3404,7 @@
       <w:pPr>
         <w:pStyle w:val="Ttulo2"/>
       </w:pPr>
-      <w:bookmarkStart w:id="4" w:name="_Toc210985905"/>
+      <w:bookmarkStart w:id="4" w:name="_Toc211591537"/>
       <w:r>
         <w:t>1.3 Calidad</w:t>
       </w:r>
@@ -3569,7 +3569,7 @@
       <w:pPr>
         <w:pStyle w:val="Ttulo1"/>
       </w:pPr>
-      <w:bookmarkStart w:id="5" w:name="_Toc210985906"/>
+      <w:bookmarkStart w:id="5" w:name="_Toc211591538"/>
       <w:r>
         <w:lastRenderedPageBreak/>
         <w:t>Parámetros de control</w:t>
@@ -3593,7 +3593,7 @@
       <w:pPr>
         <w:pStyle w:val="Ttulo2"/>
       </w:pPr>
-      <w:bookmarkStart w:id="6" w:name="_Toc210985907"/>
+      <w:bookmarkStart w:id="6" w:name="_Toc211591539"/>
       <w:r>
         <w:t xml:space="preserve">2.1 </w:t>
       </w:r>
@@ -3679,7 +3679,19 @@
         <w:rPr>
           <w:lang w:val="es-419" w:eastAsia="es-CO"/>
         </w:rPr>
-        <w:t>A través de los parámetros de control se pueden establecer indicadores cuantitativos y cualitativos que muestran el nivel de cumplimiento de las metas. Estos resultados facilitan la comparación entre periodos, procesos o áreas, generando información clave para evaluar la productividad y la trazabilidad.</w:t>
+        <w:t>A través de los parámetros de control</w:t>
+      </w:r>
+      <w:r>
+        <w:rPr>
+          <w:lang w:val="es-419" w:eastAsia="es-CO"/>
+        </w:rPr>
+        <w:t>,</w:t>
+      </w:r>
+      <w:r>
+        <w:rPr>
+          <w:lang w:val="es-419" w:eastAsia="es-CO"/>
+        </w:rPr>
+        <w:t xml:space="preserve"> se pueden establecer indicadores cuantitativos y cualitativos que muestran el nivel de cumplimiento de las metas. Estos resultados facilitan la comparación entre periodos, procesos o áreas, generando información clave para evaluar la productividad y la trazabilidad.</w:t>
       </w:r>
     </w:p>
     <w:p>
@@ -3724,7 +3736,7 @@
       <w:pPr>
         <w:pStyle w:val="Ttulo2"/>
       </w:pPr>
-      <w:bookmarkStart w:id="7" w:name="_Toc210985908"/>
+      <w:bookmarkStart w:id="7" w:name="_Toc211591540"/>
       <w:r>
         <w:t>2.2 Métricas de desempeño</w:t>
       </w:r>
@@ -3814,7 +3826,19 @@
         <w:rPr>
           <w:lang w:val="es-419" w:eastAsia="es-CO"/>
         </w:rPr>
-        <w:t>Tiempo que tarda el sistema en recuperar información de un artículo o lote. Impacta eficiencia y capacidad de reacción.</w:t>
+        <w:t xml:space="preserve">Tiempo que tarda el sistema en recuperar información de un artículo o lote. Impacta </w:t>
+      </w:r>
+      <w:r>
+        <w:rPr>
+          <w:lang w:val="es-419" w:eastAsia="es-CO"/>
+        </w:rPr>
+        <w:t xml:space="preserve">la </w:t>
+      </w:r>
+      <w:r>
+        <w:rPr>
+          <w:lang w:val="es-419" w:eastAsia="es-CO"/>
+        </w:rPr>
+        <w:t>eficiencia y capacidad de reacción.</w:t>
       </w:r>
     </w:p>
     <w:p>
@@ -4110,7 +4134,7 @@
       <w:pPr>
         <w:pStyle w:val="Ttulo1"/>
       </w:pPr>
-      <w:bookmarkStart w:id="8" w:name="_Toc210985909"/>
+      <w:bookmarkStart w:id="8" w:name="_Toc211591541"/>
       <w:r>
         <w:lastRenderedPageBreak/>
         <w:t>Criterios de seguridad</w:t>
@@ -4134,7 +4158,7 @@
       <w:pPr>
         <w:pStyle w:val="Ttulo2"/>
       </w:pPr>
-      <w:bookmarkStart w:id="9" w:name="_Toc210985910"/>
+      <w:bookmarkStart w:id="9" w:name="_Toc211591542"/>
       <w:r>
         <w:t>3.1 Concepto</w:t>
       </w:r>
@@ -4157,7 +4181,7 @@
       <w:pPr>
         <w:pStyle w:val="Ttulo2"/>
       </w:pPr>
-      <w:bookmarkStart w:id="10" w:name="_Toc210985911"/>
+      <w:bookmarkStart w:id="10" w:name="_Toc211591543"/>
       <w:r>
         <w:t>3.2 Principios</w:t>
       </w:r>
@@ -4413,7 +4437,7 @@
       <w:pPr>
         <w:pStyle w:val="Ttulo2"/>
       </w:pPr>
-      <w:bookmarkStart w:id="11" w:name="_Toc210985912"/>
+      <w:bookmarkStart w:id="11" w:name="_Toc211591544"/>
       <w:r>
         <w:t xml:space="preserve">3.3 </w:t>
       </w:r>
@@ -4578,7 +4602,7 @@
       <w:pPr>
         <w:pStyle w:val="Ttulo1"/>
       </w:pPr>
-      <w:bookmarkStart w:id="12" w:name="_Toc210985913"/>
+      <w:bookmarkStart w:id="12" w:name="_Toc211591545"/>
       <w:r>
         <w:lastRenderedPageBreak/>
         <w:t>Indicadores de gestión de la operación</w:t>
@@ -4602,7 +4626,7 @@
       <w:pPr>
         <w:pStyle w:val="Ttulo2"/>
       </w:pPr>
-      <w:bookmarkStart w:id="13" w:name="_Toc210985914"/>
+      <w:bookmarkStart w:id="13" w:name="_Toc211591546"/>
       <w:r>
         <w:t>4.1 Concepto</w:t>
       </w:r>
@@ -4925,7 +4949,7 @@
       <w:pPr>
         <w:pStyle w:val="Ttulo2"/>
       </w:pPr>
-      <w:bookmarkStart w:id="14" w:name="_Toc210985915"/>
+      <w:bookmarkStart w:id="14" w:name="_Toc211591547"/>
       <w:r>
         <w:t>4.2 Importancia</w:t>
       </w:r>
@@ -4948,7 +4972,7 @@
       <w:pPr>
         <w:pStyle w:val="Ttulo2"/>
       </w:pPr>
-      <w:bookmarkStart w:id="15" w:name="_Toc210985916"/>
+      <w:bookmarkStart w:id="15" w:name="_Toc211591548"/>
       <w:r>
         <w:t>4.3 Tipos</w:t>
       </w:r>
@@ -5119,7 +5143,7 @@
       <w:pPr>
         <w:pStyle w:val="Ttulo2"/>
       </w:pPr>
-      <w:bookmarkStart w:id="16" w:name="_Toc210985917"/>
+      <w:bookmarkStart w:id="16" w:name="_Toc211591549"/>
       <w:r>
         <w:t>4.4</w:t>
       </w:r>
@@ -5280,7 +5304,7 @@
       <w:pPr>
         <w:pStyle w:val="Ttulo2"/>
       </w:pPr>
-      <w:bookmarkStart w:id="17" w:name="_Toc210985918"/>
+      <w:bookmarkStart w:id="17" w:name="_Toc211591550"/>
       <w:r>
         <w:t>4.5 Principios de sostenibilidad</w:t>
       </w:r>
@@ -5832,7 +5856,19 @@
         <w:rPr>
           <w:lang w:val="es-419" w:eastAsia="es-CO"/>
         </w:rPr>
-        <w:t xml:space="preserve"> de trazabilidad fortalece la competitividad, genera eficiencia, mejora la reputación de marca y atrae aliados estratégicos conscientes del impacto social y ambiental.</w:t>
+        <w:t xml:space="preserve"> de trazabilidad</w:t>
+      </w:r>
+      <w:r>
+        <w:rPr>
+          <w:lang w:val="es-419" w:eastAsia="es-CO"/>
+        </w:rPr>
+        <w:t xml:space="preserve">, </w:t>
+      </w:r>
+      <w:r>
+        <w:rPr>
+          <w:lang w:val="es-419" w:eastAsia="es-CO"/>
+        </w:rPr>
+        <w:t>fortalece la competitividad, genera eficiencia, mejora la reputación de marca y atrae aliados estratégicos conscientes del impacto social y ambiental.</w:t>
       </w:r>
     </w:p>
     <w:p>
@@ -5854,7 +5890,7 @@
       <w:pPr>
         <w:pStyle w:val="Ttulo1"/>
       </w:pPr>
-      <w:bookmarkStart w:id="18" w:name="_Toc210985919"/>
+      <w:bookmarkStart w:id="18" w:name="_Toc211591551"/>
       <w:r>
         <w:lastRenderedPageBreak/>
         <w:t>Procedimientos operativos</w:t>
@@ -5878,7 +5914,7 @@
       <w:pPr>
         <w:pStyle w:val="Ttulo2"/>
       </w:pPr>
-      <w:bookmarkStart w:id="19" w:name="_Toc210985920"/>
+      <w:bookmarkStart w:id="19" w:name="_Toc211591552"/>
       <w:r>
         <w:t>5.1 Concepto</w:t>
       </w:r>
@@ -5901,7 +5937,7 @@
       <w:pPr>
         <w:pStyle w:val="Ttulo2"/>
       </w:pPr>
-      <w:bookmarkStart w:id="20" w:name="_Toc210985921"/>
+      <w:bookmarkStart w:id="20" w:name="_Toc211591553"/>
       <w:r>
         <w:t>5.2 Importancia</w:t>
       </w:r>
@@ -6120,7 +6156,7 @@
       <w:pPr>
         <w:pStyle w:val="Ttulo2"/>
       </w:pPr>
-      <w:bookmarkStart w:id="21" w:name="_Toc210985922"/>
+      <w:bookmarkStart w:id="21" w:name="_Toc211591554"/>
       <w:r>
         <w:t>5.3 Estructura</w:t>
       </w:r>
@@ -6342,7 +6378,7 @@
       <w:pPr>
         <w:pStyle w:val="Ttulo2"/>
       </w:pPr>
-      <w:bookmarkStart w:id="22" w:name="_Toc210985923"/>
+      <w:bookmarkStart w:id="22" w:name="_Toc211591555"/>
       <w:r>
         <w:t>5.4 Composición</w:t>
       </w:r>
@@ -7088,7 +7124,7 @@
       <w:pPr>
         <w:pStyle w:val="Titulosgenerales"/>
       </w:pPr>
-      <w:bookmarkStart w:id="23" w:name="_Toc210985924"/>
+      <w:bookmarkStart w:id="23" w:name="_Toc211591556"/>
       <w:r>
         <w:lastRenderedPageBreak/>
         <w:t>Síntesis</w:t>
@@ -7203,7 +7239,7 @@
       <w:pPr>
         <w:pStyle w:val="Titulosgenerales"/>
       </w:pPr>
-      <w:bookmarkStart w:id="24" w:name="_Toc210985925"/>
+      <w:bookmarkStart w:id="24" w:name="_Toc211591557"/>
       <w:r>
         <w:lastRenderedPageBreak/>
         <w:t>Glosario</w:t>
@@ -7918,7 +7954,7 @@
       <w:pPr>
         <w:pStyle w:val="Titulosgenerales"/>
       </w:pPr>
-      <w:bookmarkStart w:id="25" w:name="_Toc210985926"/>
+      <w:bookmarkStart w:id="25" w:name="_Toc211591558"/>
       <w:r>
         <w:lastRenderedPageBreak/>
         <w:t>Material complementario</w:t>
@@ -8392,21 +8428,13 @@
           <w:p>
             <w:pPr>
               <w:ind w:firstLine="0"/>
-              <w:rPr>
-                <w:bCs/>
-                <w:szCs w:val="28"/>
-                <w:lang w:val="es-419"/>
-              </w:rPr>
             </w:pPr>
             <w:hyperlink r:id="rId18" w:history="1">
               <w:r>
                 <w:rPr>
                   <w:rStyle w:val="Hipervnculo"/>
-                  <w:bCs/>
-                  <w:szCs w:val="28"/>
-                  <w:lang w:val="es-419"/>
                 </w:rPr>
-                <w:t>https://revistas.unilibre.edu.co/index.php/dictamenlibre/article/view/5147/4365</w:t>
+                <w:t>https://dialnet.unirioja.es/descarga/articulo/7137080.pdf</w:t>
               </w:r>
             </w:hyperlink>
           </w:p>
@@ -8433,7 +8461,7 @@
       <w:pPr>
         <w:pStyle w:val="Titulosgenerales"/>
       </w:pPr>
-      <w:bookmarkStart w:id="26" w:name="_Toc210985927"/>
+      <w:bookmarkStart w:id="26" w:name="_Toc211591559"/>
       <w:r>
         <w:lastRenderedPageBreak/>
         <w:t>Referencias bibliográficas</w:t>
@@ -8885,7 +8913,7 @@
       <w:pPr>
         <w:pStyle w:val="Titulosgenerales"/>
       </w:pPr>
-      <w:bookmarkStart w:id="27" w:name="_Toc210985928"/>
+      <w:bookmarkStart w:id="27" w:name="_Toc211591560"/>
       <w:r>
         <w:lastRenderedPageBreak/>
         <w:t>C</w:t>
@@ -8903,9 +8931,9 @@
         <w:tblLook w:val="04A0" w:firstRow="1" w:lastRow="0" w:firstColumn="1" w:lastColumn="0" w:noHBand="0" w:noVBand="1"/>
       </w:tblPr>
       <w:tblGrid>
-        <w:gridCol w:w="2830"/>
+        <w:gridCol w:w="3256"/>
+        <w:gridCol w:w="3543"/>
         <w:gridCol w:w="3261"/>
-        <w:gridCol w:w="3969"/>
       </w:tblGrid>
       <w:tr>
         <w:trPr>
@@ -8915,7 +8943,7 @@
         </w:trPr>
         <w:tc>
           <w:tcPr>
-            <w:tcW w:w="2830" w:type="dxa"/>
+            <w:tcW w:w="3256" w:type="dxa"/>
           </w:tcPr>
           <w:p>
             <w:pPr>
@@ -8936,7 +8964,7 @@
         </w:tc>
         <w:tc>
           <w:tcPr>
-            <w:tcW w:w="3261" w:type="dxa"/>
+            <w:tcW w:w="3543" w:type="dxa"/>
           </w:tcPr>
           <w:p>
             <w:pPr>
@@ -8957,7 +8985,7 @@
         </w:tc>
         <w:tc>
           <w:tcPr>
-            <w:tcW w:w="3969" w:type="dxa"/>
+            <w:tcW w:w="3261" w:type="dxa"/>
           </w:tcPr>
           <w:p>
             <w:pPr>
@@ -8990,7 +9018,7 @@
         </w:trPr>
         <w:tc>
           <w:tcPr>
-            <w:tcW w:w="2830" w:type="dxa"/>
+            <w:tcW w:w="3256" w:type="dxa"/>
           </w:tcPr>
           <w:p>
             <w:pPr>
@@ -9008,6 +9036,29 @@
                 <w:szCs w:val="28"/>
               </w:rPr>
               <w:t>Milady Tatiana Villamil Castellanos</w:t>
+            </w:r>
+          </w:p>
+        </w:tc>
+        <w:tc>
+          <w:tcPr>
+            <w:tcW w:w="3543" w:type="dxa"/>
+          </w:tcPr>
+          <w:p>
+            <w:pPr>
+              <w:pStyle w:val="TextoTablas"/>
+              <w:rPr>
+                <w:rFonts w:cs="Calibri"/>
+                <w:sz w:val="28"/>
+                <w:szCs w:val="28"/>
+              </w:rPr>
+            </w:pPr>
+            <w:r>
+              <w:rPr>
+                <w:rFonts w:cs="Calibri"/>
+                <w:sz w:val="28"/>
+                <w:szCs w:val="28"/>
+              </w:rPr>
+              <w:t>Responsable del Ecosistema de Recursos Educativos Digitales (RED)</w:t>
             </w:r>
           </w:p>
         </w:tc>
@@ -9030,29 +9081,6 @@
                 <w:sz w:val="28"/>
                 <w:szCs w:val="28"/>
               </w:rPr>
-              <w:t>Responsable del Ecosistema de Recursos Educativos Digitales (RED)</w:t>
-            </w:r>
-          </w:p>
-        </w:tc>
-        <w:tc>
-          <w:tcPr>
-            <w:tcW w:w="3969" w:type="dxa"/>
-          </w:tcPr>
-          <w:p>
-            <w:pPr>
-              <w:pStyle w:val="TextoTablas"/>
-              <w:rPr>
-                <w:rFonts w:cs="Calibri"/>
-                <w:sz w:val="28"/>
-                <w:szCs w:val="28"/>
-              </w:rPr>
-            </w:pPr>
-            <w:r>
-              <w:rPr>
-                <w:rFonts w:cs="Calibri"/>
-                <w:sz w:val="28"/>
-                <w:szCs w:val="28"/>
-              </w:rPr>
               <w:t xml:space="preserve">Dirección </w:t>
             </w:r>
             <w:r>
@@ -9077,7 +9105,7 @@
       <w:tr>
         <w:tc>
           <w:tcPr>
-            <w:tcW w:w="2830" w:type="dxa"/>
+            <w:tcW w:w="3256" w:type="dxa"/>
           </w:tcPr>
           <w:p>
             <w:pPr>
@@ -9100,7 +9128,7 @@
         </w:tc>
         <w:tc>
           <w:tcPr>
-            <w:tcW w:w="3261" w:type="dxa"/>
+            <w:tcW w:w="3543" w:type="dxa"/>
           </w:tcPr>
           <w:p>
             <w:pPr>
@@ -9155,7 +9183,7 @@
         </w:tc>
         <w:tc>
           <w:tcPr>
-            <w:tcW w:w="3969" w:type="dxa"/>
+            <w:tcW w:w="3261" w:type="dxa"/>
           </w:tcPr>
           <w:p>
             <w:pPr>
@@ -9199,7 +9227,7 @@
         </w:trPr>
         <w:tc>
           <w:tcPr>
-            <w:tcW w:w="2830" w:type="dxa"/>
+            <w:tcW w:w="3256" w:type="dxa"/>
           </w:tcPr>
           <w:p>
             <w:pPr>
@@ -9216,6 +9244,49 @@
                 <w:szCs w:val="28"/>
               </w:rPr>
               <w:t>Yasmin Andreina Maldonado Escobar</w:t>
+            </w:r>
+          </w:p>
+        </w:tc>
+        <w:tc>
+          <w:tcPr>
+            <w:tcW w:w="3543" w:type="dxa"/>
+          </w:tcPr>
+          <w:p>
+            <w:pPr>
+              <w:pStyle w:val="TextoTablas"/>
+              <w:rPr>
+                <w:rFonts w:cs="Calibri"/>
+                <w:sz w:val="28"/>
+                <w:szCs w:val="28"/>
+              </w:rPr>
+            </w:pPr>
+            <w:r>
+              <w:rPr>
+                <w:sz w:val="28"/>
+                <w:szCs w:val="28"/>
+              </w:rPr>
+              <w:t>Expert</w:t>
+            </w:r>
+            <w:r>
+              <w:rPr>
+                <w:sz w:val="28"/>
+                <w:szCs w:val="28"/>
+              </w:rPr>
+              <w:t>a</w:t>
+            </w:r>
+            <w:r>
+              <w:rPr>
+                <w:sz w:val="28"/>
+                <w:szCs w:val="28"/>
+              </w:rPr>
+              <w:t xml:space="preserve"> temátic</w:t>
+            </w:r>
+            <w:r>
+              <w:rPr>
+                <w:sz w:val="28"/>
+                <w:szCs w:val="28"/>
+              </w:rPr>
+              <w:t>a</w:t>
             </w:r>
           </w:p>
         </w:tc>
@@ -9234,49 +9305,6 @@
             </w:pPr>
             <w:r>
               <w:rPr>
-                <w:sz w:val="28"/>
-                <w:szCs w:val="28"/>
-              </w:rPr>
-              <w:t>Expert</w:t>
-            </w:r>
-            <w:r>
-              <w:rPr>
-                <w:sz w:val="28"/>
-                <w:szCs w:val="28"/>
-              </w:rPr>
-              <w:t>a</w:t>
-            </w:r>
-            <w:r>
-              <w:rPr>
-                <w:sz w:val="28"/>
-                <w:szCs w:val="28"/>
-              </w:rPr>
-              <w:t xml:space="preserve"> temátic</w:t>
-            </w:r>
-            <w:r>
-              <w:rPr>
-                <w:sz w:val="28"/>
-                <w:szCs w:val="28"/>
-              </w:rPr>
-              <w:t>a</w:t>
-            </w:r>
-          </w:p>
-        </w:tc>
-        <w:tc>
-          <w:tcPr>
-            <w:tcW w:w="3969" w:type="dxa"/>
-          </w:tcPr>
-          <w:p>
-            <w:pPr>
-              <w:pStyle w:val="TextoTablas"/>
-              <w:rPr>
-                <w:rFonts w:cs="Calibri"/>
-                <w:sz w:val="28"/>
-                <w:szCs w:val="28"/>
-              </w:rPr>
-            </w:pPr>
-            <w:r>
-              <w:rPr>
                 <w:rFonts w:cs="Calibri"/>
                 <w:sz w:val="28"/>
                 <w:szCs w:val="28"/>
@@ -9289,7 +9317,7 @@
       <w:tr>
         <w:tc>
           <w:tcPr>
-            <w:tcW w:w="2830" w:type="dxa"/>
+            <w:tcW w:w="3256" w:type="dxa"/>
           </w:tcPr>
           <w:p>
             <w:pPr>
@@ -9310,7 +9338,7 @@
         </w:tc>
         <w:tc>
           <w:tcPr>
-            <w:tcW w:w="3261" w:type="dxa"/>
+            <w:tcW w:w="3543" w:type="dxa"/>
           </w:tcPr>
           <w:p>
             <w:pPr>
@@ -9345,7 +9373,7 @@
         </w:tc>
         <w:tc>
           <w:tcPr>
-            <w:tcW w:w="3969" w:type="dxa"/>
+            <w:tcW w:w="3261" w:type="dxa"/>
           </w:tcPr>
           <w:p>
             <w:pPr>
@@ -9371,7 +9399,7 @@
         </w:trPr>
         <w:tc>
           <w:tcPr>
-            <w:tcW w:w="2830" w:type="dxa"/>
+            <w:tcW w:w="3256" w:type="dxa"/>
           </w:tcPr>
           <w:p>
             <w:pPr>
@@ -9388,6 +9416,36 @@
                 <w:szCs w:val="28"/>
               </w:rPr>
               <w:t>Antonio Vecino Valero</w:t>
+            </w:r>
+          </w:p>
+        </w:tc>
+        <w:tc>
+          <w:tcPr>
+            <w:tcW w:w="3543" w:type="dxa"/>
+          </w:tcPr>
+          <w:p>
+            <w:pPr>
+              <w:pStyle w:val="TextoTablas"/>
+              <w:rPr>
+                <w:rFonts w:cs="Calibri"/>
+                <w:sz w:val="28"/>
+                <w:szCs w:val="28"/>
+              </w:rPr>
+            </w:pPr>
+            <w:r>
+              <w:rPr>
+                <w:sz w:val="28"/>
+                <w:szCs w:val="28"/>
+              </w:rPr>
+              <w:t xml:space="preserve">Diseñador </w:t>
+            </w:r>
+            <w:r>
+              <w:rPr>
+                <w:rStyle w:val="Extranjerismo"/>
+                <w:sz w:val="28"/>
+                <w:szCs w:val="28"/>
+              </w:rPr>
+              <w:t xml:space="preserve">web </w:t>
             </w:r>
           </w:p>
         </w:tc>
@@ -9409,36 +9467,6 @@
                 <w:sz w:val="28"/>
                 <w:szCs w:val="28"/>
               </w:rPr>
-              <w:t xml:space="preserve">Diseñador </w:t>
-            </w:r>
-            <w:r>
-              <w:rPr>
-                <w:rStyle w:val="Extranjerismo"/>
-                <w:sz w:val="28"/>
-                <w:szCs w:val="28"/>
-              </w:rPr>
-              <w:t xml:space="preserve">web </w:t>
-            </w:r>
-          </w:p>
-        </w:tc>
-        <w:tc>
-          <w:tcPr>
-            <w:tcW w:w="3969" w:type="dxa"/>
-          </w:tcPr>
-          <w:p>
-            <w:pPr>
-              <w:pStyle w:val="TextoTablas"/>
-              <w:rPr>
-                <w:rFonts w:cs="Calibri"/>
-                <w:sz w:val="28"/>
-                <w:szCs w:val="28"/>
-              </w:rPr>
-            </w:pPr>
-            <w:r>
-              <w:rPr>
-                <w:sz w:val="28"/>
-                <w:szCs w:val="28"/>
-              </w:rPr>
               <w:t>Centro de Comercio y Servicios -Regional Atlántico</w:t>
             </w:r>
           </w:p>
@@ -9447,7 +9475,7 @@
       <w:tr>
         <w:tc>
           <w:tcPr>
-            <w:tcW w:w="2830" w:type="dxa"/>
+            <w:tcW w:w="3256" w:type="dxa"/>
           </w:tcPr>
           <w:p>
             <w:pPr>
@@ -9469,7 +9497,7 @@
         </w:tc>
         <w:tc>
           <w:tcPr>
-            <w:tcW w:w="3261" w:type="dxa"/>
+            <w:tcW w:w="3543" w:type="dxa"/>
           </w:tcPr>
           <w:p>
             <w:pPr>
@@ -9507,7 +9535,7 @@
         </w:tc>
         <w:tc>
           <w:tcPr>
-            <w:tcW w:w="3969" w:type="dxa"/>
+            <w:tcW w:w="3261" w:type="dxa"/>
           </w:tcPr>
           <w:p>
             <w:pPr>
@@ -9535,7 +9563,7 @@
         </w:trPr>
         <w:tc>
           <w:tcPr>
-            <w:tcW w:w="2830" w:type="dxa"/>
+            <w:tcW w:w="3256" w:type="dxa"/>
           </w:tcPr>
           <w:p>
             <w:pPr>
@@ -9553,6 +9581,29 @@
                 <w:szCs w:val="28"/>
               </w:rPr>
               <w:t>Alexander Rafael Acosta Bedoya</w:t>
+            </w:r>
+          </w:p>
+        </w:tc>
+        <w:tc>
+          <w:tcPr>
+            <w:tcW w:w="3543" w:type="dxa"/>
+          </w:tcPr>
+          <w:p>
+            <w:pPr>
+              <w:pStyle w:val="TextoTablas"/>
+              <w:rPr>
+                <w:rFonts w:cs="Calibri"/>
+                <w:sz w:val="28"/>
+                <w:szCs w:val="28"/>
+              </w:rPr>
+            </w:pPr>
+            <w:r>
+              <w:rPr>
+                <w:rFonts w:cs="Calibri"/>
+                <w:sz w:val="28"/>
+                <w:szCs w:val="28"/>
+              </w:rPr>
+              <w:t>Animador y productor audiovisual</w:t>
             </w:r>
           </w:p>
         </w:tc>
@@ -9575,29 +9626,6 @@
                 <w:sz w:val="28"/>
                 <w:szCs w:val="28"/>
               </w:rPr>
-              <w:t>Animador y productor audiovisual</w:t>
-            </w:r>
-          </w:p>
-        </w:tc>
-        <w:tc>
-          <w:tcPr>
-            <w:tcW w:w="3969" w:type="dxa"/>
-          </w:tcPr>
-          <w:p>
-            <w:pPr>
-              <w:pStyle w:val="TextoTablas"/>
-              <w:rPr>
-                <w:rFonts w:cs="Calibri"/>
-                <w:sz w:val="28"/>
-                <w:szCs w:val="28"/>
-              </w:rPr>
-            </w:pPr>
-            <w:r>
-              <w:rPr>
-                <w:rFonts w:cs="Calibri"/>
-                <w:sz w:val="28"/>
-                <w:szCs w:val="28"/>
-              </w:rPr>
               <w:t>Centro de Comercio y Servicios - Regional Atlántico</w:t>
             </w:r>
           </w:p>
@@ -9606,7 +9634,7 @@
       <w:tr>
         <w:tc>
           <w:tcPr>
-            <w:tcW w:w="2830" w:type="dxa"/>
+            <w:tcW w:w="3256" w:type="dxa"/>
           </w:tcPr>
           <w:p>
             <w:pPr>
@@ -9629,7 +9657,7 @@
         </w:tc>
         <w:tc>
           <w:tcPr>
-            <w:tcW w:w="3261" w:type="dxa"/>
+            <w:tcW w:w="3543" w:type="dxa"/>
           </w:tcPr>
           <w:p>
             <w:pPr>
@@ -9668,7 +9696,7 @@
         </w:tc>
         <w:tc>
           <w:tcPr>
-            <w:tcW w:w="3969" w:type="dxa"/>
+            <w:tcW w:w="3261" w:type="dxa"/>
           </w:tcPr>
           <w:p>
             <w:pPr>
@@ -9696,7 +9724,7 @@
         </w:trPr>
         <w:tc>
           <w:tcPr>
-            <w:tcW w:w="2830" w:type="dxa"/>
+            <w:tcW w:w="3256" w:type="dxa"/>
           </w:tcPr>
           <w:p>
             <w:pPr>
@@ -9713,7 +9741,47 @@
                 <w:sz w:val="28"/>
                 <w:szCs w:val="28"/>
               </w:rPr>
+              <w:lastRenderedPageBreak/>
               <w:t>Luz Karime Amaya Cabra</w:t>
+            </w:r>
+          </w:p>
+        </w:tc>
+        <w:tc>
+          <w:tcPr>
+            <w:tcW w:w="3543" w:type="dxa"/>
+          </w:tcPr>
+          <w:p>
+            <w:pPr>
+              <w:pStyle w:val="TextoTablas"/>
+              <w:rPr>
+                <w:rFonts w:cs="Calibri"/>
+                <w:sz w:val="28"/>
+                <w:szCs w:val="28"/>
+              </w:rPr>
+            </w:pPr>
+            <w:r>
+              <w:rPr>
+                <w:rFonts w:cs="Calibri"/>
+                <w:sz w:val="28"/>
+                <w:szCs w:val="28"/>
+              </w:rPr>
+              <w:t xml:space="preserve">Evaluador </w:t>
+            </w:r>
+            <w:r>
+              <w:rPr>
+                <w:rFonts w:cs="Calibri"/>
+                <w:sz w:val="28"/>
+                <w:szCs w:val="28"/>
+              </w:rPr>
+              <w:t>de</w:t>
+            </w:r>
+            <w:r>
+              <w:rPr>
+                <w:rFonts w:cs="Calibri"/>
+                <w:sz w:val="28"/>
+                <w:szCs w:val="28"/>
+              </w:rPr>
+              <w:t xml:space="preserve"> contenidos inclusivos y accesibles</w:t>
             </w:r>
           </w:p>
         </w:tc>
@@ -9736,45 +9804,6 @@
                 <w:sz w:val="28"/>
                 <w:szCs w:val="28"/>
               </w:rPr>
-              <w:t xml:space="preserve">Evaluador </w:t>
-            </w:r>
-            <w:r>
-              <w:rPr>
-                <w:rFonts w:cs="Calibri"/>
-                <w:sz w:val="28"/>
-                <w:szCs w:val="28"/>
-              </w:rPr>
-              <w:t>de</w:t>
-            </w:r>
-            <w:r>
-              <w:rPr>
-                <w:rFonts w:cs="Calibri"/>
-                <w:sz w:val="28"/>
-                <w:szCs w:val="28"/>
-              </w:rPr>
-              <w:t xml:space="preserve"> contenidos inclusivos y accesibles</w:t>
-            </w:r>
-          </w:p>
-        </w:tc>
-        <w:tc>
-          <w:tcPr>
-            <w:tcW w:w="3969" w:type="dxa"/>
-          </w:tcPr>
-          <w:p>
-            <w:pPr>
-              <w:pStyle w:val="TextoTablas"/>
-              <w:rPr>
-                <w:rFonts w:cs="Calibri"/>
-                <w:sz w:val="28"/>
-                <w:szCs w:val="28"/>
-              </w:rPr>
-            </w:pPr>
-            <w:r>
-              <w:rPr>
-                <w:rFonts w:cs="Calibri"/>
-                <w:sz w:val="28"/>
-                <w:szCs w:val="28"/>
-              </w:rPr>
               <w:t>Centro de Comercio y Servicios - Regional Atlántico</w:t>
             </w:r>
           </w:p>
@@ -9783,7 +9812,7 @@
       <w:tr>
         <w:tc>
           <w:tcPr>
-            <w:tcW w:w="2830" w:type="dxa"/>
+            <w:tcW w:w="3256" w:type="dxa"/>
           </w:tcPr>
           <w:p>
             <w:pPr>
@@ -9822,7 +9851,7 @@
         </w:tc>
         <w:tc>
           <w:tcPr>
-            <w:tcW w:w="3261" w:type="dxa"/>
+            <w:tcW w:w="3543" w:type="dxa"/>
           </w:tcPr>
           <w:p>
             <w:pPr>
@@ -9845,7 +9874,7 @@
         </w:tc>
         <w:tc>
           <w:tcPr>
-            <w:tcW w:w="3969" w:type="dxa"/>
+            <w:tcW w:w="3261" w:type="dxa"/>
           </w:tcPr>
           <w:p>
             <w:pPr>
@@ -9873,7 +9902,7 @@
         </w:trPr>
         <w:tc>
           <w:tcPr>
-            <w:tcW w:w="2830" w:type="dxa"/>
+            <w:tcW w:w="3256" w:type="dxa"/>
           </w:tcPr>
           <w:p>
             <w:pPr>
@@ -9896,7 +9925,7 @@
         </w:tc>
         <w:tc>
           <w:tcPr>
-            <w:tcW w:w="3261" w:type="dxa"/>
+            <w:tcW w:w="3543" w:type="dxa"/>
           </w:tcPr>
           <w:p>
             <w:pPr>
@@ -9919,7 +9948,7 @@
         </w:tc>
         <w:tc>
           <w:tcPr>
-            <w:tcW w:w="3969" w:type="dxa"/>
+            <w:tcW w:w="3261" w:type="dxa"/>
           </w:tcPr>
           <w:p>
             <w:pPr>
@@ -42195,21 +42224,6 @@
 </file>
 
 <file path=customXml/item1.xml><?xml version="1.0" encoding="utf-8"?>
-<p:properties xmlns:p="http://schemas.microsoft.com/office/2006/metadata/properties" xmlns:xsi="http://www.w3.org/2001/XMLSchema-instance" xmlns:pc="http://schemas.microsoft.com/office/infopath/2007/PartnerControls">
-  <documentManagement>
-    <TaxCatchAll xmlns="adccf511-daff-4bcb-9072-914cedbf4c7e" xsi:nil="true"/>
-    <lcf76f155ced4ddcb4097134ff3c332f xmlns="a70d3c18-0869-45a1-9f75-4b4b8f0f32be">
-      <Terms xmlns="http://schemas.microsoft.com/office/infopath/2007/PartnerControls"/>
-    </lcf76f155ced4ddcb4097134ff3c332f>
-  </documentManagement>
-</p:properties>
-</file>
-
-<file path=customXml/item2.xml><?xml version="1.0" encoding="utf-8"?>
-<b:Sources xmlns:b="http://schemas.openxmlformats.org/officeDocument/2006/bibliography" xmlns="http://schemas.openxmlformats.org/officeDocument/2006/bibliography" SelectedStyle="\APASixthEditionOfficeOnline.xsl" StyleName="APA" Version="6"/>
-</file>
-
-<file path=customXml/item3.xml><?xml version="1.0" encoding="utf-8"?>
 <ct:contentTypeSchema xmlns:ct="http://schemas.microsoft.com/office/2006/metadata/contentType" xmlns:ma="http://schemas.microsoft.com/office/2006/metadata/properties/metaAttributes" ct:_="" ma:_="" ma:contentTypeName="Documento" ma:contentTypeID="0x010100FC2B1768DD5A774EB396CCAB0DE361C1" ma:contentTypeVersion="12" ma:contentTypeDescription="Crear nuevo documento." ma:contentTypeScope="" ma:versionID="73bbb3c317121ea3087ce0564dba81cf">
   <xsd:schema xmlns:xsd="http://www.w3.org/2001/XMLSchema" xmlns:xs="http://www.w3.org/2001/XMLSchema" xmlns:p="http://schemas.microsoft.com/office/2006/metadata/properties" xmlns:ns2="a70d3c18-0869-45a1-9f75-4b4b8f0f32be" xmlns:ns3="adccf511-daff-4bcb-9072-914cedbf4c7e" targetNamespace="http://schemas.microsoft.com/office/2006/metadata/properties" ma:root="true" ma:fieldsID="89b5199a66abea40ca7ec6b263fc5e35" ns2:_="" ns3:_="">
     <xsd:import namespace="a70d3c18-0869-45a1-9f75-4b4b8f0f32be"/>
@@ -42410,6 +42424,21 @@
 </ct:contentTypeSchema>
 </file>
 
+<file path=customXml/item2.xml><?xml version="1.0" encoding="utf-8"?>
+<b:Sources xmlns:b="http://schemas.openxmlformats.org/officeDocument/2006/bibliography" xmlns="http://schemas.openxmlformats.org/officeDocument/2006/bibliography" SelectedStyle="\APASixthEditionOfficeOnline.xsl" StyleName="APA" Version="6"/>
+</file>
+
+<file path=customXml/item3.xml><?xml version="1.0" encoding="utf-8"?>
+<p:properties xmlns:p="http://schemas.microsoft.com/office/2006/metadata/properties" xmlns:xsi="http://www.w3.org/2001/XMLSchema-instance" xmlns:pc="http://schemas.microsoft.com/office/infopath/2007/PartnerControls">
+  <documentManagement>
+    <TaxCatchAll xmlns="adccf511-daff-4bcb-9072-914cedbf4c7e" xsi:nil="true"/>
+    <lcf76f155ced4ddcb4097134ff3c332f xmlns="a70d3c18-0869-45a1-9f75-4b4b8f0f32be">
+      <Terms xmlns="http://schemas.microsoft.com/office/infopath/2007/PartnerControls"/>
+    </lcf76f155ced4ddcb4097134ff3c332f>
+  </documentManagement>
+</p:properties>
+</file>
+
 <file path=customXml/item4.xml><?xml version="1.0" encoding="utf-8"?>
 <?mso-contentType ?>
 <FormTemplates xmlns="http://schemas.microsoft.com/sharepoint/v3/contenttype/forms">
@@ -42420,14 +42449,7 @@
 </file>
 
 <file path=customXml/itemProps1.xml><?xml version="1.0" encoding="utf-8"?>
-<ds:datastoreItem xmlns:ds="http://schemas.openxmlformats.org/officeDocument/2006/customXml" ds:itemID="{6929C9FE-9F22-4B98-96EF-1B541B3BD0B2}">
-  <ds:schemaRefs>
-    <ds:schemaRef ds:uri="http://schemas.microsoft.com/office/2006/metadata/properties"/>
-    <ds:schemaRef ds:uri="http://schemas.microsoft.com/office/infopath/2007/PartnerControls"/>
-    <ds:schemaRef ds:uri="cb45339b-ced9-4d0d-8f64-77573914d53b"/>
-    <ds:schemaRef ds:uri="43a3ca16-9c26-4813-b83f-4aec9927b43f"/>
-  </ds:schemaRefs>
-</ds:datastoreItem>
+<ds:datastoreItem xmlns:ds="http://schemas.openxmlformats.org/officeDocument/2006/customXml" ds:itemID="{AB86BE55-7ADB-4853-B517-93FB207DEE21}"/>
 </file>
 
 <file path=customXml/itemProps2.xml><?xml version="1.0" encoding="utf-8"?>
@@ -42439,7 +42461,14 @@
 </file>
 
 <file path=customXml/itemProps3.xml><?xml version="1.0" encoding="utf-8"?>
-<ds:datastoreItem xmlns:ds="http://schemas.openxmlformats.org/officeDocument/2006/customXml" ds:itemID="{7F87B8C8-01B9-4411-B6E6-1165BCB68824}"/>
+<ds:datastoreItem xmlns:ds="http://schemas.openxmlformats.org/officeDocument/2006/customXml" ds:itemID="{6929C9FE-9F22-4B98-96EF-1B541B3BD0B2}">
+  <ds:schemaRefs>
+    <ds:schemaRef ds:uri="http://schemas.microsoft.com/office/2006/metadata/properties"/>
+    <ds:schemaRef ds:uri="http://schemas.microsoft.com/office/infopath/2007/PartnerControls"/>
+    <ds:schemaRef ds:uri="cb45339b-ced9-4d0d-8f64-77573914d53b"/>
+    <ds:schemaRef ds:uri="43a3ca16-9c26-4813-b83f-4aec9927b43f"/>
+  </ds:schemaRefs>
+</ds:datastoreItem>
 </file>
 
 <file path=customXml/itemProps4.xml><?xml version="1.0" encoding="utf-8"?>
